--- a/docs/Informe_FrioSeguro_OT.docx
+++ b/docs/Informe_FrioSeguro_OT.docx
@@ -3,11 +3,11 @@
 <w:document xmlns:wpc="http://schemas.microsoft.com/office/word/2010/wordprocessingCanvas" xmlns:mo="http://schemas.microsoft.com/office/mac/office/2008/main" xmlns:mc="http://schemas.openxmlformats.org/markup-compatibility/2006" xmlns:mv="urn:schemas-microsoft-com:mac:vml" xmlns:o="urn:schemas-microsoft-com:office:office" xmlns:r="http://schemas.openxmlformats.org/officeDocument/2006/relationships" xmlns:m="http://schemas.openxmlformats.org/officeDocument/2006/math" xmlns:v="urn:schemas-microsoft-com:vml" xmlns:wp14="http://schemas.microsoft.com/office/word/2010/wordprocessingDrawing" xmlns:wp="http://schemas.openxmlformats.org/drawingml/2006/wordprocessingDrawing" xmlns:w10="urn:schemas-microsoft-com:office:word" xmlns:w="http://schemas.openxmlformats.org/wordprocessingml/2006/main" xmlns:w14="http://schemas.microsoft.com/office/word/2010/wordml" xmlns:wpg="http://schemas.microsoft.com/office/word/2010/wordprocessingGroup" xmlns:wpi="http://schemas.microsoft.com/office/word/2010/wordprocessingInk" xmlns:wne="http://schemas.microsoft.com/office/word/2006/wordml" xmlns:wps="http://schemas.microsoft.com/office/word/2010/wordprocessingShape" mc:Ignorable="w14 wp14">
   <w:body>
     <w:p>
-      <w:pPr>
-        <w:pStyle w:val="Subtitle"/>
-      </w:pPr>
       <w:r>
-        <w:t>INACAP</w:t>
+        <w:rPr>
+          <w:b/>
+        </w:rPr>
+        <w:t>INACAP  ·  TI3042</w:t>
       </w:r>
     </w:p>
     <w:p>
@@ -15,7 +15,7 @@
         <w:pStyle w:val="Title"/>
       </w:pPr>
       <w:r>
-        <w:t>FríoSeguro OT para monitoreo y control de refrigeración</w:t>
+        <w:t>FríoSeguro OT</w:t>
       </w:r>
     </w:p>
     <w:p>
@@ -23,19 +23,39 @@
         <w:pStyle w:val="Subtitle"/>
       </w:pPr>
       <w:r>
-        <w:t>Aplicación Android con interconexión inalámbrica entre dos dispositivos</w:t>
+        <w:t>Aplicación Android para monitoreo y control de una cámara de refrigeración simulada</w:t>
       </w:r>
     </w:p>
     <w:p>
       <w:r>
-        <w:t>TI3042  Unidad 2  Aplicaciones Móviles Android</w:t>
+        <w:rPr>
+          <w:b/>
+        </w:rPr>
+        <w:t>Néstor Urdaneta</w:t>
       </w:r>
     </w:p>
     <w:p>
       <w:r>
-        <w:t>Estudiante  Néstor Urdaneta</w:t>
-        <w:br/>
-        <w:t>Fecha  18 de octubre de 2026</w:t>
+        <w:rPr>
+          <w:b w:val="0"/>
+        </w:rPr>
+        <w:t>Aplicaciones Móviles para IoT · Unidad 2</w:t>
+      </w:r>
+    </w:p>
+    <w:p>
+      <w:r>
+        <w:rPr>
+          <w:b w:val="0"/>
+        </w:rPr>
+        <w:t>Evaluación sumativa individual · Ponderación 25 % · Plazo de trabajo 6 semanas</w:t>
+      </w:r>
+    </w:p>
+    <w:p>
+      <w:r>
+        <w:rPr>
+          <w:b w:val="0"/>
+        </w:rPr>
+        <w:t>Versión 1.1 · Paquete final del 25 de octubre de 2026</w:t>
       </w:r>
     </w:p>
     <w:p>
@@ -48,7 +68,18 @@
     </w:p>
     <w:p>
       <w:r>
-        <w:t>Desarrollar una app en Kotlin que permita a un operador observar la temperatura y el estado de una cámara de refrigeración simulada en otro teléfono Android, recibir alertas y enviar cambios de control con confirmación. La solución funciona mediante una red Wi-Fi local y conserva control automático en el equipo al perder la comunicación.</w:t>
+        <w:rPr>
+          <w:b w:val="0"/>
+        </w:rPr>
+        <w:t>Presento FríoSeguro OT, un prototipo que conecta dos dispositivos Android para observar temperatura, puerta y compresor de una cámara simulada y solicitar cambios de control con confirmación. La versión sumativa incorpora autenticación local en SQLite, conservación de lecturas, consulta con filtros y exportación CSV. La comunicación utiliza Wi-Fi local con TLS y verificación de la identidad del Equipo.</w:t>
+      </w:r>
+    </w:p>
+    <w:p>
+      <w:r>
+        <w:rPr>
+          <w:b w:val="0"/>
+        </w:rPr>
+        <w:t>Una misma APK ofrece los roles Equipo y Operador. El Equipo simula sensores y actuador; el Operador monitorea y envía órdenes. Cada instalación conserva sus propios datos, incluso después de desconectar o cerrar sesión. La solución funciona sin un servicio de Internet.</w:t>
       </w:r>
     </w:p>
     <w:p>
@@ -61,7 +92,18 @@
     </w:p>
     <w:p>
       <w:r>
-        <w:t>El proyecto incluye código Android Studio, APK de demostración, diseño de pantallas, controles de seguridad, pruebas automatizadas y un protocolo de validación en dos teléfonos. La temperatura y el compresor se simulan; no hay integración con un sensor o refrigerador físico.</w:t>
+        <w:rPr>
+          <w:b w:val="0"/>
+        </w:rPr>
+        <w:t>Se incluyen código Kotlin, APK de desarrollo, diseños de pantallas, esquema SQLite, medidas de seguridad, resultados de verificación y un protocolo de validación en dos teléfonos. Los umbrales y las consignas son didácticos. La app no opera un refrigerador, un PLC ni un proceso industrial real.</w:t>
+      </w:r>
+    </w:p>
+    <w:p>
+      <w:r>
+        <w:rPr>
+          <w:b w:val="0"/>
+        </w:rPr>
+        <w:t>La demostración inalámbrica en dos teléfonos y la aprobación del docente deben obtenerse durante la evaluación. Las comprobaciones del emulador y del computador se identifican por separado y no acreditan alcance, consumo ni estabilidad de una Wi-Fi física.</w:t>
       </w:r>
     </w:p>
     <w:p>
@@ -69,7 +111,68 @@
         <w:pStyle w:val="Heading2"/>
       </w:pPr>
       <w:r>
-        <w:t>Organización del informe</w:t>
+        <w:t>Contenido del informe</w:t>
+      </w:r>
+    </w:p>
+    <w:p>
+      <w:r>
+        <w:rPr>
+          <w:b w:val="0"/>
+        </w:rPr>
+        <w:t>Las páginas siguientes explican la selección de herramientas, las pantallas, el almacenamiento, el enlace seguro, las pruebas y la correspondencia con la pauta. El repositorio contiene las instrucciones para reproducir las comprobaciones y entregar el enlace en el AAI.</w:t>
+      </w:r>
+    </w:p>
+    <w:p>
+      <w:r>
+        <w:br w:type="page"/>
+      </w:r>
+    </w:p>
+    <w:p>
+      <w:pPr>
+        <w:pStyle w:val="Heading1"/>
+      </w:pPr>
+      <w:r>
+        <w:t>Herramientas y decisiones del proyecto</w:t>
+      </w:r>
+    </w:p>
+    <w:p>
+      <w:r>
+        <w:rPr>
+          <w:b w:val="0"/>
+        </w:rPr>
+        <w:t>El problema consiste en detectar a distancia condiciones anómalas y comprobar si una orden se aplicó. El control local mantiene un comportamiento definido cuando se interrumpe la sesión. Se conserva la temática FríoSeguro OT del avance anterior; su continuidad con la Unidad 1 debe ser confirmada por el docente.</w:t>
+      </w:r>
+    </w:p>
+    <w:p>
+      <w:pPr>
+        <w:pStyle w:val="Heading2"/>
+      </w:pPr>
+      <w:r>
+        <w:t>Desarrollo Android</w:t>
+      </w:r>
+    </w:p>
+    <w:p>
+      <w:r>
+        <w:rPr>
+          <w:b w:val="0"/>
+        </w:rPr>
+        <w:t>La app está escrita en Kotlin para Android Studio. AppCompat y Material Components aportan campos, botones, slider, radio buttons, switch y navegación. ViewModel y LiveData separan la presentación del estado. Los ejecutores atienden red, autenticación y almacenamiento fuera del hilo de interfaz.</w:t>
+      </w:r>
+    </w:p>
+    <w:p>
+      <w:r>
+        <w:rPr>
+          <w:b w:val="0"/>
+        </w:rPr>
+        <w:t>La configuración fija Kotlin 2.1.10, Android Gradle Plugin 8.9.2, Gradle 8.11.1, JDK 17, compile y target SDK 35 y mínimo Android 8.0 API 26. SQLiteOpenHelper implementa el esquema acotado de esta actividad; Room sería una evolución apropiada para un modelo más amplio [1].</w:t>
+      </w:r>
+    </w:p>
+    <w:p>
+      <w:pPr>
+        <w:pStyle w:val="Heading2"/>
+      </w:pPr>
+      <w:r>
+        <w:t>Elección del almacenamiento</w:t>
       </w:r>
     </w:p>
     <w:tbl>
@@ -80,8 +183,9 @@
         <w:tblLook w:firstColumn="1" w:firstRow="1" w:lastColumn="0" w:lastRow="0" w:noHBand="0" w:noVBand="1" w:val="04A0"/>
       </w:tblPr>
       <w:tblGrid>
-        <w:gridCol w:w="8164"/>
-        <w:gridCol w:w="1701"/>
+        <w:gridCol w:w="1512"/>
+        <w:gridCol w:w="3816"/>
+        <w:gridCol w:w="4248"/>
       </w:tblGrid>
       <w:tr>
         <w:trPr>
@@ -90,25 +194,25 @@
         </w:trPr>
         <w:tc>
           <w:tcPr>
-            <w:tcW w:type="dxa" w:w="8164"/>
+            <w:tcW w:type="dxa" w:w="1512"/>
             <w:vAlign w:val="center"/>
             <w:tcBorders>
-              <w:top w:val="single" w:sz="4" w:color="D9D9D9"/>
-              <w:left w:val="single" w:sz="4" w:color="D9D9D9"/>
-              <w:bottom w:val="single" w:sz="4" w:color="D9D9D9"/>
-              <w:right w:val="single" w:sz="4" w:color="D9D9D9"/>
+              <w:top w:val="single" w:sz="5" w:color="D9D9D9"/>
+              <w:left w:val="single" w:sz="5" w:color="D9D9D9"/>
+              <w:bottom w:val="single" w:sz="5" w:color="D9D9D9"/>
+              <w:right w:val="single" w:sz="5" w:color="D9D9D9"/>
             </w:tcBorders>
+            <w:shd w:fill="173B50"/>
             <w:tcMar>
-              <w:top w:w="90" w:type="dxa"/>
-              <w:bottom w:w="90" w:type="dxa"/>
-              <w:left w:w="90" w:type="dxa"/>
-              <w:right w:w="90" w:type="dxa"/>
+              <w:top w:w="80" w:type="dxa"/>
+              <w:left w:w="80" w:type="dxa"/>
+              <w:bottom w:w="80" w:type="dxa"/>
+              <w:right w:w="80" w:type="dxa"/>
             </w:tcMar>
-            <w:shd w:fill="203E53"/>
           </w:tcPr>
           <w:p>
             <w:pPr>
-              <w:spacing w:after="60" w:before="60" w:line="252" w:lineRule="auto"/>
+              <w:spacing w:after="40" w:line="247" w:lineRule="auto"/>
             </w:pPr>
             <w:r>
               <w:rPr>
@@ -116,31 +220,31 @@
                 <w:color w:val="FFFFFF"/>
                 <w:sz w:val="18"/>
               </w:rPr>
-              <w:t>Apartado</w:t>
+              <w:t>Opción</w:t>
             </w:r>
           </w:p>
         </w:tc>
         <w:tc>
           <w:tcPr>
-            <w:tcW w:type="dxa" w:w="1701"/>
+            <w:tcW w:type="dxa" w:w="3816"/>
             <w:vAlign w:val="center"/>
             <w:tcBorders>
-              <w:top w:val="single" w:sz="4" w:color="D9D9D9"/>
-              <w:left w:val="single" w:sz="4" w:color="D9D9D9"/>
-              <w:bottom w:val="single" w:sz="4" w:color="D9D9D9"/>
-              <w:right w:val="single" w:sz="4" w:color="D9D9D9"/>
+              <w:top w:val="single" w:sz="5" w:color="D9D9D9"/>
+              <w:left w:val="single" w:sz="5" w:color="D9D9D9"/>
+              <w:bottom w:val="single" w:sz="5" w:color="D9D9D9"/>
+              <w:right w:val="single" w:sz="5" w:color="D9D9D9"/>
             </w:tcBorders>
+            <w:shd w:fill="173B50"/>
             <w:tcMar>
-              <w:top w:w="90" w:type="dxa"/>
-              <w:bottom w:w="90" w:type="dxa"/>
-              <w:left w:w="90" w:type="dxa"/>
-              <w:right w:w="90" w:type="dxa"/>
+              <w:top w:w="80" w:type="dxa"/>
+              <w:left w:w="80" w:type="dxa"/>
+              <w:bottom w:w="80" w:type="dxa"/>
+              <w:right w:w="80" w:type="dxa"/>
             </w:tcMar>
-            <w:shd w:fill="203E53"/>
           </w:tcPr>
           <w:p>
             <w:pPr>
-              <w:spacing w:after="60" w:before="60" w:line="252" w:lineRule="auto"/>
+              <w:spacing w:after="40" w:line="247" w:lineRule="auto"/>
             </w:pPr>
             <w:r>
               <w:rPr>
@@ -148,7 +252,39 @@
                 <w:color w:val="FFFFFF"/>
                 <w:sz w:val="18"/>
               </w:rPr>
-              <w:t>Página</w:t>
+              <w:t>Seguridad y escala</w:t>
+            </w:r>
+          </w:p>
+        </w:tc>
+        <w:tc>
+          <w:tcPr>
+            <w:tcW w:type="dxa" w:w="4248"/>
+            <w:vAlign w:val="center"/>
+            <w:tcBorders>
+              <w:top w:val="single" w:sz="5" w:color="D9D9D9"/>
+              <w:left w:val="single" w:sz="5" w:color="D9D9D9"/>
+              <w:bottom w:val="single" w:sz="5" w:color="D9D9D9"/>
+              <w:right w:val="single" w:sz="5" w:color="D9D9D9"/>
+            </w:tcBorders>
+            <w:shd w:fill="173B50"/>
+            <w:tcMar>
+              <w:top w:w="80" w:type="dxa"/>
+              <w:left w:w="80" w:type="dxa"/>
+              <w:bottom w:w="80" w:type="dxa"/>
+              <w:right w:w="80" w:type="dxa"/>
+            </w:tcMar>
+          </w:tcPr>
+          <w:p>
+            <w:pPr>
+              <w:spacing w:after="40" w:line="247" w:lineRule="auto"/>
+            </w:pPr>
+            <w:r>
+              <w:rPr>
+                <w:b/>
+                <w:color w:val="FFFFFF"/>
+                <w:sz w:val="18"/>
+              </w:rPr>
+              <w:t>Facilidad y decisión</w:t>
             </w:r>
           </w:p>
         </w:tc>
@@ -159,59 +295,97 @@
         </w:trPr>
         <w:tc>
           <w:tcPr>
-            <w:tcW w:type="dxa" w:w="8164"/>
+            <w:tcW w:type="dxa" w:w="1512"/>
             <w:vAlign w:val="center"/>
             <w:tcBorders>
-              <w:top w:val="single" w:sz="4" w:color="D9D9D9"/>
-              <w:left w:val="single" w:sz="4" w:color="D9D9D9"/>
-              <w:bottom w:val="single" w:sz="4" w:color="D9D9D9"/>
-              <w:right w:val="single" w:sz="4" w:color="D9D9D9"/>
+              <w:top w:val="single" w:sz="5" w:color="D9D9D9"/>
+              <w:left w:val="single" w:sz="5" w:color="D9D9D9"/>
+              <w:bottom w:val="single" w:sz="5" w:color="D9D9D9"/>
+              <w:right w:val="single" w:sz="5" w:color="D9D9D9"/>
             </w:tcBorders>
+            <w:shd w:fill="FFFFFF"/>
             <w:tcMar>
-              <w:top w:w="90" w:type="dxa"/>
-              <w:bottom w:w="90" w:type="dxa"/>
-              <w:left w:w="90" w:type="dxa"/>
-              <w:right w:w="90" w:type="dxa"/>
+              <w:top w:w="80" w:type="dxa"/>
+              <w:left w:w="80" w:type="dxa"/>
+              <w:bottom w:w="80" w:type="dxa"/>
+              <w:right w:w="80" w:type="dxa"/>
             </w:tcMar>
           </w:tcPr>
           <w:p>
             <w:pPr>
-              <w:spacing w:after="60" w:before="60" w:line="252" w:lineRule="auto"/>
+              <w:spacing w:after="40" w:line="247" w:lineRule="auto"/>
             </w:pPr>
             <w:r>
               <w:rPr>
+                <w:b w:val="0"/>
+                <w:color w:val="000000"/>
                 <w:sz w:val="18"/>
               </w:rPr>
-              <w:t>Problema y herramientas</w:t>
+              <w:t>SQLite local</w:t>
             </w:r>
           </w:p>
         </w:tc>
         <w:tc>
           <w:tcPr>
-            <w:tcW w:type="dxa" w:w="1701"/>
+            <w:tcW w:type="dxa" w:w="3816"/>
             <w:vAlign w:val="center"/>
             <w:tcBorders>
-              <w:top w:val="single" w:sz="4" w:color="D9D9D9"/>
-              <w:left w:val="single" w:sz="4" w:color="D9D9D9"/>
-              <w:bottom w:val="single" w:sz="4" w:color="D9D9D9"/>
-              <w:right w:val="single" w:sz="4" w:color="D9D9D9"/>
+              <w:top w:val="single" w:sz="5" w:color="D9D9D9"/>
+              <w:left w:val="single" w:sz="5" w:color="D9D9D9"/>
+              <w:bottom w:val="single" w:sz="5" w:color="D9D9D9"/>
+              <w:right w:val="single" w:sz="5" w:color="D9D9D9"/>
             </w:tcBorders>
+            <w:shd w:fill="FFFFFF"/>
             <w:tcMar>
-              <w:top w:w="90" w:type="dxa"/>
-              <w:bottom w:w="90" w:type="dxa"/>
-              <w:left w:w="90" w:type="dxa"/>
-              <w:right w:w="90" w:type="dxa"/>
+              <w:top w:w="80" w:type="dxa"/>
+              <w:left w:w="80" w:type="dxa"/>
+              <w:bottom w:w="80" w:type="dxa"/>
+              <w:right w:w="80" w:type="dxa"/>
             </w:tcMar>
           </w:tcPr>
           <w:p>
             <w:pPr>
-              <w:spacing w:after="60" w:before="60" w:line="252" w:lineRule="auto"/>
+              <w:spacing w:after="40" w:line="247" w:lineRule="auto"/>
             </w:pPr>
             <w:r>
               <w:rPr>
+                <w:b w:val="0"/>
+                <w:color w:val="000000"/>
                 <w:sz w:val="18"/>
               </w:rPr>
-              <w:t>2</w:t>
+              <w:t>Sandbox Android y payloads cifrados. Una cuenta y hasta 10.000 lecturas por instalación.</w:t>
+            </w:r>
+          </w:p>
+        </w:tc>
+        <w:tc>
+          <w:tcPr>
+            <w:tcW w:type="dxa" w:w="4248"/>
+            <w:vAlign w:val="center"/>
+            <w:tcBorders>
+              <w:top w:val="single" w:sz="5" w:color="D9D9D9"/>
+              <w:left w:val="single" w:sz="5" w:color="D9D9D9"/>
+              <w:bottom w:val="single" w:sz="5" w:color="D9D9D9"/>
+              <w:right w:val="single" w:sz="5" w:color="D9D9D9"/>
+            </w:tcBorders>
+            <w:shd w:fill="FFFFFF"/>
+            <w:tcMar>
+              <w:top w:w="80" w:type="dxa"/>
+              <w:left w:w="80" w:type="dxa"/>
+              <w:bottom w:w="80" w:type="dxa"/>
+              <w:right w:w="80" w:type="dxa"/>
+            </w:tcMar>
+          </w:tcPr>
+          <w:p>
+            <w:pPr>
+              <w:spacing w:after="40" w:line="247" w:lineRule="auto"/>
+            </w:pPr>
+            <w:r>
+              <w:rPr>
+                <w:b w:val="0"/>
+                <w:color w:val="000000"/>
+                <w:sz w:val="18"/>
+              </w:rPr>
+              <w:t>Seleccionada. Funciona sin Internet y permite demostrar autenticación, guardado y consulta.</w:t>
             </w:r>
           </w:p>
         </w:tc>
@@ -222,59 +396,97 @@
         </w:trPr>
         <w:tc>
           <w:tcPr>
-            <w:tcW w:type="dxa" w:w="8164"/>
+            <w:tcW w:type="dxa" w:w="1512"/>
             <w:vAlign w:val="center"/>
             <w:tcBorders>
-              <w:top w:val="single" w:sz="4" w:color="D9D9D9"/>
-              <w:left w:val="single" w:sz="4" w:color="D9D9D9"/>
-              <w:bottom w:val="single" w:sz="4" w:color="D9D9D9"/>
-              <w:right w:val="single" w:sz="4" w:color="D9D9D9"/>
+              <w:top w:val="single" w:sz="5" w:color="D9D9D9"/>
+              <w:left w:val="single" w:sz="5" w:color="D9D9D9"/>
+              <w:bottom w:val="single" w:sz="5" w:color="D9D9D9"/>
+              <w:right w:val="single" w:sz="5" w:color="D9D9D9"/>
             </w:tcBorders>
+            <w:shd w:fill="F0F5F7"/>
             <w:tcMar>
-              <w:top w:w="90" w:type="dxa"/>
-              <w:bottom w:w="90" w:type="dxa"/>
-              <w:left w:w="90" w:type="dxa"/>
-              <w:right w:w="90" w:type="dxa"/>
+              <w:top w:w="80" w:type="dxa"/>
+              <w:left w:w="80" w:type="dxa"/>
+              <w:bottom w:w="80" w:type="dxa"/>
+              <w:right w:w="80" w:type="dxa"/>
             </w:tcMar>
           </w:tcPr>
           <w:p>
             <w:pPr>
-              <w:spacing w:after="60" w:before="60" w:line="252" w:lineRule="auto"/>
+              <w:spacing w:after="40" w:line="247" w:lineRule="auto"/>
             </w:pPr>
             <w:r>
               <w:rPr>
+                <w:b w:val="0"/>
+                <w:color w:val="000000"/>
                 <w:sz w:val="18"/>
               </w:rPr>
-              <w:t>Diseño de pantallas</w:t>
+              <w:t>Firebase</w:t>
             </w:r>
           </w:p>
         </w:tc>
         <w:tc>
           <w:tcPr>
-            <w:tcW w:type="dxa" w:w="1701"/>
+            <w:tcW w:type="dxa" w:w="3816"/>
             <w:vAlign w:val="center"/>
             <w:tcBorders>
-              <w:top w:val="single" w:sz="4" w:color="D9D9D9"/>
-              <w:left w:val="single" w:sz="4" w:color="D9D9D9"/>
-              <w:bottom w:val="single" w:sz="4" w:color="D9D9D9"/>
-              <w:right w:val="single" w:sz="4" w:color="D9D9D9"/>
+              <w:top w:val="single" w:sz="5" w:color="D9D9D9"/>
+              <w:left w:val="single" w:sz="5" w:color="D9D9D9"/>
+              <w:bottom w:val="single" w:sz="5" w:color="D9D9D9"/>
+              <w:right w:val="single" w:sz="5" w:color="D9D9D9"/>
             </w:tcBorders>
+            <w:shd w:fill="F0F5F7"/>
             <w:tcMar>
-              <w:top w:w="90" w:type="dxa"/>
-              <w:bottom w:w="90" w:type="dxa"/>
-              <w:left w:w="90" w:type="dxa"/>
-              <w:right w:w="90" w:type="dxa"/>
+              <w:top w:w="80" w:type="dxa"/>
+              <w:left w:w="80" w:type="dxa"/>
+              <w:bottom w:w="80" w:type="dxa"/>
+              <w:right w:w="80" w:type="dxa"/>
             </w:tcMar>
           </w:tcPr>
           <w:p>
             <w:pPr>
-              <w:spacing w:after="60" w:before="60" w:line="252" w:lineRule="auto"/>
+              <w:spacing w:after="40" w:line="247" w:lineRule="auto"/>
             </w:pPr>
             <w:r>
               <w:rPr>
+                <w:b w:val="0"/>
+                <w:color w:val="000000"/>
                 <w:sz w:val="18"/>
               </w:rPr>
-              <w:t>3</w:t>
+              <w:t>Exige reglas, proyecto y autenticación del servicio. Facilita la gestión centralizada.</w:t>
+            </w:r>
+          </w:p>
+        </w:tc>
+        <w:tc>
+          <w:tcPr>
+            <w:tcW w:type="dxa" w:w="4248"/>
+            <w:vAlign w:val="center"/>
+            <w:tcBorders>
+              <w:top w:val="single" w:sz="5" w:color="D9D9D9"/>
+              <w:left w:val="single" w:sz="5" w:color="D9D9D9"/>
+              <w:bottom w:val="single" w:sz="5" w:color="D9D9D9"/>
+              <w:right w:val="single" w:sz="5" w:color="D9D9D9"/>
+            </w:tcBorders>
+            <w:shd w:fill="F0F5F7"/>
+            <w:tcMar>
+              <w:top w:w="80" w:type="dxa"/>
+              <w:left w:w="80" w:type="dxa"/>
+              <w:bottom w:w="80" w:type="dxa"/>
+              <w:right w:w="80" w:type="dxa"/>
+            </w:tcMar>
+          </w:tcPr>
+          <w:p>
+            <w:pPr>
+              <w:spacing w:after="40" w:line="247" w:lineRule="auto"/>
+            </w:pPr>
+            <w:r>
+              <w:rPr>
+                <w:b w:val="0"/>
+                <w:color w:val="000000"/>
+                <w:sz w:val="18"/>
+              </w:rPr>
+              <w:t>Requiere configurar servicios externos. Alternativa para varias ubicaciones.</w:t>
             </w:r>
           </w:p>
         </w:tc>
@@ -285,59 +497,202 @@
         </w:trPr>
         <w:tc>
           <w:tcPr>
-            <w:tcW w:type="dxa" w:w="8164"/>
+            <w:tcW w:type="dxa" w:w="1512"/>
             <w:vAlign w:val="center"/>
             <w:tcBorders>
-              <w:top w:val="single" w:sz="4" w:color="D9D9D9"/>
-              <w:left w:val="single" w:sz="4" w:color="D9D9D9"/>
-              <w:bottom w:val="single" w:sz="4" w:color="D9D9D9"/>
-              <w:right w:val="single" w:sz="4" w:color="D9D9D9"/>
+              <w:top w:val="single" w:sz="5" w:color="D9D9D9"/>
+              <w:left w:val="single" w:sz="5" w:color="D9D9D9"/>
+              <w:bottom w:val="single" w:sz="5" w:color="D9D9D9"/>
+              <w:right w:val="single" w:sz="5" w:color="D9D9D9"/>
             </w:tcBorders>
+            <w:shd w:fill="FFFFFF"/>
             <w:tcMar>
-              <w:top w:w="90" w:type="dxa"/>
-              <w:bottom w:w="90" w:type="dxa"/>
-              <w:left w:w="90" w:type="dxa"/>
-              <w:right w:w="90" w:type="dxa"/>
+              <w:top w:w="80" w:type="dxa"/>
+              <w:left w:w="80" w:type="dxa"/>
+              <w:bottom w:w="80" w:type="dxa"/>
+              <w:right w:w="80" w:type="dxa"/>
             </w:tcMar>
           </w:tcPr>
           <w:p>
             <w:pPr>
-              <w:spacing w:after="60" w:before="60" w:line="252" w:lineRule="auto"/>
+              <w:spacing w:after="40" w:line="247" w:lineRule="auto"/>
             </w:pPr>
             <w:r>
               <w:rPr>
+                <w:b w:val="0"/>
+                <w:color w:val="000000"/>
                 <w:sz w:val="18"/>
               </w:rPr>
-              <w:t>Arquitectura y comunicación</w:t>
+              <w:t>API con MySQL</w:t>
             </w:r>
           </w:p>
         </w:tc>
         <w:tc>
           <w:tcPr>
-            <w:tcW w:type="dxa" w:w="1701"/>
+            <w:tcW w:type="dxa" w:w="3816"/>
             <w:vAlign w:val="center"/>
             <w:tcBorders>
-              <w:top w:val="single" w:sz="4" w:color="D9D9D9"/>
-              <w:left w:val="single" w:sz="4" w:color="D9D9D9"/>
-              <w:bottom w:val="single" w:sz="4" w:color="D9D9D9"/>
-              <w:right w:val="single" w:sz="4" w:color="D9D9D9"/>
+              <w:top w:val="single" w:sz="5" w:color="D9D9D9"/>
+              <w:left w:val="single" w:sz="5" w:color="D9D9D9"/>
+              <w:bottom w:val="single" w:sz="5" w:color="D9D9D9"/>
+              <w:right w:val="single" w:sz="5" w:color="D9D9D9"/>
             </w:tcBorders>
+            <w:shd w:fill="FFFFFF"/>
             <w:tcMar>
-              <w:top w:w="90" w:type="dxa"/>
-              <w:bottom w:w="90" w:type="dxa"/>
-              <w:left w:w="90" w:type="dxa"/>
-              <w:right w:w="90" w:type="dxa"/>
+              <w:top w:w="80" w:type="dxa"/>
+              <w:left w:w="80" w:type="dxa"/>
+              <w:bottom w:w="80" w:type="dxa"/>
+              <w:right w:w="80" w:type="dxa"/>
             </w:tcMar>
           </w:tcPr>
           <w:p>
             <w:pPr>
-              <w:spacing w:after="60" w:before="60" w:line="252" w:lineRule="auto"/>
+              <w:spacing w:after="40" w:line="247" w:lineRule="auto"/>
             </w:pPr>
             <w:r>
               <w:rPr>
+                <w:b w:val="0"/>
+                <w:color w:val="000000"/>
                 <w:sz w:val="18"/>
               </w:rPr>
-              <w:t>4</w:t>
+              <w:t>Exige backend HTTPS y autorización en servidor. Permite datos centralizados.</w:t>
+            </w:r>
+          </w:p>
+        </w:tc>
+        <w:tc>
+          <w:tcPr>
+            <w:tcW w:type="dxa" w:w="4248"/>
+            <w:vAlign w:val="center"/>
+            <w:tcBorders>
+              <w:top w:val="single" w:sz="5" w:color="D9D9D9"/>
+              <w:left w:val="single" w:sz="5" w:color="D9D9D9"/>
+              <w:bottom w:val="single" w:sz="5" w:color="D9D9D9"/>
+              <w:right w:val="single" w:sz="5" w:color="D9D9D9"/>
+            </w:tcBorders>
+            <w:shd w:fill="FFFFFF"/>
+            <w:tcMar>
+              <w:top w:w="80" w:type="dxa"/>
+              <w:left w:w="80" w:type="dxa"/>
+              <w:bottom w:w="80" w:type="dxa"/>
+              <w:right w:w="80" w:type="dxa"/>
+            </w:tcMar>
+          </w:tcPr>
+          <w:p>
+            <w:pPr>
+              <w:spacing w:after="40" w:line="247" w:lineRule="auto"/>
+            </w:pPr>
+            <w:r>
+              <w:rPr>
+                <w:b w:val="0"/>
+                <w:color w:val="000000"/>
+                <w:sz w:val="18"/>
+              </w:rPr>
+              <w:t>Mayor operación. Android consultaría una API, no MySQL directamente.</w:t>
+            </w:r>
+          </w:p>
+        </w:tc>
+      </w:tr>
+    </w:tbl>
+    <w:p>
+      <w:r>
+        <w:rPr>
+          <w:b w:val="0"/>
+        </w:rPr>
+      </w:r>
+    </w:p>
+    <w:p>
+      <w:r>
+        <w:rPr>
+          <w:b w:val="0"/>
+        </w:rPr>
+        <w:t>La opción implementada es SQLite. JSON versionado y CSV con unidades y tiempos documentados permiten intercambiar datos con hojas de cálculo o herramientas externas sin incorporar un servidor a la demostración.</w:t>
+      </w:r>
+    </w:p>
+    <w:p>
+      <w:pPr>
+        <w:pStyle w:val="Heading2"/>
+      </w:pPr>
+      <w:r>
+        <w:t>Elección de la comunicación</w:t>
+      </w:r>
+    </w:p>
+    <w:tbl>
+      <w:tblPr>
+        <w:tblW w:type="auto" w:w="0"/>
+        <w:jc w:val="center"/>
+        <w:tblLayout w:type="fixed"/>
+        <w:tblLook w:firstColumn="1" w:firstRow="1" w:lastColumn="0" w:lastRow="0" w:noHBand="0" w:noVBand="1" w:val="04A0"/>
+      </w:tblPr>
+      <w:tblGrid>
+        <w:gridCol w:w="1512"/>
+        <w:gridCol w:w="8064"/>
+      </w:tblGrid>
+      <w:tr>
+        <w:trPr>
+          <w:cantSplit/>
+          <w:tblHeader/>
+        </w:trPr>
+        <w:tc>
+          <w:tcPr>
+            <w:tcW w:type="dxa" w:w="1512"/>
+            <w:vAlign w:val="center"/>
+            <w:tcBorders>
+              <w:top w:val="single" w:sz="5" w:color="D9D9D9"/>
+              <w:left w:val="single" w:sz="5" w:color="D9D9D9"/>
+              <w:bottom w:val="single" w:sz="5" w:color="D9D9D9"/>
+              <w:right w:val="single" w:sz="5" w:color="D9D9D9"/>
+            </w:tcBorders>
+            <w:shd w:fill="173B50"/>
+            <w:tcMar>
+              <w:top w:w="80" w:type="dxa"/>
+              <w:left w:w="80" w:type="dxa"/>
+              <w:bottom w:w="80" w:type="dxa"/>
+              <w:right w:w="80" w:type="dxa"/>
+            </w:tcMar>
+          </w:tcPr>
+          <w:p>
+            <w:pPr>
+              <w:spacing w:after="40" w:line="247" w:lineRule="auto"/>
+            </w:pPr>
+            <w:r>
+              <w:rPr>
+                <w:b/>
+                <w:color w:val="FFFFFF"/>
+                <w:sz w:val="18"/>
+              </w:rPr>
+              <w:t>Criterio</w:t>
+            </w:r>
+          </w:p>
+        </w:tc>
+        <w:tc>
+          <w:tcPr>
+            <w:tcW w:type="dxa" w:w="8064"/>
+            <w:vAlign w:val="center"/>
+            <w:tcBorders>
+              <w:top w:val="single" w:sz="5" w:color="D9D9D9"/>
+              <w:left w:val="single" w:sz="5" w:color="D9D9D9"/>
+              <w:bottom w:val="single" w:sz="5" w:color="D9D9D9"/>
+              <w:right w:val="single" w:sz="5" w:color="D9D9D9"/>
+            </w:tcBorders>
+            <w:shd w:fill="173B50"/>
+            <w:tcMar>
+              <w:top w:w="80" w:type="dxa"/>
+              <w:left w:w="80" w:type="dxa"/>
+              <w:bottom w:w="80" w:type="dxa"/>
+              <w:right w:w="80" w:type="dxa"/>
+            </w:tcMar>
+          </w:tcPr>
+          <w:p>
+            <w:pPr>
+              <w:spacing w:after="40" w:line="247" w:lineRule="auto"/>
+            </w:pPr>
+            <w:r>
+              <w:rPr>
+                <w:b/>
+                <w:color w:val="FFFFFF"/>
+                <w:sz w:val="18"/>
+              </w:rPr>
+              <w:t>Justificación de Wi-Fi</w:t>
             </w:r>
           </w:p>
         </w:tc>
@@ -348,59 +703,65 @@
         </w:trPr>
         <w:tc>
           <w:tcPr>
-            <w:tcW w:type="dxa" w:w="8164"/>
+            <w:tcW w:type="dxa" w:w="1512"/>
             <w:vAlign w:val="center"/>
             <w:tcBorders>
-              <w:top w:val="single" w:sz="4" w:color="D9D9D9"/>
-              <w:left w:val="single" w:sz="4" w:color="D9D9D9"/>
-              <w:bottom w:val="single" w:sz="4" w:color="D9D9D9"/>
-              <w:right w:val="single" w:sz="4" w:color="D9D9D9"/>
+              <w:top w:val="single" w:sz="5" w:color="D9D9D9"/>
+              <w:left w:val="single" w:sz="5" w:color="D9D9D9"/>
+              <w:bottom w:val="single" w:sz="5" w:color="D9D9D9"/>
+              <w:right w:val="single" w:sz="5" w:color="D9D9D9"/>
             </w:tcBorders>
+            <w:shd w:fill="FFFFFF"/>
             <w:tcMar>
-              <w:top w:w="90" w:type="dxa"/>
-              <w:bottom w:w="90" w:type="dxa"/>
-              <w:left w:w="90" w:type="dxa"/>
-              <w:right w:w="90" w:type="dxa"/>
+              <w:top w:w="80" w:type="dxa"/>
+              <w:left w:w="80" w:type="dxa"/>
+              <w:bottom w:w="80" w:type="dxa"/>
+              <w:right w:w="80" w:type="dxa"/>
             </w:tcMar>
           </w:tcPr>
           <w:p>
             <w:pPr>
-              <w:spacing w:after="60" w:before="60" w:line="252" w:lineRule="auto"/>
+              <w:spacing w:after="40" w:line="247" w:lineRule="auto"/>
             </w:pPr>
             <w:r>
               <w:rPr>
+                <w:b w:val="0"/>
+                <w:color w:val="000000"/>
                 <w:sz w:val="18"/>
               </w:rPr>
-              <w:t>Seguridad y riesgo</w:t>
+              <w:t>Distancia</w:t>
             </w:r>
           </w:p>
         </w:tc>
         <w:tc>
           <w:tcPr>
-            <w:tcW w:type="dxa" w:w="1701"/>
+            <w:tcW w:type="dxa" w:w="8064"/>
             <w:vAlign w:val="center"/>
             <w:tcBorders>
-              <w:top w:val="single" w:sz="4" w:color="D9D9D9"/>
-              <w:left w:val="single" w:sz="4" w:color="D9D9D9"/>
-              <w:bottom w:val="single" w:sz="4" w:color="D9D9D9"/>
-              <w:right w:val="single" w:sz="4" w:color="D9D9D9"/>
+              <w:top w:val="single" w:sz="5" w:color="D9D9D9"/>
+              <w:left w:val="single" w:sz="5" w:color="D9D9D9"/>
+              <w:bottom w:val="single" w:sz="5" w:color="D9D9D9"/>
+              <w:right w:val="single" w:sz="5" w:color="D9D9D9"/>
             </w:tcBorders>
+            <w:shd w:fill="FFFFFF"/>
             <w:tcMar>
-              <w:top w:w="90" w:type="dxa"/>
-              <w:bottom w:w="90" w:type="dxa"/>
-              <w:left w:w="90" w:type="dxa"/>
-              <w:right w:w="90" w:type="dxa"/>
+              <w:top w:w="80" w:type="dxa"/>
+              <w:left w:w="80" w:type="dxa"/>
+              <w:bottom w:w="80" w:type="dxa"/>
+              <w:right w:w="80" w:type="dxa"/>
             </w:tcMar>
           </w:tcPr>
           <w:p>
             <w:pPr>
-              <w:spacing w:after="60" w:before="60" w:line="252" w:lineRule="auto"/>
+              <w:spacing w:after="40" w:line="247" w:lineRule="auto"/>
             </w:pPr>
             <w:r>
               <w:rPr>
+                <w:b w:val="0"/>
+                <w:color w:val="000000"/>
                 <w:sz w:val="18"/>
               </w:rPr>
-              <w:t>5</w:t>
+              <w:t>Adecuada para una sala y para ensayar una pared. El alcance real se medirá con los teléfonos.</w:t>
             </w:r>
           </w:p>
         </w:tc>
@@ -411,59 +772,65 @@
         </w:trPr>
         <w:tc>
           <w:tcPr>
-            <w:tcW w:type="dxa" w:w="8164"/>
+            <w:tcW w:type="dxa" w:w="1512"/>
             <w:vAlign w:val="center"/>
             <w:tcBorders>
-              <w:top w:val="single" w:sz="4" w:color="D9D9D9"/>
-              <w:left w:val="single" w:sz="4" w:color="D9D9D9"/>
-              <w:bottom w:val="single" w:sz="4" w:color="D9D9D9"/>
-              <w:right w:val="single" w:sz="4" w:color="D9D9D9"/>
+              <w:top w:val="single" w:sz="5" w:color="D9D9D9"/>
+              <w:left w:val="single" w:sz="5" w:color="D9D9D9"/>
+              <w:bottom w:val="single" w:sz="5" w:color="D9D9D9"/>
+              <w:right w:val="single" w:sz="5" w:color="D9D9D9"/>
             </w:tcBorders>
+            <w:shd w:fill="F0F5F7"/>
             <w:tcMar>
-              <w:top w:w="90" w:type="dxa"/>
-              <w:bottom w:w="90" w:type="dxa"/>
-              <w:left w:w="90" w:type="dxa"/>
-              <w:right w:w="90" w:type="dxa"/>
+              <w:top w:w="80" w:type="dxa"/>
+              <w:left w:w="80" w:type="dxa"/>
+              <w:bottom w:w="80" w:type="dxa"/>
+              <w:right w:w="80" w:type="dxa"/>
             </w:tcMar>
           </w:tcPr>
           <w:p>
             <w:pPr>
-              <w:spacing w:after="60" w:before="60" w:line="252" w:lineRule="auto"/>
+              <w:spacing w:after="40" w:line="247" w:lineRule="auto"/>
             </w:pPr>
             <w:r>
               <w:rPr>
+                <w:b w:val="0"/>
+                <w:color w:val="000000"/>
                 <w:sz w:val="18"/>
               </w:rPr>
-              <w:t>Lineamientos ISO e industria OT</w:t>
+              <w:t>Energía</w:t>
             </w:r>
           </w:p>
         </w:tc>
         <w:tc>
           <w:tcPr>
-            <w:tcW w:type="dxa" w:w="1701"/>
+            <w:tcW w:type="dxa" w:w="8064"/>
             <w:vAlign w:val="center"/>
             <w:tcBorders>
-              <w:top w:val="single" w:sz="4" w:color="D9D9D9"/>
-              <w:left w:val="single" w:sz="4" w:color="D9D9D9"/>
-              <w:bottom w:val="single" w:sz="4" w:color="D9D9D9"/>
-              <w:right w:val="single" w:sz="4" w:color="D9D9D9"/>
+              <w:top w:val="single" w:sz="5" w:color="D9D9D9"/>
+              <w:left w:val="single" w:sz="5" w:color="D9D9D9"/>
+              <w:bottom w:val="single" w:sz="5" w:color="D9D9D9"/>
+              <w:right w:val="single" w:sz="5" w:color="D9D9D9"/>
             </w:tcBorders>
+            <w:shd w:fill="F0F5F7"/>
             <w:tcMar>
-              <w:top w:w="90" w:type="dxa"/>
-              <w:bottom w:w="90" w:type="dxa"/>
-              <w:left w:w="90" w:type="dxa"/>
-              <w:right w:w="90" w:type="dxa"/>
+              <w:top w:w="80" w:type="dxa"/>
+              <w:left w:w="80" w:type="dxa"/>
+              <w:bottom w:w="80" w:type="dxa"/>
+              <w:right w:w="80" w:type="dxa"/>
             </w:tcMar>
           </w:tcPr>
           <w:p>
             <w:pPr>
-              <w:spacing w:after="60" w:before="60" w:line="252" w:lineRule="auto"/>
+              <w:spacing w:after="40" w:line="247" w:lineRule="auto"/>
             </w:pPr>
             <w:r>
               <w:rPr>
+                <w:b w:val="0"/>
+                <w:color w:val="000000"/>
                 <w:sz w:val="18"/>
               </w:rPr>
-              <w:t>6</w:t>
+              <w:t>Las apps en primer plano y una muestra por segundo priorizan la observación. No se promete la autonomía de un sensor BLE dormido.</w:t>
             </w:r>
           </w:p>
         </w:tc>
@@ -474,1115 +841,104 @@
         </w:trPr>
         <w:tc>
           <w:tcPr>
-            <w:tcW w:type="dxa" w:w="8164"/>
+            <w:tcW w:type="dxa" w:w="1512"/>
             <w:vAlign w:val="center"/>
             <w:tcBorders>
-              <w:top w:val="single" w:sz="4" w:color="D9D9D9"/>
-              <w:left w:val="single" w:sz="4" w:color="D9D9D9"/>
-              <w:bottom w:val="single" w:sz="4" w:color="D9D9D9"/>
-              <w:right w:val="single" w:sz="4" w:color="D9D9D9"/>
+              <w:top w:val="single" w:sz="5" w:color="D9D9D9"/>
+              <w:left w:val="single" w:sz="5" w:color="D9D9D9"/>
+              <w:bottom w:val="single" w:sz="5" w:color="D9D9D9"/>
+              <w:right w:val="single" w:sz="5" w:color="D9D9D9"/>
             </w:tcBorders>
+            <w:shd w:fill="FFFFFF"/>
             <w:tcMar>
-              <w:top w:w="90" w:type="dxa"/>
-              <w:bottom w:w="90" w:type="dxa"/>
-              <w:left w:w="90" w:type="dxa"/>
-              <w:right w:w="90" w:type="dxa"/>
+              <w:top w:w="80" w:type="dxa"/>
+              <w:left w:w="80" w:type="dxa"/>
+              <w:bottom w:w="80" w:type="dxa"/>
+              <w:right w:w="80" w:type="dxa"/>
             </w:tcMar>
           </w:tcPr>
           <w:p>
             <w:pPr>
-              <w:spacing w:after="60" w:before="60" w:line="252" w:lineRule="auto"/>
+              <w:spacing w:after="40" w:line="247" w:lineRule="auto"/>
             </w:pPr>
             <w:r>
               <w:rPr>
+                <w:b w:val="0"/>
+                <w:color w:val="000000"/>
                 <w:sz w:val="18"/>
               </w:rPr>
-              <w:t>Pruebas verificadas</w:t>
+              <w:t>Estabilidad</w:t>
             </w:r>
           </w:p>
         </w:tc>
         <w:tc>
           <w:tcPr>
-            <w:tcW w:type="dxa" w:w="1701"/>
+            <w:tcW w:type="dxa" w:w="8064"/>
             <w:vAlign w:val="center"/>
             <w:tcBorders>
-              <w:top w:val="single" w:sz="4" w:color="D9D9D9"/>
-              <w:left w:val="single" w:sz="4" w:color="D9D9D9"/>
-              <w:bottom w:val="single" w:sz="4" w:color="D9D9D9"/>
-              <w:right w:val="single" w:sz="4" w:color="D9D9D9"/>
+              <w:top w:val="single" w:sz="5" w:color="D9D9D9"/>
+              <w:left w:val="single" w:sz="5" w:color="D9D9D9"/>
+              <w:bottom w:val="single" w:sz="5" w:color="D9D9D9"/>
+              <w:right w:val="single" w:sz="5" w:color="D9D9D9"/>
             </w:tcBorders>
+            <w:shd w:fill="FFFFFF"/>
             <w:tcMar>
-              <w:top w:w="90" w:type="dxa"/>
-              <w:bottom w:w="90" w:type="dxa"/>
-              <w:left w:w="90" w:type="dxa"/>
-              <w:right w:w="90" w:type="dxa"/>
+              <w:top w:w="80" w:type="dxa"/>
+              <w:left w:w="80" w:type="dxa"/>
+              <w:bottom w:w="80" w:type="dxa"/>
+              <w:right w:w="80" w:type="dxa"/>
             </w:tcMar>
           </w:tcPr>
           <w:p>
             <w:pPr>
-              <w:spacing w:after="60" w:before="60" w:line="252" w:lineRule="auto"/>
+              <w:spacing w:after="40" w:line="247" w:lineRule="auto"/>
             </w:pPr>
             <w:r>
               <w:rPr>
+                <w:b w:val="0"/>
+                <w:color w:val="000000"/>
                 <w:sz w:val="18"/>
               </w:rPr>
-              <w:t>7</w:t>
-            </w:r>
-          </w:p>
-        </w:tc>
-      </w:tr>
-      <w:tr>
-        <w:trPr>
-          <w:cantSplit/>
-        </w:trPr>
-        <w:tc>
-          <w:tcPr>
-            <w:tcW w:type="dxa" w:w="8164"/>
-            <w:vAlign w:val="center"/>
-            <w:tcBorders>
-              <w:top w:val="single" w:sz="4" w:color="D9D9D9"/>
-              <w:left w:val="single" w:sz="4" w:color="D9D9D9"/>
-              <w:bottom w:val="single" w:sz="4" w:color="D9D9D9"/>
-              <w:right w:val="single" w:sz="4" w:color="D9D9D9"/>
-            </w:tcBorders>
-            <w:tcMar>
-              <w:top w:w="90" w:type="dxa"/>
-              <w:bottom w:w="90" w:type="dxa"/>
-              <w:left w:w="90" w:type="dxa"/>
-              <w:right w:w="90" w:type="dxa"/>
-            </w:tcMar>
-          </w:tcPr>
-          <w:p>
-            <w:pPr>
-              <w:spacing w:after="60" w:before="60" w:line="252" w:lineRule="auto"/>
-            </w:pPr>
-            <w:r>
-              <w:rPr>
-                <w:sz w:val="18"/>
-              </w:rPr>
-              <w:t>Relación con la pauta</w:t>
-            </w:r>
-          </w:p>
-        </w:tc>
-        <w:tc>
-          <w:tcPr>
-            <w:tcW w:type="dxa" w:w="1701"/>
-            <w:vAlign w:val="center"/>
-            <w:tcBorders>
-              <w:top w:val="single" w:sz="4" w:color="D9D9D9"/>
-              <w:left w:val="single" w:sz="4" w:color="D9D9D9"/>
-              <w:bottom w:val="single" w:sz="4" w:color="D9D9D9"/>
-              <w:right w:val="single" w:sz="4" w:color="D9D9D9"/>
-            </w:tcBorders>
-            <w:tcMar>
-              <w:top w:w="90" w:type="dxa"/>
-              <w:bottom w:w="90" w:type="dxa"/>
-              <w:left w:w="90" w:type="dxa"/>
-              <w:right w:w="90" w:type="dxa"/>
-            </w:tcMar>
-          </w:tcPr>
-          <w:p>
-            <w:pPr>
-              <w:spacing w:after="60" w:before="60" w:line="252" w:lineRule="auto"/>
-            </w:pPr>
-            <w:r>
-              <w:rPr>
-                <w:sz w:val="18"/>
-              </w:rPr>
-              <w:t>8</w:t>
-            </w:r>
-          </w:p>
-        </w:tc>
-      </w:tr>
-      <w:tr>
-        <w:trPr>
-          <w:cantSplit/>
-        </w:trPr>
-        <w:tc>
-          <w:tcPr>
-            <w:tcW w:type="dxa" w:w="8164"/>
-            <w:vAlign w:val="center"/>
-            <w:tcBorders>
-              <w:top w:val="single" w:sz="4" w:color="D9D9D9"/>
-              <w:left w:val="single" w:sz="4" w:color="D9D9D9"/>
-              <w:bottom w:val="single" w:sz="4" w:color="D9D9D9"/>
-              <w:right w:val="single" w:sz="4" w:color="D9D9D9"/>
-            </w:tcBorders>
-            <w:tcMar>
-              <w:top w:w="90" w:type="dxa"/>
-              <w:bottom w:w="90" w:type="dxa"/>
-              <w:left w:w="90" w:type="dxa"/>
-              <w:right w:w="90" w:type="dxa"/>
-            </w:tcMar>
-          </w:tcPr>
-          <w:p>
-            <w:pPr>
-              <w:spacing w:after="60" w:before="60" w:line="252" w:lineRule="auto"/>
-            </w:pPr>
-            <w:r>
-              <w:rPr>
-                <w:sz w:val="18"/>
-              </w:rPr>
-              <w:t>Instalación y entrega</w:t>
-            </w:r>
-          </w:p>
-        </w:tc>
-        <w:tc>
-          <w:tcPr>
-            <w:tcW w:type="dxa" w:w="1701"/>
-            <w:vAlign w:val="center"/>
-            <w:tcBorders>
-              <w:top w:val="single" w:sz="4" w:color="D9D9D9"/>
-              <w:left w:val="single" w:sz="4" w:color="D9D9D9"/>
-              <w:bottom w:val="single" w:sz="4" w:color="D9D9D9"/>
-              <w:right w:val="single" w:sz="4" w:color="D9D9D9"/>
-            </w:tcBorders>
-            <w:tcMar>
-              <w:top w:w="90" w:type="dxa"/>
-              <w:bottom w:w="90" w:type="dxa"/>
-              <w:left w:w="90" w:type="dxa"/>
-              <w:right w:w="90" w:type="dxa"/>
-            </w:tcMar>
-          </w:tcPr>
-          <w:p>
-            <w:pPr>
-              <w:spacing w:after="60" w:before="60" w:line="252" w:lineRule="auto"/>
-            </w:pPr>
-            <w:r>
-              <w:rPr>
-                <w:sz w:val="18"/>
-              </w:rPr>
-              <w:t>9</w:t>
+              <w:t>TCP ordena y retransmite. La app detecta datos vencidos y confirma órdenes; una pérdida exige reconectar.</w:t>
             </w:r>
           </w:p>
         </w:tc>
       </w:tr>
     </w:tbl>
-    <w:p/>
     <w:p>
-      <w:pPr>
-        <w:pStyle w:val="Heading1"/>
-        <w:pageBreakBefore/>
-      </w:pPr>
       <w:r>
-        <w:t>Problema y herramientas</w:t>
-      </w:r>
-    </w:p>
-    <w:p>
-      <w:pPr>
-        <w:pStyle w:val="Heading2"/>
-      </w:pPr>
-      <w:r>
-        <w:t>Problema seleccionado</w:t>
+        <w:rPr>
+          <w:b w:val="0"/>
+        </w:rPr>
       </w:r>
     </w:p>
     <w:p>
       <w:r>
-        <w:t>En una cámara de refrigeración, una puerta abierta o el deterioro de la temperatura puede pasar inadvertido cuando el encargado se encuentra en otra zona. La falta de visibilidad del proceso retrasa la respuesta. El prototipo conecta un equipo simulado con un operador y hace observable el estado antes y después de una orden.</w:t>
+        <w:rPr>
+          <w:b w:val="0"/>
+        </w:rPr>
+        <w:t>Wi-Fi con TLS sobre TCP evita depender de Internet o un broker MQTT. Bluetooth es una alternativa para corta distancia y bajo consumo. Se utiliza un router local o un hotspot de un tercer teléfono, sin aislamiento de clientes.</w:t>
       </w:r>
     </w:p>
     <w:p>
       <w:r>
-        <w:t>El teléfono B representa un sensor y un actuador IoT. El teléfono A representa al operador. Ambos ejecutan la misma APK con roles distintos. Los umbrales de alarma y la dinámica térmica son didácticos: no constituyen una recomendación sanitaria ni parámetros para un proceso industrial real.</w:t>
-      </w:r>
-    </w:p>
-    <w:p>
-      <w:pPr>
-        <w:pStyle w:val="Heading2"/>
-      </w:pPr>
-      <w:r>
-        <w:t>Funciones del prototipo</w:t>
-      </w:r>
-    </w:p>
-    <w:tbl>
-      <w:tblPr>
-        <w:tblW w:type="auto" w:w="0"/>
-        <w:jc w:val="center"/>
-        <w:tblLayout w:type="fixed"/>
-        <w:tblLook w:firstColumn="1" w:firstRow="1" w:lastColumn="0" w:lastRow="0" w:noHBand="0" w:noVBand="1" w:val="04A0"/>
-      </w:tblPr>
-      <w:tblGrid>
-        <w:gridCol w:w="2381"/>
-        <w:gridCol w:w="7483"/>
-      </w:tblGrid>
-      <w:tr>
-        <w:trPr>
-          <w:cantSplit/>
-          <w:tblHeader/>
-        </w:trPr>
-        <w:tc>
-          <w:tcPr>
-            <w:tcW w:type="dxa" w:w="2381"/>
-            <w:vAlign w:val="center"/>
-            <w:tcBorders>
-              <w:top w:val="single" w:sz="4" w:color="D9D9D9"/>
-              <w:left w:val="single" w:sz="4" w:color="D9D9D9"/>
-              <w:bottom w:val="single" w:sz="4" w:color="D9D9D9"/>
-              <w:right w:val="single" w:sz="4" w:color="D9D9D9"/>
-            </w:tcBorders>
-            <w:tcMar>
-              <w:top w:w="90" w:type="dxa"/>
-              <w:bottom w:w="90" w:type="dxa"/>
-              <w:left w:w="90" w:type="dxa"/>
-              <w:right w:w="90" w:type="dxa"/>
-            </w:tcMar>
-            <w:shd w:fill="203E53"/>
-          </w:tcPr>
-          <w:p>
-            <w:pPr>
-              <w:spacing w:after="60" w:before="60" w:line="252" w:lineRule="auto"/>
-            </w:pPr>
-            <w:r>
-              <w:rPr>
-                <w:b/>
-                <w:color w:val="FFFFFF"/>
-                <w:sz w:val="18"/>
-              </w:rPr>
-              <w:t>Función</w:t>
-            </w:r>
-          </w:p>
-        </w:tc>
-        <w:tc>
-          <w:tcPr>
-            <w:tcW w:type="dxa" w:w="7483"/>
-            <w:vAlign w:val="center"/>
-            <w:tcBorders>
-              <w:top w:val="single" w:sz="4" w:color="D9D9D9"/>
-              <w:left w:val="single" w:sz="4" w:color="D9D9D9"/>
-              <w:bottom w:val="single" w:sz="4" w:color="D9D9D9"/>
-              <w:right w:val="single" w:sz="4" w:color="D9D9D9"/>
-            </w:tcBorders>
-            <w:tcMar>
-              <w:top w:w="90" w:type="dxa"/>
-              <w:bottom w:w="90" w:type="dxa"/>
-              <w:left w:w="90" w:type="dxa"/>
-              <w:right w:w="90" w:type="dxa"/>
-            </w:tcMar>
-            <w:shd w:fill="203E53"/>
-          </w:tcPr>
-          <w:p>
-            <w:pPr>
-              <w:spacing w:after="60" w:before="60" w:line="252" w:lineRule="auto"/>
-            </w:pPr>
-            <w:r>
-              <w:rPr>
-                <w:b/>
-                <w:color w:val="FFFFFF"/>
-                <w:sz w:val="18"/>
-              </w:rPr>
-              <w:t>Comportamiento comprobable</w:t>
-            </w:r>
-          </w:p>
-        </w:tc>
-      </w:tr>
-      <w:tr>
-        <w:trPr>
-          <w:cantSplit/>
-        </w:trPr>
-        <w:tc>
-          <w:tcPr>
-            <w:tcW w:type="dxa" w:w="2381"/>
-            <w:vAlign w:val="center"/>
-            <w:tcBorders>
-              <w:top w:val="single" w:sz="4" w:color="D9D9D9"/>
-              <w:left w:val="single" w:sz="4" w:color="D9D9D9"/>
-              <w:bottom w:val="single" w:sz="4" w:color="D9D9D9"/>
-              <w:right w:val="single" w:sz="4" w:color="D9D9D9"/>
-            </w:tcBorders>
-            <w:tcMar>
-              <w:top w:w="90" w:type="dxa"/>
-              <w:bottom w:w="90" w:type="dxa"/>
-              <w:left w:w="90" w:type="dxa"/>
-              <w:right w:w="90" w:type="dxa"/>
-            </w:tcMar>
-          </w:tcPr>
-          <w:p>
-            <w:pPr>
-              <w:spacing w:after="60" w:before="60" w:line="252" w:lineRule="auto"/>
-            </w:pPr>
-            <w:r>
-              <w:rPr>
-                <w:sz w:val="18"/>
-              </w:rPr>
-              <w:t>Acceso</w:t>
-            </w:r>
-          </w:p>
-        </w:tc>
-        <w:tc>
-          <w:tcPr>
-            <w:tcW w:type="dxa" w:w="7483"/>
-            <w:vAlign w:val="center"/>
-            <w:tcBorders>
-              <w:top w:val="single" w:sz="4" w:color="D9D9D9"/>
-              <w:left w:val="single" w:sz="4" w:color="D9D9D9"/>
-              <w:bottom w:val="single" w:sz="4" w:color="D9D9D9"/>
-              <w:right w:val="single" w:sz="4" w:color="D9D9D9"/>
-            </w:tcBorders>
-            <w:tcMar>
-              <w:top w:w="90" w:type="dxa"/>
-              <w:bottom w:w="90" w:type="dxa"/>
-              <w:left w:w="90" w:type="dxa"/>
-              <w:right w:w="90" w:type="dxa"/>
-            </w:tcMar>
-          </w:tcPr>
-          <w:p>
-            <w:pPr>
-              <w:spacing w:after="60" w:before="60" w:line="252" w:lineRule="auto"/>
-            </w:pPr>
-            <w:r>
-              <w:rPr>
-                <w:sz w:val="18"/>
-              </w:rPr>
-              <w:t>Crear cuenta e iniciar sesión con usuario y contraseña en cada teléfono.</w:t>
-            </w:r>
-          </w:p>
-        </w:tc>
-      </w:tr>
-      <w:tr>
-        <w:trPr>
-          <w:cantSplit/>
-        </w:trPr>
-        <w:tc>
-          <w:tcPr>
-            <w:tcW w:type="dxa" w:w="2381"/>
-            <w:vAlign w:val="center"/>
-            <w:tcBorders>
-              <w:top w:val="single" w:sz="4" w:color="D9D9D9"/>
-              <w:left w:val="single" w:sz="4" w:color="D9D9D9"/>
-              <w:bottom w:val="single" w:sz="4" w:color="D9D9D9"/>
-              <w:right w:val="single" w:sz="4" w:color="D9D9D9"/>
-            </w:tcBorders>
-            <w:tcMar>
-              <w:top w:w="90" w:type="dxa"/>
-              <w:bottom w:w="90" w:type="dxa"/>
-              <w:left w:w="90" w:type="dxa"/>
-              <w:right w:w="90" w:type="dxa"/>
-            </w:tcMar>
-          </w:tcPr>
-          <w:p>
-            <w:pPr>
-              <w:spacing w:after="60" w:before="60" w:line="252" w:lineRule="auto"/>
-            </w:pPr>
-            <w:r>
-              <w:rPr>
-                <w:sz w:val="18"/>
-              </w:rPr>
-              <w:t>Monitoreo</w:t>
-            </w:r>
-          </w:p>
-        </w:tc>
-        <w:tc>
-          <w:tcPr>
-            <w:tcW w:type="dxa" w:w="7483"/>
-            <w:vAlign w:val="center"/>
-            <w:tcBorders>
-              <w:top w:val="single" w:sz="4" w:color="D9D9D9"/>
-              <w:left w:val="single" w:sz="4" w:color="D9D9D9"/>
-              <w:bottom w:val="single" w:sz="4" w:color="D9D9D9"/>
-              <w:right w:val="single" w:sz="4" w:color="D9D9D9"/>
-            </w:tcBorders>
-            <w:tcMar>
-              <w:top w:w="90" w:type="dxa"/>
-              <w:bottom w:w="90" w:type="dxa"/>
-              <w:left w:w="90" w:type="dxa"/>
-              <w:right w:w="90" w:type="dxa"/>
-            </w:tcMar>
-          </w:tcPr>
-          <w:p>
-            <w:pPr>
-              <w:spacing w:after="60" w:before="60" w:line="252" w:lineRule="auto"/>
-            </w:pPr>
-            <w:r>
-              <w:rPr>
-                <w:sz w:val="18"/>
-              </w:rPr>
-              <w:t>Recibir temperatura, consigna, modo, puerta y compresor; mostrar tendencia y alerta.</w:t>
-            </w:r>
-          </w:p>
-        </w:tc>
-      </w:tr>
-      <w:tr>
-        <w:trPr>
-          <w:cantSplit/>
-        </w:trPr>
-        <w:tc>
-          <w:tcPr>
-            <w:tcW w:type="dxa" w:w="2381"/>
-            <w:vAlign w:val="center"/>
-            <w:tcBorders>
-              <w:top w:val="single" w:sz="4" w:color="D9D9D9"/>
-              <w:left w:val="single" w:sz="4" w:color="D9D9D9"/>
-              <w:bottom w:val="single" w:sz="4" w:color="D9D9D9"/>
-              <w:right w:val="single" w:sz="4" w:color="D9D9D9"/>
-            </w:tcBorders>
-            <w:tcMar>
-              <w:top w:w="90" w:type="dxa"/>
-              <w:bottom w:w="90" w:type="dxa"/>
-              <w:left w:w="90" w:type="dxa"/>
-              <w:right w:w="90" w:type="dxa"/>
-            </w:tcMar>
-          </w:tcPr>
-          <w:p>
-            <w:pPr>
-              <w:spacing w:after="60" w:before="60" w:line="252" w:lineRule="auto"/>
-            </w:pPr>
-            <w:r>
-              <w:rPr>
-                <w:sz w:val="18"/>
-              </w:rPr>
-              <w:t>Activador</w:t>
-            </w:r>
-          </w:p>
-        </w:tc>
-        <w:tc>
-          <w:tcPr>
-            <w:tcW w:type="dxa" w:w="7483"/>
-            <w:vAlign w:val="center"/>
-            <w:tcBorders>
-              <w:top w:val="single" w:sz="4" w:color="D9D9D9"/>
-              <w:left w:val="single" w:sz="4" w:color="D9D9D9"/>
-              <w:bottom w:val="single" w:sz="4" w:color="D9D9D9"/>
-              <w:right w:val="single" w:sz="4" w:color="D9D9D9"/>
-            </w:tcBorders>
-            <w:tcMar>
-              <w:top w:w="90" w:type="dxa"/>
-              <w:bottom w:w="90" w:type="dxa"/>
-              <w:left w:w="90" w:type="dxa"/>
-              <w:right w:w="90" w:type="dxa"/>
-            </w:tcMar>
-          </w:tcPr>
-          <w:p>
-            <w:pPr>
-              <w:spacing w:after="60" w:before="60" w:line="252" w:lineRule="auto"/>
-            </w:pPr>
-            <w:r>
-              <w:rPr>
-                <w:sz w:val="18"/>
-              </w:rPr>
-              <w:t>Enviar modo AUTO o MANUAL, consigna entre 2 y 6 °C y estado manual del compresor.</w:t>
-            </w:r>
-          </w:p>
-        </w:tc>
-      </w:tr>
-      <w:tr>
-        <w:trPr>
-          <w:cantSplit/>
-        </w:trPr>
-        <w:tc>
-          <w:tcPr>
-            <w:tcW w:type="dxa" w:w="2381"/>
-            <w:vAlign w:val="center"/>
-            <w:tcBorders>
-              <w:top w:val="single" w:sz="4" w:color="D9D9D9"/>
-              <w:left w:val="single" w:sz="4" w:color="D9D9D9"/>
-              <w:bottom w:val="single" w:sz="4" w:color="D9D9D9"/>
-              <w:right w:val="single" w:sz="4" w:color="D9D9D9"/>
-            </w:tcBorders>
-            <w:tcMar>
-              <w:top w:w="90" w:type="dxa"/>
-              <w:bottom w:w="90" w:type="dxa"/>
-              <w:left w:w="90" w:type="dxa"/>
-              <w:right w:w="90" w:type="dxa"/>
-            </w:tcMar>
-          </w:tcPr>
-          <w:p>
-            <w:pPr>
-              <w:spacing w:after="60" w:before="60" w:line="252" w:lineRule="auto"/>
-            </w:pPr>
-            <w:r>
-              <w:rPr>
-                <w:sz w:val="18"/>
-              </w:rPr>
-              <w:t>Respuesta del equipo</w:t>
-            </w:r>
-          </w:p>
-        </w:tc>
-        <w:tc>
-          <w:tcPr>
-            <w:tcW w:type="dxa" w:w="7483"/>
-            <w:vAlign w:val="center"/>
-            <w:tcBorders>
-              <w:top w:val="single" w:sz="4" w:color="D9D9D9"/>
-              <w:left w:val="single" w:sz="4" w:color="D9D9D9"/>
-              <w:bottom w:val="single" w:sz="4" w:color="D9D9D9"/>
-              <w:right w:val="single" w:sz="4" w:color="D9D9D9"/>
-            </w:tcBorders>
-            <w:tcMar>
-              <w:top w:w="90" w:type="dxa"/>
-              <w:bottom w:w="90" w:type="dxa"/>
-              <w:left w:w="90" w:type="dxa"/>
-              <w:right w:w="90" w:type="dxa"/>
-            </w:tcMar>
-          </w:tcPr>
-          <w:p>
-            <w:pPr>
-              <w:spacing w:after="60" w:before="60" w:line="252" w:lineRule="auto"/>
-            </w:pPr>
-            <w:r>
-              <w:rPr>
-                <w:sz w:val="18"/>
-              </w:rPr>
-              <w:t>Validar la orden y confirmar el estado aplicado mediante ACK.</w:t>
-            </w:r>
-          </w:p>
-        </w:tc>
-      </w:tr>
-      <w:tr>
-        <w:trPr>
-          <w:cantSplit/>
-        </w:trPr>
-        <w:tc>
-          <w:tcPr>
-            <w:tcW w:type="dxa" w:w="2381"/>
-            <w:vAlign w:val="center"/>
-            <w:tcBorders>
-              <w:top w:val="single" w:sz="4" w:color="D9D9D9"/>
-              <w:left w:val="single" w:sz="4" w:color="D9D9D9"/>
-              <w:bottom w:val="single" w:sz="4" w:color="D9D9D9"/>
-              <w:right w:val="single" w:sz="4" w:color="D9D9D9"/>
-            </w:tcBorders>
-            <w:tcMar>
-              <w:top w:w="90" w:type="dxa"/>
-              <w:bottom w:w="90" w:type="dxa"/>
-              <w:left w:w="90" w:type="dxa"/>
-              <w:right w:w="90" w:type="dxa"/>
-            </w:tcMar>
-          </w:tcPr>
-          <w:p>
-            <w:pPr>
-              <w:spacing w:after="60" w:before="60" w:line="252" w:lineRule="auto"/>
-            </w:pPr>
-            <w:r>
-              <w:rPr>
-                <w:sz w:val="18"/>
-              </w:rPr>
-              <w:t>Continuidad local</w:t>
-            </w:r>
-          </w:p>
-        </w:tc>
-        <w:tc>
-          <w:tcPr>
-            <w:tcW w:type="dxa" w:w="7483"/>
-            <w:vAlign w:val="center"/>
-            <w:tcBorders>
-              <w:top w:val="single" w:sz="4" w:color="D9D9D9"/>
-              <w:left w:val="single" w:sz="4" w:color="D9D9D9"/>
-              <w:bottom w:val="single" w:sz="4" w:color="D9D9D9"/>
-              <w:right w:val="single" w:sz="4" w:color="D9D9D9"/>
-            </w:tcBorders>
-            <w:tcMar>
-              <w:top w:w="90" w:type="dxa"/>
-              <w:bottom w:w="90" w:type="dxa"/>
-              <w:left w:w="90" w:type="dxa"/>
-              <w:right w:w="90" w:type="dxa"/>
-            </w:tcMar>
-          </w:tcPr>
-          <w:p>
-            <w:pPr>
-              <w:spacing w:after="60" w:before="60" w:line="252" w:lineRule="auto"/>
-            </w:pPr>
-            <w:r>
-              <w:rPr>
-                <w:sz w:val="18"/>
-              </w:rPr>
-              <w:t>Retornar a AUTO con consigna 4 °C cuando se pierde la sesión.</w:t>
-            </w:r>
-          </w:p>
-        </w:tc>
-      </w:tr>
-      <w:tr>
-        <w:trPr>
-          <w:cantSplit/>
-        </w:trPr>
-        <w:tc>
-          <w:tcPr>
-            <w:tcW w:type="dxa" w:w="2381"/>
-            <w:vAlign w:val="center"/>
-            <w:tcBorders>
-              <w:top w:val="single" w:sz="4" w:color="D9D9D9"/>
-              <w:left w:val="single" w:sz="4" w:color="D9D9D9"/>
-              <w:bottom w:val="single" w:sz="4" w:color="D9D9D9"/>
-              <w:right w:val="single" w:sz="4" w:color="D9D9D9"/>
-            </w:tcBorders>
-            <w:tcMar>
-              <w:top w:w="90" w:type="dxa"/>
-              <w:bottom w:w="90" w:type="dxa"/>
-              <w:left w:w="90" w:type="dxa"/>
-              <w:right w:w="90" w:type="dxa"/>
-            </w:tcMar>
-          </w:tcPr>
-          <w:p>
-            <w:pPr>
-              <w:spacing w:after="60" w:before="60" w:line="252" w:lineRule="auto"/>
-            </w:pPr>
-            <w:r>
-              <w:rPr>
-                <w:sz w:val="18"/>
-              </w:rPr>
-              <w:t>Evaluación del enlace</w:t>
-            </w:r>
-          </w:p>
-        </w:tc>
-        <w:tc>
-          <w:tcPr>
-            <w:tcW w:type="dxa" w:w="7483"/>
-            <w:vAlign w:val="center"/>
-            <w:tcBorders>
-              <w:top w:val="single" w:sz="4" w:color="D9D9D9"/>
-              <w:left w:val="single" w:sz="4" w:color="D9D9D9"/>
-              <w:bottom w:val="single" w:sz="4" w:color="D9D9D9"/>
-              <w:right w:val="single" w:sz="4" w:color="D9D9D9"/>
-            </w:tcBorders>
-            <w:tcMar>
-              <w:top w:w="90" w:type="dxa"/>
-              <w:bottom w:w="90" w:type="dxa"/>
-              <w:left w:w="90" w:type="dxa"/>
-              <w:right w:w="90" w:type="dxa"/>
-            </w:tcMar>
-          </w:tcPr>
-          <w:p>
-            <w:pPr>
-              <w:spacing w:after="60" w:before="60" w:line="252" w:lineRule="auto"/>
-            </w:pPr>
-            <w:r>
-              <w:rPr>
-                <w:sz w:val="18"/>
-              </w:rPr>
-              <w:t>Mostrar RTT, muestras, intervalos, bytes y órdenes confirmadas; exportar bitácora.</w:t>
-            </w:r>
-          </w:p>
-        </w:tc>
-      </w:tr>
-    </w:tbl>
-    <w:p/>
-    <w:p>
-      <w:pPr>
-        <w:pStyle w:val="Heading2"/>
-      </w:pPr>
-      <w:r>
-        <w:t>Selección de herramientas</w:t>
-      </w:r>
-    </w:p>
-    <w:p>
-      <w:r>
-        <w:t>Android Studio y Kotlin corresponden a las herramientas exigidas por la guía. Los componentes Material ofrecen campos con etiquetas, tarjetas, botones, radio buttons, slider y switch. ViewModel y LiveData separan el estado de la Activity. Las tareas de red y hash se ejecutan fuera del hilo de interfaz.</w:t>
-      </w:r>
-    </w:p>
-    <w:tbl>
-      <w:tblPr>
-        <w:tblW w:type="auto" w:w="0"/>
-        <w:jc w:val="center"/>
-        <w:tblLayout w:type="fixed"/>
-        <w:tblLook w:firstColumn="1" w:firstRow="1" w:lastColumn="0" w:lastRow="0" w:noHBand="0" w:noVBand="1" w:val="04A0"/>
-      </w:tblPr>
-      <w:tblGrid>
-        <w:gridCol w:w="2381"/>
-        <w:gridCol w:w="7483"/>
-      </w:tblGrid>
-      <w:tr>
-        <w:trPr>
-          <w:cantSplit/>
-          <w:tblHeader/>
-        </w:trPr>
-        <w:tc>
-          <w:tcPr>
-            <w:tcW w:type="dxa" w:w="2381"/>
-            <w:vAlign w:val="center"/>
-            <w:tcBorders>
-              <w:top w:val="single" w:sz="4" w:color="D9D9D9"/>
-              <w:left w:val="single" w:sz="4" w:color="D9D9D9"/>
-              <w:bottom w:val="single" w:sz="4" w:color="D9D9D9"/>
-              <w:right w:val="single" w:sz="4" w:color="D9D9D9"/>
-            </w:tcBorders>
-            <w:tcMar>
-              <w:top w:w="90" w:type="dxa"/>
-              <w:bottom w:w="90" w:type="dxa"/>
-              <w:left w:w="90" w:type="dxa"/>
-              <w:right w:w="90" w:type="dxa"/>
-            </w:tcMar>
-            <w:shd w:fill="203E53"/>
-          </w:tcPr>
-          <w:p>
-            <w:pPr>
-              <w:spacing w:after="60" w:before="60" w:line="252" w:lineRule="auto"/>
-            </w:pPr>
-            <w:r>
-              <w:rPr>
-                <w:b/>
-                <w:color w:val="FFFFFF"/>
-                <w:sz w:val="18"/>
-              </w:rPr>
-              <w:t>Componente</w:t>
-            </w:r>
-          </w:p>
-        </w:tc>
-        <w:tc>
-          <w:tcPr>
-            <w:tcW w:type="dxa" w:w="7483"/>
-            <w:vAlign w:val="center"/>
-            <w:tcBorders>
-              <w:top w:val="single" w:sz="4" w:color="D9D9D9"/>
-              <w:left w:val="single" w:sz="4" w:color="D9D9D9"/>
-              <w:bottom w:val="single" w:sz="4" w:color="D9D9D9"/>
-              <w:right w:val="single" w:sz="4" w:color="D9D9D9"/>
-            </w:tcBorders>
-            <w:tcMar>
-              <w:top w:w="90" w:type="dxa"/>
-              <w:bottom w:w="90" w:type="dxa"/>
-              <w:left w:w="90" w:type="dxa"/>
-              <w:right w:w="90" w:type="dxa"/>
-            </w:tcMar>
-            <w:shd w:fill="203E53"/>
-          </w:tcPr>
-          <w:p>
-            <w:pPr>
-              <w:spacing w:after="60" w:before="60" w:line="252" w:lineRule="auto"/>
-            </w:pPr>
-            <w:r>
-              <w:rPr>
-                <w:b/>
-                <w:color w:val="FFFFFF"/>
-                <w:sz w:val="18"/>
-              </w:rPr>
-              <w:t>Versión o elección</w:t>
-            </w:r>
-          </w:p>
-        </w:tc>
-      </w:tr>
-      <w:tr>
-        <w:trPr>
-          <w:cantSplit/>
-        </w:trPr>
-        <w:tc>
-          <w:tcPr>
-            <w:tcW w:type="dxa" w:w="2381"/>
-            <w:vAlign w:val="center"/>
-            <w:tcBorders>
-              <w:top w:val="single" w:sz="4" w:color="D9D9D9"/>
-              <w:left w:val="single" w:sz="4" w:color="D9D9D9"/>
-              <w:bottom w:val="single" w:sz="4" w:color="D9D9D9"/>
-              <w:right w:val="single" w:sz="4" w:color="D9D9D9"/>
-            </w:tcBorders>
-            <w:tcMar>
-              <w:top w:w="90" w:type="dxa"/>
-              <w:bottom w:w="90" w:type="dxa"/>
-              <w:left w:w="90" w:type="dxa"/>
-              <w:right w:w="90" w:type="dxa"/>
-            </w:tcMar>
-          </w:tcPr>
-          <w:p>
-            <w:pPr>
-              <w:spacing w:after="60" w:before="60" w:line="252" w:lineRule="auto"/>
-            </w:pPr>
-            <w:r>
-              <w:rPr>
-                <w:sz w:val="18"/>
-              </w:rPr>
-              <w:t>Lenguaje y construcción</w:t>
-            </w:r>
-          </w:p>
-        </w:tc>
-        <w:tc>
-          <w:tcPr>
-            <w:tcW w:type="dxa" w:w="7483"/>
-            <w:vAlign w:val="center"/>
-            <w:tcBorders>
-              <w:top w:val="single" w:sz="4" w:color="D9D9D9"/>
-              <w:left w:val="single" w:sz="4" w:color="D9D9D9"/>
-              <w:bottom w:val="single" w:sz="4" w:color="D9D9D9"/>
-              <w:right w:val="single" w:sz="4" w:color="D9D9D9"/>
-            </w:tcBorders>
-            <w:tcMar>
-              <w:top w:w="90" w:type="dxa"/>
-              <w:bottom w:w="90" w:type="dxa"/>
-              <w:left w:w="90" w:type="dxa"/>
-              <w:right w:w="90" w:type="dxa"/>
-            </w:tcMar>
-          </w:tcPr>
-          <w:p>
-            <w:pPr>
-              <w:spacing w:after="60" w:before="60" w:line="252" w:lineRule="auto"/>
-            </w:pPr>
-            <w:r>
-              <w:rPr>
-                <w:sz w:val="18"/>
-              </w:rPr>
-              <w:t>Kotlin 2.1.10, AGP 8.9.2, Gradle 8.11.1 y JDK 17.</w:t>
-            </w:r>
-          </w:p>
-        </w:tc>
-      </w:tr>
-      <w:tr>
-        <w:trPr>
-          <w:cantSplit/>
-        </w:trPr>
-        <w:tc>
-          <w:tcPr>
-            <w:tcW w:type="dxa" w:w="2381"/>
-            <w:vAlign w:val="center"/>
-            <w:tcBorders>
-              <w:top w:val="single" w:sz="4" w:color="D9D9D9"/>
-              <w:left w:val="single" w:sz="4" w:color="D9D9D9"/>
-              <w:bottom w:val="single" w:sz="4" w:color="D9D9D9"/>
-              <w:right w:val="single" w:sz="4" w:color="D9D9D9"/>
-            </w:tcBorders>
-            <w:tcMar>
-              <w:top w:w="90" w:type="dxa"/>
-              <w:bottom w:w="90" w:type="dxa"/>
-              <w:left w:w="90" w:type="dxa"/>
-              <w:right w:w="90" w:type="dxa"/>
-            </w:tcMar>
-          </w:tcPr>
-          <w:p>
-            <w:pPr>
-              <w:spacing w:after="60" w:before="60" w:line="252" w:lineRule="auto"/>
-            </w:pPr>
-            <w:r>
-              <w:rPr>
-                <w:sz w:val="18"/>
-              </w:rPr>
-              <w:t>Compatibilidad</w:t>
-            </w:r>
-          </w:p>
-        </w:tc>
-        <w:tc>
-          <w:tcPr>
-            <w:tcW w:type="dxa" w:w="7483"/>
-            <w:vAlign w:val="center"/>
-            <w:tcBorders>
-              <w:top w:val="single" w:sz="4" w:color="D9D9D9"/>
-              <w:left w:val="single" w:sz="4" w:color="D9D9D9"/>
-              <w:bottom w:val="single" w:sz="4" w:color="D9D9D9"/>
-              <w:right w:val="single" w:sz="4" w:color="D9D9D9"/>
-            </w:tcBorders>
-            <w:tcMar>
-              <w:top w:w="90" w:type="dxa"/>
-              <w:bottom w:w="90" w:type="dxa"/>
-              <w:left w:w="90" w:type="dxa"/>
-              <w:right w:w="90" w:type="dxa"/>
-            </w:tcMar>
-          </w:tcPr>
-          <w:p>
-            <w:pPr>
-              <w:spacing w:after="60" w:before="60" w:line="252" w:lineRule="auto"/>
-            </w:pPr>
-            <w:r>
-              <w:rPr>
-                <w:sz w:val="18"/>
-              </w:rPr>
-              <w:t>Android mínimo API 26; compilación y target API 35.</w:t>
-            </w:r>
-          </w:p>
-        </w:tc>
-      </w:tr>
-      <w:tr>
-        <w:trPr>
-          <w:cantSplit/>
-        </w:trPr>
-        <w:tc>
-          <w:tcPr>
-            <w:tcW w:type="dxa" w:w="2381"/>
-            <w:vAlign w:val="center"/>
-            <w:tcBorders>
-              <w:top w:val="single" w:sz="4" w:color="D9D9D9"/>
-              <w:left w:val="single" w:sz="4" w:color="D9D9D9"/>
-              <w:bottom w:val="single" w:sz="4" w:color="D9D9D9"/>
-              <w:right w:val="single" w:sz="4" w:color="D9D9D9"/>
-            </w:tcBorders>
-            <w:tcMar>
-              <w:top w:w="90" w:type="dxa"/>
-              <w:bottom w:w="90" w:type="dxa"/>
-              <w:left w:w="90" w:type="dxa"/>
-              <w:right w:w="90" w:type="dxa"/>
-            </w:tcMar>
-          </w:tcPr>
-          <w:p>
-            <w:pPr>
-              <w:spacing w:after="60" w:before="60" w:line="252" w:lineRule="auto"/>
-            </w:pPr>
-            <w:r>
-              <w:rPr>
-                <w:sz w:val="18"/>
-              </w:rPr>
-              <w:t>Interfaz</w:t>
-            </w:r>
-          </w:p>
-        </w:tc>
-        <w:tc>
-          <w:tcPr>
-            <w:tcW w:type="dxa" w:w="7483"/>
-            <w:vAlign w:val="center"/>
-            <w:tcBorders>
-              <w:top w:val="single" w:sz="4" w:color="D9D9D9"/>
-              <w:left w:val="single" w:sz="4" w:color="D9D9D9"/>
-              <w:bottom w:val="single" w:sz="4" w:color="D9D9D9"/>
-              <w:right w:val="single" w:sz="4" w:color="D9D9D9"/>
-            </w:tcBorders>
-            <w:tcMar>
-              <w:top w:w="90" w:type="dxa"/>
-              <w:bottom w:w="90" w:type="dxa"/>
-              <w:left w:w="90" w:type="dxa"/>
-              <w:right w:w="90" w:type="dxa"/>
-            </w:tcMar>
-          </w:tcPr>
-          <w:p>
-            <w:pPr>
-              <w:spacing w:after="60" w:before="60" w:line="252" w:lineRule="auto"/>
-            </w:pPr>
-            <w:r>
-              <w:rPr>
-                <w:sz w:val="18"/>
-              </w:rPr>
-              <w:t>Material Components 1.12.0 y AndroidX AppCompat 1.7.0.</w:t>
-            </w:r>
-          </w:p>
-        </w:tc>
-      </w:tr>
-      <w:tr>
-        <w:trPr>
-          <w:cantSplit/>
-        </w:trPr>
-        <w:tc>
-          <w:tcPr>
-            <w:tcW w:type="dxa" w:w="2381"/>
-            <w:vAlign w:val="center"/>
-            <w:tcBorders>
-              <w:top w:val="single" w:sz="4" w:color="D9D9D9"/>
-              <w:left w:val="single" w:sz="4" w:color="D9D9D9"/>
-              <w:bottom w:val="single" w:sz="4" w:color="D9D9D9"/>
-              <w:right w:val="single" w:sz="4" w:color="D9D9D9"/>
-            </w:tcBorders>
-            <w:tcMar>
-              <w:top w:w="90" w:type="dxa"/>
-              <w:bottom w:w="90" w:type="dxa"/>
-              <w:left w:w="90" w:type="dxa"/>
-              <w:right w:w="90" w:type="dxa"/>
-            </w:tcMar>
-          </w:tcPr>
-          <w:p>
-            <w:pPr>
-              <w:spacing w:after="60" w:before="60" w:line="252" w:lineRule="auto"/>
-            </w:pPr>
-            <w:r>
-              <w:rPr>
-                <w:sz w:val="18"/>
-              </w:rPr>
-              <w:t>Comunicación</w:t>
-            </w:r>
-          </w:p>
-        </w:tc>
-        <w:tc>
-          <w:tcPr>
-            <w:tcW w:type="dxa" w:w="7483"/>
-            <w:vAlign w:val="center"/>
-            <w:tcBorders>
-              <w:top w:val="single" w:sz="4" w:color="D9D9D9"/>
-              <w:left w:val="single" w:sz="4" w:color="D9D9D9"/>
-              <w:bottom w:val="single" w:sz="4" w:color="D9D9D9"/>
-              <w:right w:val="single" w:sz="4" w:color="D9D9D9"/>
-            </w:tcBorders>
-            <w:tcMar>
-              <w:top w:w="90" w:type="dxa"/>
-              <w:bottom w:w="90" w:type="dxa"/>
-              <w:left w:w="90" w:type="dxa"/>
-              <w:right w:w="90" w:type="dxa"/>
-            </w:tcMar>
-          </w:tcPr>
-          <w:p>
-            <w:pPr>
-              <w:spacing w:after="60" w:before="60" w:line="252" w:lineRule="auto"/>
-            </w:pPr>
-            <w:r>
-              <w:rPr>
-                <w:sz w:val="18"/>
-              </w:rPr>
-              <w:t>TCP local con Socket y ServerSocket; puerto 8842.</w:t>
-            </w:r>
-          </w:p>
-        </w:tc>
-      </w:tr>
-      <w:tr>
-        <w:trPr>
-          <w:cantSplit/>
-        </w:trPr>
-        <w:tc>
-          <w:tcPr>
-            <w:tcW w:type="dxa" w:w="2381"/>
-            <w:vAlign w:val="center"/>
-            <w:tcBorders>
-              <w:top w:val="single" w:sz="4" w:color="D9D9D9"/>
-              <w:left w:val="single" w:sz="4" w:color="D9D9D9"/>
-              <w:bottom w:val="single" w:sz="4" w:color="D9D9D9"/>
-              <w:right w:val="single" w:sz="4" w:color="D9D9D9"/>
-            </w:tcBorders>
-            <w:tcMar>
-              <w:top w:w="90" w:type="dxa"/>
-              <w:bottom w:w="90" w:type="dxa"/>
-              <w:left w:w="90" w:type="dxa"/>
-              <w:right w:w="90" w:type="dxa"/>
-            </w:tcMar>
-          </w:tcPr>
-          <w:p>
-            <w:pPr>
-              <w:spacing w:after="60" w:before="60" w:line="252" w:lineRule="auto"/>
-            </w:pPr>
-            <w:r>
-              <w:rPr>
-                <w:sz w:val="18"/>
-              </w:rPr>
-              <w:t>Pruebas</w:t>
-            </w:r>
-          </w:p>
-        </w:tc>
-        <w:tc>
-          <w:tcPr>
-            <w:tcW w:type="dxa" w:w="7483"/>
-            <w:vAlign w:val="center"/>
-            <w:tcBorders>
-              <w:top w:val="single" w:sz="4" w:color="D9D9D9"/>
-              <w:left w:val="single" w:sz="4" w:color="D9D9D9"/>
-              <w:bottom w:val="single" w:sz="4" w:color="D9D9D9"/>
-              <w:right w:val="single" w:sz="4" w:color="D9D9D9"/>
-            </w:tcBorders>
-            <w:tcMar>
-              <w:top w:w="90" w:type="dxa"/>
-              <w:bottom w:w="90" w:type="dxa"/>
-              <w:left w:w="90" w:type="dxa"/>
-              <w:right w:w="90" w:type="dxa"/>
-            </w:tcMar>
-          </w:tcPr>
-          <w:p>
-            <w:pPr>
-              <w:spacing w:after="60" w:before="60" w:line="252" w:lineRule="auto"/>
-            </w:pPr>
-            <w:r>
-              <w:rPr>
-                <w:sz w:val="18"/>
-              </w:rPr>
-              <w:t>JUnit 4 en core y AndroidJUnit4 con Espresso en Android.</w:t>
-            </w:r>
-          </w:p>
-        </w:tc>
-      </w:tr>
-    </w:tbl>
-    <w:p/>
-    <w:p>
-      <w:r>
-        <w:t>La combinación de AGP, SDK, Gradle y JDK se fija según la documentación de compatibilidad de Android Developers [4]. Se elige Wi-Fi por su disponibilidad y alcance para la demostración en una sala. La guía permite elegir Wi-Fi o Bluetooth; este proyecto implementa Wi-Fi.</w:t>
+        <w:br w:type="page"/>
       </w:r>
     </w:p>
     <w:p>
       <w:pPr>
         <w:pStyle w:val="Heading1"/>
-        <w:pageBreakBefore/>
       </w:pPr>
       <w:r>
-        <w:t>Diseño de pantallas</w:t>
+        <w:t>Pantallas principales y navegación</w:t>
       </w:r>
     </w:p>
     <w:p>
       <w:r>
-        <w:t>El acceso local conduce a cuatro pantallas mediante navegación inferior. Conexión configura el rol y el emparejamiento. Monitoreo muestra datos producidos por el otro teléfono. Activador reúne los controles de salida. Registro presenta métricas y exportación.</w:t>
+        <w:rPr>
+          <w:b w:val="0"/>
+        </w:rPr>
+        <w:t>El acceso exige una cuenta local. Después del login, cinco destinos organizan Conexión, Monitoreo, Activador, Registro e Historial. Los controles incluyen etiquetas y estados con texto, áreas táctiles de 48 dp y contenedores desplazables.</w:t>
       </w:r>
     </w:p>
     <w:p>
@@ -1592,8 +948,8 @@
       <w:r>
         <w:drawing>
           <wp:inline xmlns:a="http://schemas.openxmlformats.org/drawingml/2006/main" xmlns:pic="http://schemas.openxmlformats.org/drawingml/2006/picture">
-            <wp:extent cx="6263999" cy="5816570"/>
-            <wp:docPr id="1" name="Picture 1" descr="Figura 1  Bosquejos de Login, Conexión, Monitoreo y Activador. Son diseños de interfaz, no evidencias de pruebas físicas."/>
+            <wp:extent cx="5669280" cy="6356466"/>
+            <wp:docPr id="1" name="Picture 1" descr="Bosquejos de Login, Conexión, Monitoreo y Activador con sus controles principales"/>
             <wp:cNvGraphicFramePr>
               <a:graphicFrameLocks noChangeAspect="1"/>
             </wp:cNvGraphicFramePr>
@@ -1605,7 +961,7 @@
                     <pic:cNvPicPr/>
                   </pic:nvPicPr>
                   <pic:blipFill>
-                    <a:blip r:embed="rId10"/>
+                    <a:blip r:embed="rId13"/>
                     <a:stretch>
                       <a:fillRect/>
                     </a:stretch>
@@ -1613,7 +969,7 @@
                   <pic:spPr>
                     <a:xfrm>
                       <a:off x="0" y="0"/>
-                      <a:ext cx="6263999" cy="5816570"/>
+                      <a:ext cx="5669280" cy="6356466"/>
                     </a:xfrm>
                     <a:prstGeom prst="rect"/>
                   </pic:spPr>
@@ -1625,50 +981,42 @@
       </w:r>
     </w:p>
     <w:p>
-      <w:pPr>
-        <w:spacing w:after="160"/>
-      </w:pPr>
       <w:r>
         <w:rPr>
+          <w:b w:val="0"/>
           <w:i/>
           <w:sz w:val="18"/>
         </w:rPr>
-        <w:t>Figura 1  Bosquejos de Login, Conexión, Monitoreo y Activador. Son diseños de interfaz, no evidencias de pruebas físicas.</w:t>
-      </w:r>
-    </w:p>
-    <w:p>
-      <w:pPr>
-        <w:pStyle w:val="Heading2"/>
-      </w:pPr>
-      <w:r>
-        <w:t>Interacción y accesibilidad</w:t>
+        <w:t>Figura 1. Bosquejos de diseño. Los valores ilustran estados de la interfaz y no corresponden a una medición física.</w:t>
       </w:r>
     </w:p>
     <w:p>
       <w:r>
-        <w:t>Los campos tienen etiquetas y secretos ocultos. Los contenedores permiten desplazamiento y los botones ofrecen un área mínima de 48 dp. Los estados se comunican con texto además del color. El Activador exige una confirmación explícita y queda deshabilitado sin permiso o telemetría reciente. El registro no incluye contraseñas ni códigos.</w:t>
-      </w:r>
-    </w:p>
-    <w:p>
-      <w:pPr>
-        <w:pStyle w:val="Heading2"/>
-      </w:pPr>
-      <w:r>
-        <w:t>Revisión del diseño</w:t>
+        <w:rPr>
+          <w:b w:val="0"/>
+        </w:rPr>
+        <w:t>El Activador habilita órdenes para un Operador autenticado, con enlace reciente y permiso remoto del Equipo. La interfaz muestra la orden pendiente y su confirmación. Login y Conexión protegen la visualización de secretos frente a capturas de pantalla.</w:t>
       </w:r>
     </w:p>
     <w:p>
       <w:r>
-        <w:t>Presentar al docente la problemática, la elección de Wi-Fi, los roles y los bosquejos. Si la Unidad 1 ya tenía un tema, confirmar que la nueva propuesta mantiene la continuidad requerida. La validación del docente debe obtenerse antes de la entrega y registrar sus observaciones.</w:t>
+        <w:br w:type="page"/>
       </w:r>
     </w:p>
     <w:p>
       <w:pPr>
         <w:pStyle w:val="Heading1"/>
-        <w:pageBreakBefore/>
       </w:pPr>
       <w:r>
-        <w:t>Arquitectura y comunicación</w:t>
+        <w:t>Datos persistentes y consulta local</w:t>
+      </w:r>
+    </w:p>
+    <w:p>
+      <w:r>
+        <w:rPr>
+          <w:b w:val="0"/>
+        </w:rPr>
+        <w:t>SQLite conserva la cuenta y las lecturas de cada instalación. Historial permite consultar aun sin Wi-Fi. Registro muestra eventos y métricas de la ejecución; ambos tienen finalidades distintas.</w:t>
       </w:r>
     </w:p>
     <w:p>
@@ -1678,8 +1026,118 @@
       <w:r>
         <w:drawing>
           <wp:inline xmlns:a="http://schemas.openxmlformats.org/drawingml/2006/main" xmlns:pic="http://schemas.openxmlformats.org/drawingml/2006/picture">
-            <wp:extent cx="5760000" cy="3291429"/>
-            <wp:docPr id="2" name="Picture 2" descr="Figura 2  Roles de la app, canal de datos y respuesta ante pérdida del enlace."/>
+            <wp:extent cx="5715000" cy="3398693"/>
+            <wp:docPr id="2" name="Picture 2" descr="Bosquejos de Historial con filtros y CSV y de Registro con métricas de ejecución"/>
+            <wp:cNvGraphicFramePr>
+              <a:graphicFrameLocks noChangeAspect="1"/>
+            </wp:cNvGraphicFramePr>
+            <a:graphic>
+              <a:graphicData uri="http://schemas.openxmlformats.org/drawingml/2006/picture">
+                <pic:pic>
+                  <pic:nvPicPr>
+                    <pic:cNvPr id="0" name="Mockup_historial.png"/>
+                    <pic:cNvPicPr/>
+                  </pic:nvPicPr>
+                  <pic:blipFill>
+                    <a:blip r:embed="rId14"/>
+                    <a:stretch>
+                      <a:fillRect/>
+                    </a:stretch>
+                  </pic:blipFill>
+                  <pic:spPr>
+                    <a:xfrm>
+                      <a:off x="0" y="0"/>
+                      <a:ext cx="5715000" cy="3398693"/>
+                    </a:xfrm>
+                    <a:prstGeom prst="rect"/>
+                  </pic:spPr>
+                </pic:pic>
+              </a:graphicData>
+            </a:graphic>
+          </wp:inline>
+        </w:drawing>
+      </w:r>
+    </w:p>
+    <w:p>
+      <w:r>
+        <w:rPr>
+          <w:b w:val="0"/>
+          <w:i/>
+          <w:sz w:val="18"/>
+        </w:rPr>
+        <w:t>Figura 2. Historial incorpora origen, periodo y alarma; Registro informa TLS, ACK y errores de almacenamiento.</w:t>
+      </w:r>
+    </w:p>
+    <w:p>
+      <w:pPr>
+        <w:pStyle w:val="Heading2"/>
+      </w:pPr>
+      <w:r>
+        <w:t>Cuenta y protección de datos</w:t>
+      </w:r>
+    </w:p>
+    <w:p>
+      <w:r>
+        <w:rPr>
+          <w:b w:val="0"/>
+        </w:rPr>
+        <w:t>account almacena un único sobre cifrado con usuario, sal aleatoria y hash PBKDF2 HMAC SHA256 de 210.000 iteraciones. La contraseña no se guarda. Android Keystore protege la clave AES 256 GCM. SQLite conserva fallos y el bloqueo de 30 segundos tras cinco intentos incorrectos [3].</w:t>
+      </w:r>
+    </w:p>
+    <w:p>
+      <w:r>
+        <w:rPr>
+          <w:b w:val="0"/>
+        </w:rPr>
+        <w:t>AuthStore migra las preferencias de la versión 1.0 cuando la instalación conserva su identidad de firma. Verifica la escritura en SQLite antes de retirar la copia anterior. Desinstalar elimina datos y claves; la APK final de demostración puede exigir reinstalar por su nueva firma.</w:t>
+      </w:r>
+    </w:p>
+    <w:p>
+      <w:pPr>
+        <w:pStyle w:val="Heading2"/>
+      </w:pPr>
+      <w:r>
+        <w:t>Captura y consulta</w:t>
+      </w:r>
+    </w:p>
+    <w:p>
+      <w:r>
+        <w:rPr>
+          <w:b w:val="0"/>
+        </w:rPr>
+        <w:t>telemetry guarda ID, hora de captura y recepción, origen LOCAL o REMOTO, alarma y payload JSON versión 2 cifrado. Temperatura, consigna, modo, compresor, puerta y número de muestra están dentro del payload. Los metadatos de índice quedan visibles y se autentican como datos asociados; la base completa no usa SQLCipher.</w:t>
+      </w:r>
+    </w:p>
+    <w:p>
+      <w:r>
+        <w:rPr>
+          <w:b w:val="0"/>
+        </w:rPr>
+        <w:t>Cada guardado transaccional conserva hasta 10.000 lecturas. Los índices por tiempo, origen y alarma y los argumentos enlazados permiten filtrar sin concatenar valores al SQL. La pantalla muestra las 50 coincidencias recientes y actualiza cada cinco segundos. El CSV exporta todas las coincidencias conservadas en orden cronológico, UTF-8, fechas UTC ISO 8601, grados Celsius, punto decimal y booleanos 0/1.</w:t>
+      </w:r>
+    </w:p>
+    <w:p>
+      <w:r>
+        <w:br w:type="page"/>
+      </w:r>
+    </w:p>
+    <w:p>
+      <w:pPr>
+        <w:pStyle w:val="Heading1"/>
+      </w:pPr>
+      <w:r>
+        <w:t>Arquitectura del enlace y del control</w:t>
+      </w:r>
+    </w:p>
+    <w:p>
+      <w:pPr>
+        <w:jc w:val="center"/>
+      </w:pPr>
+      <w:r>
+        <w:drawing>
+          <wp:inline xmlns:a="http://schemas.openxmlformats.org/drawingml/2006/main" xmlns:pic="http://schemas.openxmlformats.org/drawingml/2006/picture">
+            <wp:extent cx="5897880" cy="2673706"/>
+            <wp:docPr id="3" name="Picture 3" descr="Dos Android enlazados por Wi-Fi TLS con almacenes SQLite privados independientes"/>
             <wp:cNvGraphicFramePr>
               <a:graphicFrameLocks noChangeAspect="1"/>
             </wp:cNvGraphicFramePr>
@@ -1691,7 +1149,7 @@
                     <pic:cNvPicPr/>
                   </pic:nvPicPr>
                   <pic:blipFill>
-                    <a:blip r:embed="rId11"/>
+                    <a:blip r:embed="rId15"/>
                     <a:stretch>
                       <a:fillRect/>
                     </a:stretch>
@@ -1699,7 +1157,7 @@
                   <pic:spPr>
                     <a:xfrm>
                       <a:off x="0" y="0"/>
-                      <a:ext cx="5760000" cy="3291429"/>
+                      <a:ext cx="5897880" cy="2673706"/>
                     </a:xfrm>
                     <a:prstGeom prst="rect"/>
                   </pic:spPr>
@@ -1711,15 +1169,13 @@
       </w:r>
     </w:p>
     <w:p>
-      <w:pPr>
-        <w:spacing w:after="160"/>
-      </w:pPr>
       <w:r>
         <w:rPr>
+          <w:b w:val="0"/>
           <w:i/>
           <w:sz w:val="18"/>
         </w:rPr>
-        <w:t>Figura 2  Roles de la app, canal de datos y respuesta ante pérdida del enlace.</w:t>
+        <w:t>Figura 3. El enlace comparte telemetría y órdenes; las cuentas permanecen en cada Android.</w:t>
       </w:r>
     </w:p>
     <w:p>
@@ -1727,17 +1183,84 @@
         <w:pStyle w:val="Heading2"/>
       </w:pPr>
       <w:r>
-        <w:t>Flujo de operación</w:t>
+        <w:t>Emparejamiento y canal seguro</w:t>
       </w:r>
     </w:p>
     <w:p>
       <w:r>
-        <w:t>El Equipo abre un servidor local en el puerto 8842 y genera un código aleatorio de emparejamiento. El Operador ingresa la IP privada y el código. Los pares se autentican con nonces y HMAC; el Equipo concede control o solo monitoreo. La cuenta local no se transmite.</w:t>
+        <w:rPr>
+          <w:b w:val="0"/>
+        </w:rPr>
+        <w:t>El Equipo genera una identidad RSA no exportable mediante Android Keystore y abre el puerto 8842. Su código FS2 reúne un secreto aleatorio de 128 bits y la huella SHA256 del certificado. El Operador recibe el código completo por un medio de confianza y comprueba huella, vigencia y firma antes de completar TLS [2, 3].</w:t>
       </w:r>
     </w:p>
     <w:p>
       <w:r>
-        <w:t>El Equipo envía una muestra por segundo y el Operador envía un ping por segundo. Se detectan datos vencidos después de 3 segundos y la lectura del socket expira después de 7 segundos sin mensajes. Solo los intentos iniciales de conexión tienen reintentos acotados; tras una sesión perdida el Operador reconecta de manera explícita.</w:t>
+        <w:rPr>
+          <w:b w:val="0"/>
+        </w:rPr>
+        <w:t>Se admiten TLS 1.2 o 1.3 con suites AEAD e intercambio efímero. No hay ruta en texto plano. La fijación de identidad corresponde al par local emparejado manualmente; si cambia el certificado debe compartirse el nuevo código. No es una política de pinning de un servicio remoto permanente.</w:t>
+      </w:r>
+    </w:p>
+    <w:p>
+      <w:r>
+        <w:rPr>
+          <w:b w:val="0"/>
+        </w:rPr>
+        <w:t>La clave autoriza DIGEST_NONE para firmar el resumen que calcula la pila TLS [8]. Después de TLS, SecureChannel verifica la PSK con desafíos HMAC y deriva claves por dirección con HKDF SHA256 [7]. Su sobre AES GCM aplica secuencias y límites de trama. El protocolo académico adicional evita aceptar un cliente que solo conozca el certificado público.</w:t>
+      </w:r>
+    </w:p>
+    <w:p>
+      <w:pPr>
+        <w:pStyle w:val="Heading2"/>
+      </w:pPr>
+      <w:r>
+        <w:t>Mensajes y recuperación</w:t>
+      </w:r>
+    </w:p>
+    <w:p>
+      <w:r>
+        <w:rPr>
+          <w:b w:val="0"/>
+        </w:rPr>
+        <w:t>El Equipo emite telemetría cada segundo con schemaVersion 2 y hora de captura. El Operador mide RTT con ping y distingue datos recientes de datos vencidos a los tres segundos. La lectura del socket expira a los siete segundos. Los intentos iniciales son acotados y una sesión perdida requiere reconexión manual.</w:t>
+      </w:r>
+    </w:p>
+    <w:p>
+      <w:r>
+        <w:rPr>
+          <w:b w:val="0"/>
+        </w:rPr>
+        <w:t>Las órdenes llevan UUID y tiempo. El Equipo valida permiso remoto, vigencia de 60 segundos, duplicados, frecuencia, modo y valores finitos. Se admite una orden pendiente y se espera ACK por cuatro segundos. No se reenvía automáticamente una orden sin confirmar porque podría haberse aplicado.</w:t>
+      </w:r>
+    </w:p>
+    <w:p>
+      <w:r>
+        <w:rPr>
+          <w:b w:val="0"/>
+        </w:rPr>
+        <w:t>AUTO utiliza histéresis de 0,5 °C. Ante pérdida del enlace, el Equipo vuelve a AUTO con consigna 4 °C mientras la simulación siga activa. Al abandonar la app se cierra la conexión; tras cinco minutos sin interacción se cierra la sesión. El historial permanece disponible para el siguiente ingreso.</w:t>
+      </w:r>
+    </w:p>
+    <w:p>
+      <w:r>
+        <w:br w:type="page"/>
+      </w:r>
+    </w:p>
+    <w:p>
+      <w:pPr>
+        <w:pStyle w:val="Heading1"/>
+      </w:pPr>
+      <w:r>
+        <w:t>Seguridad IoT y lineamientos OT</w:t>
+      </w:r>
+    </w:p>
+    <w:p>
+      <w:r>
+        <w:rPr>
+          <w:b w:val="0"/>
+        </w:rPr>
+        <w:t>Las medidas se relacionan con los objetivos de seguridad y privacidad de ISO IEC 27400, el enfoque de gestión de riesgos de ISO IEC 27001 y la prioridad OT de operación segura y disponibilidad de NIST SP 800 82 revisión 3 [4, 5, 6]. Esta relación no constituye certificación ISO ni habilita uso industrial.</w:t>
       </w:r>
     </w:p>
     <w:tbl>
@@ -1748,8 +1271,9 @@
         <w:tblLook w:firstColumn="1" w:firstRow="1" w:lastColumn="0" w:lastRow="0" w:noHBand="0" w:noVBand="1" w:val="04A0"/>
       </w:tblPr>
       <w:tblGrid>
-        <w:gridCol w:w="2268"/>
-        <w:gridCol w:w="7597"/>
+        <w:gridCol w:w="1872"/>
+        <w:gridCol w:w="3744"/>
+        <w:gridCol w:w="3960"/>
       </w:tblGrid>
       <w:tr>
         <w:trPr>
@@ -1758,393 +1282,25 @@
         </w:trPr>
         <w:tc>
           <w:tcPr>
-            <w:tcW w:type="dxa" w:w="2268"/>
+            <w:tcW w:type="dxa" w:w="1872"/>
             <w:vAlign w:val="center"/>
             <w:tcBorders>
-              <w:top w:val="single" w:sz="4" w:color="D9D9D9"/>
-              <w:left w:val="single" w:sz="4" w:color="D9D9D9"/>
-              <w:bottom w:val="single" w:sz="4" w:color="D9D9D9"/>
-              <w:right w:val="single" w:sz="4" w:color="D9D9D9"/>
+              <w:top w:val="single" w:sz="5" w:color="D9D9D9"/>
+              <w:left w:val="single" w:sz="5" w:color="D9D9D9"/>
+              <w:bottom w:val="single" w:sz="5" w:color="D9D9D9"/>
+              <w:right w:val="single" w:sz="5" w:color="D9D9D9"/>
             </w:tcBorders>
+            <w:shd w:fill="173B50"/>
             <w:tcMar>
-              <w:top w:w="90" w:type="dxa"/>
-              <w:bottom w:w="90" w:type="dxa"/>
-              <w:left w:w="90" w:type="dxa"/>
-              <w:right w:w="90" w:type="dxa"/>
-            </w:tcMar>
-            <w:shd w:fill="203E53"/>
-          </w:tcPr>
-          <w:p>
-            <w:pPr>
-              <w:spacing w:after="60" w:before="60" w:line="252" w:lineRule="auto"/>
-            </w:pPr>
-            <w:r>
-              <w:rPr>
-                <w:b/>
-                <w:color w:val="FFFFFF"/>
-                <w:sz w:val="18"/>
-              </w:rPr>
-              <w:t>Mensaje cifrado</w:t>
-            </w:r>
-          </w:p>
-        </w:tc>
-        <w:tc>
-          <w:tcPr>
-            <w:tcW w:type="dxa" w:w="7597"/>
-            <w:vAlign w:val="center"/>
-            <w:tcBorders>
-              <w:top w:val="single" w:sz="4" w:color="D9D9D9"/>
-              <w:left w:val="single" w:sz="4" w:color="D9D9D9"/>
-              <w:bottom w:val="single" w:sz="4" w:color="D9D9D9"/>
-              <w:right w:val="single" w:sz="4" w:color="D9D9D9"/>
-            </w:tcBorders>
-            <w:tcMar>
-              <w:top w:w="90" w:type="dxa"/>
-              <w:bottom w:w="90" w:type="dxa"/>
-              <w:left w:w="90" w:type="dxa"/>
-              <w:right w:w="90" w:type="dxa"/>
-            </w:tcMar>
-            <w:shd w:fill="203E53"/>
-          </w:tcPr>
-          <w:p>
-            <w:pPr>
-              <w:spacing w:after="60" w:before="60" w:line="252" w:lineRule="auto"/>
-            </w:pPr>
-            <w:r>
-              <w:rPr>
-                <w:b/>
-                <w:color w:val="FFFFFF"/>
-                <w:sz w:val="18"/>
-              </w:rPr>
-              <w:t>Finalidad</w:t>
-            </w:r>
-          </w:p>
-        </w:tc>
-      </w:tr>
-      <w:tr>
-        <w:trPr>
-          <w:cantSplit/>
-        </w:trPr>
-        <w:tc>
-          <w:tcPr>
-            <w:tcW w:type="dxa" w:w="2268"/>
-            <w:vAlign w:val="center"/>
-            <w:tcBorders>
-              <w:top w:val="single" w:sz="4" w:color="D9D9D9"/>
-              <w:left w:val="single" w:sz="4" w:color="D9D9D9"/>
-              <w:bottom w:val="single" w:sz="4" w:color="D9D9D9"/>
-              <w:right w:val="single" w:sz="4" w:color="D9D9D9"/>
-            </w:tcBorders>
-            <w:tcMar>
-              <w:top w:w="90" w:type="dxa"/>
-              <w:bottom w:w="90" w:type="dxa"/>
-              <w:left w:w="90" w:type="dxa"/>
-              <w:right w:w="90" w:type="dxa"/>
+              <w:top w:w="80" w:type="dxa"/>
+              <w:left w:w="80" w:type="dxa"/>
+              <w:bottom w:w="80" w:type="dxa"/>
+              <w:right w:w="80" w:type="dxa"/>
             </w:tcMar>
           </w:tcPr>
           <w:p>
             <w:pPr>
-              <w:spacing w:after="60" w:before="60" w:line="252" w:lineRule="auto"/>
-            </w:pPr>
-            <w:r>
-              <w:rPr>
-                <w:sz w:val="18"/>
-              </w:rPr>
-              <w:t>telemetry</w:t>
-            </w:r>
-          </w:p>
-        </w:tc>
-        <w:tc>
-          <w:tcPr>
-            <w:tcW w:type="dxa" w:w="7597"/>
-            <w:vAlign w:val="center"/>
-            <w:tcBorders>
-              <w:top w:val="single" w:sz="4" w:color="D9D9D9"/>
-              <w:left w:val="single" w:sz="4" w:color="D9D9D9"/>
-              <w:bottom w:val="single" w:sz="4" w:color="D9D9D9"/>
-              <w:right w:val="single" w:sz="4" w:color="D9D9D9"/>
-            </w:tcBorders>
-            <w:tcMar>
-              <w:top w:w="90" w:type="dxa"/>
-              <w:bottom w:w="90" w:type="dxa"/>
-              <w:left w:w="90" w:type="dxa"/>
-              <w:right w:w="90" w:type="dxa"/>
-            </w:tcMar>
-          </w:tcPr>
-          <w:p>
-            <w:pPr>
-              <w:spacing w:after="60" w:before="60" w:line="252" w:lineRule="auto"/>
-            </w:pPr>
-            <w:r>
-              <w:rPr>
-                <w:sz w:val="18"/>
-              </w:rPr>
-              <w:t>Temperatura, consigna, modo, puerta, alarma, compresor y contador de muestra.</w:t>
-            </w:r>
-          </w:p>
-        </w:tc>
-      </w:tr>
-      <w:tr>
-        <w:trPr>
-          <w:cantSplit/>
-        </w:trPr>
-        <w:tc>
-          <w:tcPr>
-            <w:tcW w:type="dxa" w:w="2268"/>
-            <w:vAlign w:val="center"/>
-            <w:tcBorders>
-              <w:top w:val="single" w:sz="4" w:color="D9D9D9"/>
-              <w:left w:val="single" w:sz="4" w:color="D9D9D9"/>
-              <w:bottom w:val="single" w:sz="4" w:color="D9D9D9"/>
-              <w:right w:val="single" w:sz="4" w:color="D9D9D9"/>
-            </w:tcBorders>
-            <w:tcMar>
-              <w:top w:w="90" w:type="dxa"/>
-              <w:bottom w:w="90" w:type="dxa"/>
-              <w:left w:w="90" w:type="dxa"/>
-              <w:right w:w="90" w:type="dxa"/>
-            </w:tcMar>
-          </w:tcPr>
-          <w:p>
-            <w:pPr>
-              <w:spacing w:after="60" w:before="60" w:line="252" w:lineRule="auto"/>
-            </w:pPr>
-            <w:r>
-              <w:rPr>
-                <w:sz w:val="18"/>
-              </w:rPr>
-              <w:t>command</w:t>
-            </w:r>
-          </w:p>
-        </w:tc>
-        <w:tc>
-          <w:tcPr>
-            <w:tcW w:type="dxa" w:w="7597"/>
-            <w:vAlign w:val="center"/>
-            <w:tcBorders>
-              <w:top w:val="single" w:sz="4" w:color="D9D9D9"/>
-              <w:left w:val="single" w:sz="4" w:color="D9D9D9"/>
-              <w:bottom w:val="single" w:sz="4" w:color="D9D9D9"/>
-              <w:right w:val="single" w:sz="4" w:color="D9D9D9"/>
-            </w:tcBorders>
-            <w:tcMar>
-              <w:top w:w="90" w:type="dxa"/>
-              <w:bottom w:w="90" w:type="dxa"/>
-              <w:left w:w="90" w:type="dxa"/>
-              <w:right w:w="90" w:type="dxa"/>
-            </w:tcMar>
-          </w:tcPr>
-          <w:p>
-            <w:pPr>
-              <w:spacing w:after="60" w:before="60" w:line="252" w:lineRule="auto"/>
-            </w:pPr>
-            <w:r>
-              <w:rPr>
-                <w:sz w:val="18"/>
-              </w:rPr>
-              <w:t>UUID, marca temporal, modo, consigna y compresor solicitado.</w:t>
-            </w:r>
-          </w:p>
-        </w:tc>
-      </w:tr>
-      <w:tr>
-        <w:trPr>
-          <w:cantSplit/>
-        </w:trPr>
-        <w:tc>
-          <w:tcPr>
-            <w:tcW w:type="dxa" w:w="2268"/>
-            <w:vAlign w:val="center"/>
-            <w:tcBorders>
-              <w:top w:val="single" w:sz="4" w:color="D9D9D9"/>
-              <w:left w:val="single" w:sz="4" w:color="D9D9D9"/>
-              <w:bottom w:val="single" w:sz="4" w:color="D9D9D9"/>
-              <w:right w:val="single" w:sz="4" w:color="D9D9D9"/>
-            </w:tcBorders>
-            <w:tcMar>
-              <w:top w:w="90" w:type="dxa"/>
-              <w:bottom w:w="90" w:type="dxa"/>
-              <w:left w:w="90" w:type="dxa"/>
-              <w:right w:w="90" w:type="dxa"/>
-            </w:tcMar>
-          </w:tcPr>
-          <w:p>
-            <w:pPr>
-              <w:spacing w:after="60" w:before="60" w:line="252" w:lineRule="auto"/>
-            </w:pPr>
-            <w:r>
-              <w:rPr>
-                <w:sz w:val="18"/>
-              </w:rPr>
-              <w:t>ack</w:t>
-            </w:r>
-          </w:p>
-        </w:tc>
-        <w:tc>
-          <w:tcPr>
-            <w:tcW w:type="dxa" w:w="7597"/>
-            <w:vAlign w:val="center"/>
-            <w:tcBorders>
-              <w:top w:val="single" w:sz="4" w:color="D9D9D9"/>
-              <w:left w:val="single" w:sz="4" w:color="D9D9D9"/>
-              <w:bottom w:val="single" w:sz="4" w:color="D9D9D9"/>
-              <w:right w:val="single" w:sz="4" w:color="D9D9D9"/>
-            </w:tcBorders>
-            <w:tcMar>
-              <w:top w:w="90" w:type="dxa"/>
-              <w:bottom w:w="90" w:type="dxa"/>
-              <w:left w:w="90" w:type="dxa"/>
-              <w:right w:w="90" w:type="dxa"/>
-            </w:tcMar>
-          </w:tcPr>
-          <w:p>
-            <w:pPr>
-              <w:spacing w:after="60" w:before="60" w:line="252" w:lineRule="auto"/>
-            </w:pPr>
-            <w:r>
-              <w:rPr>
-                <w:sz w:val="18"/>
-              </w:rPr>
-              <w:t>Confirmación con estado aplicado o razón de rechazo.</w:t>
-            </w:r>
-          </w:p>
-        </w:tc>
-      </w:tr>
-      <w:tr>
-        <w:trPr>
-          <w:cantSplit/>
-        </w:trPr>
-        <w:tc>
-          <w:tcPr>
-            <w:tcW w:type="dxa" w:w="2268"/>
-            <w:vAlign w:val="center"/>
-            <w:tcBorders>
-              <w:top w:val="single" w:sz="4" w:color="D9D9D9"/>
-              <w:left w:val="single" w:sz="4" w:color="D9D9D9"/>
-              <w:bottom w:val="single" w:sz="4" w:color="D9D9D9"/>
-              <w:right w:val="single" w:sz="4" w:color="D9D9D9"/>
-            </w:tcBorders>
-            <w:tcMar>
-              <w:top w:w="90" w:type="dxa"/>
-              <w:bottom w:w="90" w:type="dxa"/>
-              <w:left w:w="90" w:type="dxa"/>
-              <w:right w:w="90" w:type="dxa"/>
-            </w:tcMar>
-          </w:tcPr>
-          <w:p>
-            <w:pPr>
-              <w:spacing w:after="60" w:before="60" w:line="252" w:lineRule="auto"/>
-            </w:pPr>
-            <w:r>
-              <w:rPr>
-                <w:sz w:val="18"/>
-              </w:rPr>
-              <w:t>ping y pong</w:t>
-            </w:r>
-          </w:p>
-        </w:tc>
-        <w:tc>
-          <w:tcPr>
-            <w:tcW w:type="dxa" w:w="7597"/>
-            <w:vAlign w:val="center"/>
-            <w:tcBorders>
-              <w:top w:val="single" w:sz="4" w:color="D9D9D9"/>
-              <w:left w:val="single" w:sz="4" w:color="D9D9D9"/>
-              <w:bottom w:val="single" w:sz="4" w:color="D9D9D9"/>
-              <w:right w:val="single" w:sz="4" w:color="D9D9D9"/>
-            </w:tcBorders>
-            <w:tcMar>
-              <w:top w:w="90" w:type="dxa"/>
-              <w:bottom w:w="90" w:type="dxa"/>
-              <w:left w:w="90" w:type="dxa"/>
-              <w:right w:w="90" w:type="dxa"/>
-            </w:tcMar>
-          </w:tcPr>
-          <w:p>
-            <w:pPr>
-              <w:spacing w:after="60" w:before="60" w:line="252" w:lineRule="auto"/>
-            </w:pPr>
-            <w:r>
-              <w:rPr>
-                <w:sz w:val="18"/>
-              </w:rPr>
-              <w:t>Medición de ida y vuelta sin comparar relojes de los dos teléfonos.</w:t>
-            </w:r>
-          </w:p>
-        </w:tc>
-      </w:tr>
-    </w:tbl>
-    <w:p/>
-    <w:p>
-      <w:pPr>
-        <w:pStyle w:val="Heading2"/>
-      </w:pPr>
-      <w:r>
-        <w:t>Control y consistencia</w:t>
-      </w:r>
-    </w:p>
-    <w:p>
-      <w:r>
-        <w:t>En AUTO, una histéresis de 0.5 °C enciende el compresor por encima de la consigna más 0.5 y lo apaga por debajo de la consigna menos 0.5. En MANUAL se aplica la decisión del operador. El Equipo valida autorización, vigencia, frecuencia, duplicados, modo y rango antes de cambiar el estado.</w:t>
-      </w:r>
-    </w:p>
-    <w:p>
-      <w:r>
-        <w:t>La interfaz espera ACK durante 4 segundos y admite una orden pendiente. No la reenvía automáticamente: una orden sin confirmación podría haberse aplicado. Se debe comprobar el estado antes de repetirla.</w:t>
-      </w:r>
-    </w:p>
-    <w:p>
-      <w:pPr>
-        <w:pStyle w:val="Heading1"/>
-        <w:pageBreakBefore/>
-      </w:pPr>
-      <w:r>
-        <w:t>Seguridad y riesgo</w:t>
-      </w:r>
-    </w:p>
-    <w:p>
-      <w:r>
-        <w:t>Los activos principales son la cuenta local, el código de emparejamiento, la telemetría y la integridad del control. El análisis relaciona amenazas con controles concretos del código y con ensayos de verificación. La prioridad del prototipo OT es mantener una respuesta local definida ante pérdida de conectividad.</w:t>
-      </w:r>
-    </w:p>
-    <w:tbl>
-      <w:tblPr>
-        <w:tblW w:type="auto" w:w="0"/>
-        <w:jc w:val="center"/>
-        <w:tblLayout w:type="fixed"/>
-        <w:tblLook w:firstColumn="1" w:firstRow="1" w:lastColumn="0" w:lastRow="0" w:noHBand="0" w:noVBand="1" w:val="04A0"/>
-      </w:tblPr>
-      <w:tblGrid>
-        <w:gridCol w:w="1928"/>
-        <w:gridCol w:w="4535"/>
-        <w:gridCol w:w="3402"/>
-      </w:tblGrid>
-      <w:tr>
-        <w:trPr>
-          <w:cantSplit/>
-          <w:tblHeader/>
-        </w:trPr>
-        <w:tc>
-          <w:tcPr>
-            <w:tcW w:type="dxa" w:w="1928"/>
-            <w:vAlign w:val="center"/>
-            <w:tcBorders>
-              <w:top w:val="single" w:sz="4" w:color="D9D9D9"/>
-              <w:left w:val="single" w:sz="4" w:color="D9D9D9"/>
-              <w:bottom w:val="single" w:sz="4" w:color="D9D9D9"/>
-              <w:right w:val="single" w:sz="4" w:color="D9D9D9"/>
-            </w:tcBorders>
-            <w:tcMar>
-              <w:top w:w="90" w:type="dxa"/>
-              <w:bottom w:w="90" w:type="dxa"/>
-              <w:left w:w="90" w:type="dxa"/>
-              <w:right w:w="90" w:type="dxa"/>
-            </w:tcMar>
-            <w:shd w:fill="203E53"/>
-          </w:tcPr>
-          <w:p>
-            <w:pPr>
-              <w:spacing w:after="60" w:before="60" w:line="252" w:lineRule="auto"/>
+              <w:spacing w:after="40" w:line="247" w:lineRule="auto"/>
             </w:pPr>
             <w:r>
               <w:rPr>
@@ -2158,25 +1314,25 @@
         </w:tc>
         <w:tc>
           <w:tcPr>
-            <w:tcW w:type="dxa" w:w="4535"/>
+            <w:tcW w:type="dxa" w:w="3744"/>
             <w:vAlign w:val="center"/>
             <w:tcBorders>
-              <w:top w:val="single" w:sz="4" w:color="D9D9D9"/>
-              <w:left w:val="single" w:sz="4" w:color="D9D9D9"/>
-              <w:bottom w:val="single" w:sz="4" w:color="D9D9D9"/>
-              <w:right w:val="single" w:sz="4" w:color="D9D9D9"/>
+              <w:top w:val="single" w:sz="5" w:color="D9D9D9"/>
+              <w:left w:val="single" w:sz="5" w:color="D9D9D9"/>
+              <w:bottom w:val="single" w:sz="5" w:color="D9D9D9"/>
+              <w:right w:val="single" w:sz="5" w:color="D9D9D9"/>
             </w:tcBorders>
+            <w:shd w:fill="173B50"/>
             <w:tcMar>
-              <w:top w:w="90" w:type="dxa"/>
-              <w:bottom w:w="90" w:type="dxa"/>
-              <w:left w:w="90" w:type="dxa"/>
-              <w:right w:w="90" w:type="dxa"/>
+              <w:top w:w="80" w:type="dxa"/>
+              <w:left w:w="80" w:type="dxa"/>
+              <w:bottom w:w="80" w:type="dxa"/>
+              <w:right w:w="80" w:type="dxa"/>
             </w:tcMar>
-            <w:shd w:fill="203E53"/>
           </w:tcPr>
           <w:p>
             <w:pPr>
-              <w:spacing w:after="60" w:before="60" w:line="252" w:lineRule="auto"/>
+              <w:spacing w:after="40" w:line="247" w:lineRule="auto"/>
             </w:pPr>
             <w:r>
               <w:rPr>
@@ -2184,31 +1340,31 @@
                 <w:color w:val="FFFFFF"/>
                 <w:sz w:val="18"/>
               </w:rPr>
-              <w:t>Control implementado</w:t>
+              <w:t>Medida implementada</w:t>
             </w:r>
           </w:p>
         </w:tc>
         <w:tc>
           <w:tcPr>
-            <w:tcW w:type="dxa" w:w="3402"/>
+            <w:tcW w:type="dxa" w:w="3960"/>
             <w:vAlign w:val="center"/>
             <w:tcBorders>
-              <w:top w:val="single" w:sz="4" w:color="D9D9D9"/>
-              <w:left w:val="single" w:sz="4" w:color="D9D9D9"/>
-              <w:bottom w:val="single" w:sz="4" w:color="D9D9D9"/>
-              <w:right w:val="single" w:sz="4" w:color="D9D9D9"/>
+              <w:top w:val="single" w:sz="5" w:color="D9D9D9"/>
+              <w:left w:val="single" w:sz="5" w:color="D9D9D9"/>
+              <w:bottom w:val="single" w:sz="5" w:color="D9D9D9"/>
+              <w:right w:val="single" w:sz="5" w:color="D9D9D9"/>
             </w:tcBorders>
+            <w:shd w:fill="173B50"/>
             <w:tcMar>
-              <w:top w:w="90" w:type="dxa"/>
-              <w:bottom w:w="90" w:type="dxa"/>
-              <w:left w:w="90" w:type="dxa"/>
-              <w:right w:w="90" w:type="dxa"/>
+              <w:top w:w="80" w:type="dxa"/>
+              <w:left w:w="80" w:type="dxa"/>
+              <w:bottom w:w="80" w:type="dxa"/>
+              <w:right w:w="80" w:type="dxa"/>
             </w:tcMar>
-            <w:shd w:fill="203E53"/>
           </w:tcPr>
           <w:p>
             <w:pPr>
-              <w:spacing w:after="60" w:before="60" w:line="252" w:lineRule="auto"/>
+              <w:spacing w:after="40" w:line="247" w:lineRule="auto"/>
             </w:pPr>
             <w:r>
               <w:rPr>
@@ -2216,7 +1372,7 @@
                 <w:color w:val="FFFFFF"/>
                 <w:sz w:val="18"/>
               </w:rPr>
-              <w:t>Verificación</w:t>
+              <w:t>Verificación o límite</w:t>
             </w:r>
           </w:p>
         </w:tc>
@@ -2227,88 +1383,97 @@
         </w:trPr>
         <w:tc>
           <w:tcPr>
-            <w:tcW w:type="dxa" w:w="1928"/>
+            <w:tcW w:type="dxa" w:w="1872"/>
             <w:vAlign w:val="center"/>
             <w:tcBorders>
-              <w:top w:val="single" w:sz="4" w:color="D9D9D9"/>
-              <w:left w:val="single" w:sz="4" w:color="D9D9D9"/>
-              <w:bottom w:val="single" w:sz="4" w:color="D9D9D9"/>
-              <w:right w:val="single" w:sz="4" w:color="D9D9D9"/>
+              <w:top w:val="single" w:sz="5" w:color="D9D9D9"/>
+              <w:left w:val="single" w:sz="5" w:color="D9D9D9"/>
+              <w:bottom w:val="single" w:sz="5" w:color="D9D9D9"/>
+              <w:right w:val="single" w:sz="5" w:color="D9D9D9"/>
             </w:tcBorders>
+            <w:shd w:fill="FFFFFF"/>
             <w:tcMar>
-              <w:top w:w="90" w:type="dxa"/>
-              <w:bottom w:w="90" w:type="dxa"/>
-              <w:left w:w="90" w:type="dxa"/>
-              <w:right w:w="90" w:type="dxa"/>
+              <w:top w:w="80" w:type="dxa"/>
+              <w:left w:w="80" w:type="dxa"/>
+              <w:bottom w:w="80" w:type="dxa"/>
+              <w:right w:w="80" w:type="dxa"/>
             </w:tcMar>
           </w:tcPr>
           <w:p>
             <w:pPr>
-              <w:spacing w:after="60" w:before="60" w:line="252" w:lineRule="auto"/>
+              <w:spacing w:after="40" w:line="247" w:lineRule="auto"/>
             </w:pPr>
             <w:r>
               <w:rPr>
+                <w:b w:val="0"/>
+                <w:color w:val="000000"/>
                 <w:sz w:val="18"/>
               </w:rPr>
-              <w:t>Acceso sin credenciales</w:t>
+              <w:t>Acceso local indebido</w:t>
             </w:r>
           </w:p>
         </w:tc>
         <w:tc>
           <w:tcPr>
-            <w:tcW w:type="dxa" w:w="4535"/>
+            <w:tcW w:type="dxa" w:w="3744"/>
             <w:vAlign w:val="center"/>
             <w:tcBorders>
-              <w:top w:val="single" w:sz="4" w:color="D9D9D9"/>
-              <w:left w:val="single" w:sz="4" w:color="D9D9D9"/>
-              <w:bottom w:val="single" w:sz="4" w:color="D9D9D9"/>
-              <w:right w:val="single" w:sz="4" w:color="D9D9D9"/>
+              <w:top w:val="single" w:sz="5" w:color="D9D9D9"/>
+              <w:left w:val="single" w:sz="5" w:color="D9D9D9"/>
+              <w:bottom w:val="single" w:sz="5" w:color="D9D9D9"/>
+              <w:right w:val="single" w:sz="5" w:color="D9D9D9"/>
             </w:tcBorders>
+            <w:shd w:fill="FFFFFF"/>
             <w:tcMar>
-              <w:top w:w="90" w:type="dxa"/>
-              <w:bottom w:w="90" w:type="dxa"/>
-              <w:left w:w="90" w:type="dxa"/>
-              <w:right w:w="90" w:type="dxa"/>
+              <w:top w:w="80" w:type="dxa"/>
+              <w:left w:w="80" w:type="dxa"/>
+              <w:bottom w:w="80" w:type="dxa"/>
+              <w:right w:w="80" w:type="dxa"/>
             </w:tcMar>
           </w:tcPr>
           <w:p>
             <w:pPr>
-              <w:spacing w:after="60" w:before="60" w:line="252" w:lineRule="auto"/>
+              <w:spacing w:after="40" w:line="247" w:lineRule="auto"/>
             </w:pPr>
             <w:r>
               <w:rPr>
+                <w:b w:val="0"/>
+                <w:color w:val="000000"/>
                 <w:sz w:val="18"/>
               </w:rPr>
-              <w:t>Cuenta local; mínimo 12 caracteres; bloqueo de 30 s tras 5 fallos.</w:t>
+              <w:t>SQLite, PBKDF2, AES GCM con Keystore y bloqueo persistente.</w:t>
             </w:r>
           </w:p>
         </w:tc>
         <w:tc>
           <w:tcPr>
-            <w:tcW w:type="dxa" w:w="3402"/>
+            <w:tcW w:type="dxa" w:w="3960"/>
             <w:vAlign w:val="center"/>
             <w:tcBorders>
-              <w:top w:val="single" w:sz="4" w:color="D9D9D9"/>
-              <w:left w:val="single" w:sz="4" w:color="D9D9D9"/>
-              <w:bottom w:val="single" w:sz="4" w:color="D9D9D9"/>
-              <w:right w:val="single" w:sz="4" w:color="D9D9D9"/>
+              <w:top w:val="single" w:sz="5" w:color="D9D9D9"/>
+              <w:left w:val="single" w:sz="5" w:color="D9D9D9"/>
+              <w:bottom w:val="single" w:sz="5" w:color="D9D9D9"/>
+              <w:right w:val="single" w:sz="5" w:color="D9D9D9"/>
             </w:tcBorders>
+            <w:shd w:fill="FFFFFF"/>
             <w:tcMar>
-              <w:top w:w="90" w:type="dxa"/>
-              <w:bottom w:w="90" w:type="dxa"/>
-              <w:left w:w="90" w:type="dxa"/>
-              <w:right w:w="90" w:type="dxa"/>
+              <w:top w:w="80" w:type="dxa"/>
+              <w:left w:w="80" w:type="dxa"/>
+              <w:bottom w:w="80" w:type="dxa"/>
+              <w:right w:w="80" w:type="dxa"/>
             </w:tcMar>
           </w:tcPr>
           <w:p>
             <w:pPr>
-              <w:spacing w:after="60" w:before="60" w:line="252" w:lineRule="auto"/>
+              <w:spacing w:after="40" w:line="247" w:lineRule="auto"/>
             </w:pPr>
             <w:r>
               <w:rPr>
+                <w:b w:val="0"/>
+                <w:color w:val="000000"/>
                 <w:sz w:val="18"/>
               </w:rPr>
-              <w:t>Pruebas Android de cuenta y bloqueo.</w:t>
+              <w:t>Login válido e inválido, reapertura y cuenta cifrada. Una cuenta por instalación.</w:t>
             </w:r>
           </w:p>
         </w:tc>
@@ -2319,88 +1484,97 @@
         </w:trPr>
         <w:tc>
           <w:tcPr>
-            <w:tcW w:type="dxa" w:w="1928"/>
+            <w:tcW w:type="dxa" w:w="1872"/>
             <w:vAlign w:val="center"/>
             <w:tcBorders>
-              <w:top w:val="single" w:sz="4" w:color="D9D9D9"/>
-              <w:left w:val="single" w:sz="4" w:color="D9D9D9"/>
-              <w:bottom w:val="single" w:sz="4" w:color="D9D9D9"/>
-              <w:right w:val="single" w:sz="4" w:color="D9D9D9"/>
+              <w:top w:val="single" w:sz="5" w:color="D9D9D9"/>
+              <w:left w:val="single" w:sz="5" w:color="D9D9D9"/>
+              <w:bottom w:val="single" w:sz="5" w:color="D9D9D9"/>
+              <w:right w:val="single" w:sz="5" w:color="D9D9D9"/>
             </w:tcBorders>
+            <w:shd w:fill="F0F5F7"/>
             <w:tcMar>
-              <w:top w:w="90" w:type="dxa"/>
-              <w:bottom w:w="90" w:type="dxa"/>
-              <w:left w:w="90" w:type="dxa"/>
-              <w:right w:w="90" w:type="dxa"/>
+              <w:top w:w="80" w:type="dxa"/>
+              <w:left w:w="80" w:type="dxa"/>
+              <w:bottom w:w="80" w:type="dxa"/>
+              <w:right w:w="80" w:type="dxa"/>
             </w:tcMar>
           </w:tcPr>
           <w:p>
             <w:pPr>
-              <w:spacing w:after="60" w:before="60" w:line="252" w:lineRule="auto"/>
+              <w:spacing w:after="40" w:line="247" w:lineRule="auto"/>
             </w:pPr>
             <w:r>
               <w:rPr>
+                <w:b w:val="0"/>
+                <w:color w:val="000000"/>
                 <w:sz w:val="18"/>
               </w:rPr>
-              <w:t>Extracción de credenciales</w:t>
+              <w:t>Suplantación o escucha</w:t>
             </w:r>
           </w:p>
         </w:tc>
         <w:tc>
           <w:tcPr>
-            <w:tcW w:type="dxa" w:w="4535"/>
+            <w:tcW w:type="dxa" w:w="3744"/>
             <w:vAlign w:val="center"/>
             <w:tcBorders>
-              <w:top w:val="single" w:sz="4" w:color="D9D9D9"/>
-              <w:left w:val="single" w:sz="4" w:color="D9D9D9"/>
-              <w:bottom w:val="single" w:sz="4" w:color="D9D9D9"/>
-              <w:right w:val="single" w:sz="4" w:color="D9D9D9"/>
+              <w:top w:val="single" w:sz="5" w:color="D9D9D9"/>
+              <w:left w:val="single" w:sz="5" w:color="D9D9D9"/>
+              <w:bottom w:val="single" w:sz="5" w:color="D9D9D9"/>
+              <w:right w:val="single" w:sz="5" w:color="D9D9D9"/>
             </w:tcBorders>
+            <w:shd w:fill="F0F5F7"/>
             <w:tcMar>
-              <w:top w:w="90" w:type="dxa"/>
-              <w:bottom w:w="90" w:type="dxa"/>
-              <w:left w:w="90" w:type="dxa"/>
-              <w:right w:w="90" w:type="dxa"/>
+              <w:top w:w="80" w:type="dxa"/>
+              <w:left w:w="80" w:type="dxa"/>
+              <w:bottom w:w="80" w:type="dxa"/>
+              <w:right w:w="80" w:type="dxa"/>
             </w:tcMar>
           </w:tcPr>
           <w:p>
             <w:pPr>
-              <w:spacing w:after="60" w:before="60" w:line="252" w:lineRule="auto"/>
+              <w:spacing w:after="40" w:line="247" w:lineRule="auto"/>
             </w:pPr>
             <w:r>
               <w:rPr>
+                <w:b w:val="0"/>
+                <w:color w:val="000000"/>
                 <w:sz w:val="18"/>
               </w:rPr>
-              <w:t>PBKDF2 SHA256 con 210000 iteraciones y sal; registro cifrado con Keystore.</w:t>
+              <w:t>TLS con huella transferida fuera de banda, PSK y claves por dirección.</w:t>
             </w:r>
           </w:p>
         </w:tc>
         <w:tc>
           <w:tcPr>
-            <w:tcW w:type="dxa" w:w="3402"/>
+            <w:tcW w:type="dxa" w:w="3960"/>
             <w:vAlign w:val="center"/>
             <w:tcBorders>
-              <w:top w:val="single" w:sz="4" w:color="D9D9D9"/>
-              <w:left w:val="single" w:sz="4" w:color="D9D9D9"/>
-              <w:bottom w:val="single" w:sz="4" w:color="D9D9D9"/>
-              <w:right w:val="single" w:sz="4" w:color="D9D9D9"/>
+              <w:top w:val="single" w:sz="5" w:color="D9D9D9"/>
+              <w:left w:val="single" w:sz="5" w:color="D9D9D9"/>
+              <w:bottom w:val="single" w:sz="5" w:color="D9D9D9"/>
+              <w:right w:val="single" w:sz="5" w:color="D9D9D9"/>
             </w:tcBorders>
+            <w:shd w:fill="F0F5F7"/>
             <w:tcMar>
-              <w:top w:w="90" w:type="dxa"/>
-              <w:bottom w:w="90" w:type="dxa"/>
-              <w:left w:w="90" w:type="dxa"/>
-              <w:right w:w="90" w:type="dxa"/>
+              <w:top w:w="80" w:type="dxa"/>
+              <w:left w:w="80" w:type="dxa"/>
+              <w:bottom w:w="80" w:type="dxa"/>
+              <w:right w:w="80" w:type="dxa"/>
             </w:tcMar>
           </w:tcPr>
           <w:p>
             <w:pPr>
-              <w:spacing w:after="60" w:before="60" w:line="252" w:lineRule="auto"/>
+              <w:spacing w:after="40" w:line="247" w:lineRule="auto"/>
             </w:pPr>
             <w:r>
               <w:rPr>
+                <w:b w:val="0"/>
+                <w:color w:val="000000"/>
                 <w:sz w:val="18"/>
               </w:rPr>
-              <w:t>Recreación de AuthStore y ausencia de texto claro.</w:t>
+              <w:t>Rechazo de huella y código incorrectos. La confianza depende de compartir bien el FS2.</w:t>
             </w:r>
           </w:p>
         </w:tc>
@@ -2411,88 +1585,97 @@
         </w:trPr>
         <w:tc>
           <w:tcPr>
-            <w:tcW w:type="dxa" w:w="1928"/>
+            <w:tcW w:type="dxa" w:w="1872"/>
             <w:vAlign w:val="center"/>
             <w:tcBorders>
-              <w:top w:val="single" w:sz="4" w:color="D9D9D9"/>
-              <w:left w:val="single" w:sz="4" w:color="D9D9D9"/>
-              <w:bottom w:val="single" w:sz="4" w:color="D9D9D9"/>
-              <w:right w:val="single" w:sz="4" w:color="D9D9D9"/>
+              <w:top w:val="single" w:sz="5" w:color="D9D9D9"/>
+              <w:left w:val="single" w:sz="5" w:color="D9D9D9"/>
+              <w:bottom w:val="single" w:sz="5" w:color="D9D9D9"/>
+              <w:right w:val="single" w:sz="5" w:color="D9D9D9"/>
             </w:tcBorders>
+            <w:shd w:fill="FFFFFF"/>
             <w:tcMar>
-              <w:top w:w="90" w:type="dxa"/>
-              <w:bottom w:w="90" w:type="dxa"/>
-              <w:left w:w="90" w:type="dxa"/>
-              <w:right w:w="90" w:type="dxa"/>
+              <w:top w:w="80" w:type="dxa"/>
+              <w:left w:w="80" w:type="dxa"/>
+              <w:bottom w:w="80" w:type="dxa"/>
+              <w:right w:w="80" w:type="dxa"/>
             </w:tcMar>
           </w:tcPr>
           <w:p>
             <w:pPr>
-              <w:spacing w:after="60" w:before="60" w:line="252" w:lineRule="auto"/>
+              <w:spacing w:after="40" w:line="247" w:lineRule="auto"/>
             </w:pPr>
             <w:r>
               <w:rPr>
+                <w:b w:val="0"/>
+                <w:color w:val="000000"/>
                 <w:sz w:val="18"/>
               </w:rPr>
-              <w:t>Observación de datos LAN</w:t>
+              <w:t>Alteración o repetición</w:t>
             </w:r>
           </w:p>
         </w:tc>
         <w:tc>
           <w:tcPr>
-            <w:tcW w:type="dxa" w:w="4535"/>
+            <w:tcW w:type="dxa" w:w="3744"/>
             <w:vAlign w:val="center"/>
             <w:tcBorders>
-              <w:top w:val="single" w:sz="4" w:color="D9D9D9"/>
-              <w:left w:val="single" w:sz="4" w:color="D9D9D9"/>
-              <w:bottom w:val="single" w:sz="4" w:color="D9D9D9"/>
-              <w:right w:val="single" w:sz="4" w:color="D9D9D9"/>
+              <w:top w:val="single" w:sz="5" w:color="D9D9D9"/>
+              <w:left w:val="single" w:sz="5" w:color="D9D9D9"/>
+              <w:bottom w:val="single" w:sz="5" w:color="D9D9D9"/>
+              <w:right w:val="single" w:sz="5" w:color="D9D9D9"/>
             </w:tcBorders>
+            <w:shd w:fill="FFFFFF"/>
             <w:tcMar>
-              <w:top w:w="90" w:type="dxa"/>
-              <w:bottom w:w="90" w:type="dxa"/>
-              <w:left w:w="90" w:type="dxa"/>
-              <w:right w:w="90" w:type="dxa"/>
+              <w:top w:w="80" w:type="dxa"/>
+              <w:left w:w="80" w:type="dxa"/>
+              <w:bottom w:w="80" w:type="dxa"/>
+              <w:right w:w="80" w:type="dxa"/>
             </w:tcMar>
           </w:tcPr>
           <w:p>
             <w:pPr>
-              <w:spacing w:after="60" w:before="60" w:line="252" w:lineRule="auto"/>
+              <w:spacing w:after="40" w:line="247" w:lineRule="auto"/>
             </w:pPr>
             <w:r>
               <w:rPr>
+                <w:b w:val="0"/>
+                <w:color w:val="000000"/>
                 <w:sz w:val="18"/>
               </w:rPr>
-              <w:t>AES 256 GCM con claves separadas por dirección.</w:t>
+              <w:t>AEAD, secuencias, IDs de orden, vigencia y límites de trama.</w:t>
             </w:r>
           </w:p>
         </w:tc>
         <w:tc>
           <w:tcPr>
-            <w:tcW w:type="dxa" w:w="3402"/>
+            <w:tcW w:type="dxa" w:w="3960"/>
             <w:vAlign w:val="center"/>
             <w:tcBorders>
-              <w:top w:val="single" w:sz="4" w:color="D9D9D9"/>
-              <w:left w:val="single" w:sz="4" w:color="D9D9D9"/>
-              <w:bottom w:val="single" w:sz="4" w:color="D9D9D9"/>
-              <w:right w:val="single" w:sz="4" w:color="D9D9D9"/>
+              <w:top w:val="single" w:sz="5" w:color="D9D9D9"/>
+              <w:left w:val="single" w:sz="5" w:color="D9D9D9"/>
+              <w:bottom w:val="single" w:sz="5" w:color="D9D9D9"/>
+              <w:right w:val="single" w:sz="5" w:color="D9D9D9"/>
             </w:tcBorders>
+            <w:shd w:fill="FFFFFF"/>
             <w:tcMar>
-              <w:top w:w="90" w:type="dxa"/>
-              <w:bottom w:w="90" w:type="dxa"/>
-              <w:left w:w="90" w:type="dxa"/>
-              <w:right w:w="90" w:type="dxa"/>
+              <w:top w:w="80" w:type="dxa"/>
+              <w:left w:w="80" w:type="dxa"/>
+              <w:bottom w:w="80" w:type="dxa"/>
+              <w:right w:w="80" w:type="dxa"/>
             </w:tcMar>
           </w:tcPr>
           <w:p>
             <w:pPr>
-              <w:spacing w:after="60" w:before="60" w:line="252" w:lineRule="auto"/>
+              <w:spacing w:after="40" w:line="247" w:lineRule="auto"/>
             </w:pPr>
             <w:r>
               <w:rPr>
+                <w:b w:val="0"/>
+                <w:color w:val="000000"/>
                 <w:sz w:val="18"/>
               </w:rPr>
-              <w:t>Inspección de tramas y comunicación bidireccional.</w:t>
+              <w:t>Pruebas de tag, replay, formato y órdenes inválidas.</w:t>
             </w:r>
           </w:p>
         </w:tc>
@@ -2503,88 +1686,97 @@
         </w:trPr>
         <w:tc>
           <w:tcPr>
-            <w:tcW w:type="dxa" w:w="1928"/>
+            <w:tcW w:type="dxa" w:w="1872"/>
             <w:vAlign w:val="center"/>
             <w:tcBorders>
-              <w:top w:val="single" w:sz="4" w:color="D9D9D9"/>
-              <w:left w:val="single" w:sz="4" w:color="D9D9D9"/>
-              <w:bottom w:val="single" w:sz="4" w:color="D9D9D9"/>
-              <w:right w:val="single" w:sz="4" w:color="D9D9D9"/>
+              <w:top w:val="single" w:sz="5" w:color="D9D9D9"/>
+              <w:left w:val="single" w:sz="5" w:color="D9D9D9"/>
+              <w:bottom w:val="single" w:sz="5" w:color="D9D9D9"/>
+              <w:right w:val="single" w:sz="5" w:color="D9D9D9"/>
             </w:tcBorders>
+            <w:shd w:fill="F0F5F7"/>
             <w:tcMar>
-              <w:top w:w="90" w:type="dxa"/>
-              <w:bottom w:w="90" w:type="dxa"/>
-              <w:left w:w="90" w:type="dxa"/>
-              <w:right w:w="90" w:type="dxa"/>
+              <w:top w:w="80" w:type="dxa"/>
+              <w:left w:w="80" w:type="dxa"/>
+              <w:bottom w:w="80" w:type="dxa"/>
+              <w:right w:w="80" w:type="dxa"/>
             </w:tcMar>
           </w:tcPr>
           <w:p>
             <w:pPr>
-              <w:spacing w:after="60" w:before="60" w:line="252" w:lineRule="auto"/>
+              <w:spacing w:after="40" w:line="247" w:lineRule="auto"/>
             </w:pPr>
             <w:r>
               <w:rPr>
+                <w:b w:val="0"/>
+                <w:color w:val="000000"/>
                 <w:sz w:val="18"/>
               </w:rPr>
-              <w:t>Suplantación</w:t>
+              <w:t>Control no autorizado</w:t>
             </w:r>
           </w:p>
         </w:tc>
         <w:tc>
           <w:tcPr>
-            <w:tcW w:type="dxa" w:w="4535"/>
+            <w:tcW w:type="dxa" w:w="3744"/>
             <w:vAlign w:val="center"/>
             <w:tcBorders>
-              <w:top w:val="single" w:sz="4" w:color="D9D9D9"/>
-              <w:left w:val="single" w:sz="4" w:color="D9D9D9"/>
-              <w:bottom w:val="single" w:sz="4" w:color="D9D9D9"/>
-              <w:right w:val="single" w:sz="4" w:color="D9D9D9"/>
+              <w:top w:val="single" w:sz="5" w:color="D9D9D9"/>
+              <w:left w:val="single" w:sz="5" w:color="D9D9D9"/>
+              <w:bottom w:val="single" w:sz="5" w:color="D9D9D9"/>
+              <w:right w:val="single" w:sz="5" w:color="D9D9D9"/>
             </w:tcBorders>
+            <w:shd w:fill="F0F5F7"/>
             <w:tcMar>
-              <w:top w:w="90" w:type="dxa"/>
-              <w:bottom w:w="90" w:type="dxa"/>
-              <w:left w:w="90" w:type="dxa"/>
-              <w:right w:w="90" w:type="dxa"/>
+              <w:top w:w="80" w:type="dxa"/>
+              <w:left w:w="80" w:type="dxa"/>
+              <w:bottom w:w="80" w:type="dxa"/>
+              <w:right w:w="80" w:type="dxa"/>
             </w:tcMar>
           </w:tcPr>
           <w:p>
             <w:pPr>
-              <w:spacing w:after="60" w:before="60" w:line="252" w:lineRule="auto"/>
+              <w:spacing w:after="40" w:line="247" w:lineRule="auto"/>
             </w:pPr>
             <w:r>
               <w:rPr>
+                <w:b w:val="0"/>
+                <w:color w:val="000000"/>
                 <w:sz w:val="18"/>
               </w:rPr>
-              <w:t>PSK aleatoria de 128 bits y autenticación mutua mediante HMAC.</w:t>
+              <w:t>Login, permiso remoto del Equipo y enlace reciente.</w:t>
             </w:r>
           </w:p>
         </w:tc>
         <w:tc>
           <w:tcPr>
-            <w:tcW w:type="dxa" w:w="3402"/>
+            <w:tcW w:type="dxa" w:w="3960"/>
             <w:vAlign w:val="center"/>
             <w:tcBorders>
-              <w:top w:val="single" w:sz="4" w:color="D9D9D9"/>
-              <w:left w:val="single" w:sz="4" w:color="D9D9D9"/>
-              <w:bottom w:val="single" w:sz="4" w:color="D9D9D9"/>
-              <w:right w:val="single" w:sz="4" w:color="D9D9D9"/>
+              <w:top w:val="single" w:sz="5" w:color="D9D9D9"/>
+              <w:left w:val="single" w:sz="5" w:color="D9D9D9"/>
+              <w:bottom w:val="single" w:sz="5" w:color="D9D9D9"/>
+              <w:right w:val="single" w:sz="5" w:color="D9D9D9"/>
             </w:tcBorders>
+            <w:shd w:fill="F0F5F7"/>
             <w:tcMar>
-              <w:top w:w="90" w:type="dxa"/>
-              <w:bottom w:w="90" w:type="dxa"/>
-              <w:left w:w="90" w:type="dxa"/>
-              <w:right w:w="90" w:type="dxa"/>
+              <w:top w:w="80" w:type="dxa"/>
+              <w:left w:w="80" w:type="dxa"/>
+              <w:bottom w:w="80" w:type="dxa"/>
+              <w:right w:w="80" w:type="dxa"/>
             </w:tcMar>
           </w:tcPr>
           <w:p>
             <w:pPr>
-              <w:spacing w:after="60" w:before="60" w:line="252" w:lineRule="auto"/>
+              <w:spacing w:after="40" w:line="247" w:lineRule="auto"/>
             </w:pPr>
             <w:r>
               <w:rPr>
+                <w:b w:val="0"/>
+                <w:color w:val="000000"/>
                 <w:sz w:val="18"/>
               </w:rPr>
-              <w:t>Rechazo de un código incorrecto.</w:t>
+              <w:t>Desactivar permiso y comprobar el bloqueo del Activador.</w:t>
             </w:r>
           </w:p>
         </w:tc>
@@ -2595,88 +1787,97 @@
         </w:trPr>
         <w:tc>
           <w:tcPr>
-            <w:tcW w:type="dxa" w:w="1928"/>
+            <w:tcW w:type="dxa" w:w="1872"/>
             <w:vAlign w:val="center"/>
             <w:tcBorders>
-              <w:top w:val="single" w:sz="4" w:color="D9D9D9"/>
-              <w:left w:val="single" w:sz="4" w:color="D9D9D9"/>
-              <w:bottom w:val="single" w:sz="4" w:color="D9D9D9"/>
-              <w:right w:val="single" w:sz="4" w:color="D9D9D9"/>
+              <w:top w:val="single" w:sz="5" w:color="D9D9D9"/>
+              <w:left w:val="single" w:sz="5" w:color="D9D9D9"/>
+              <w:bottom w:val="single" w:sz="5" w:color="D9D9D9"/>
+              <w:right w:val="single" w:sz="5" w:color="D9D9D9"/>
             </w:tcBorders>
+            <w:shd w:fill="FFFFFF"/>
             <w:tcMar>
-              <w:top w:w="90" w:type="dxa"/>
-              <w:bottom w:w="90" w:type="dxa"/>
-              <w:left w:w="90" w:type="dxa"/>
-              <w:right w:w="90" w:type="dxa"/>
+              <w:top w:w="80" w:type="dxa"/>
+              <w:left w:w="80" w:type="dxa"/>
+              <w:bottom w:w="80" w:type="dxa"/>
+              <w:right w:w="80" w:type="dxa"/>
             </w:tcMar>
           </w:tcPr>
           <w:p>
             <w:pPr>
-              <w:spacing w:after="60" w:before="60" w:line="252" w:lineRule="auto"/>
+              <w:spacing w:after="40" w:line="247" w:lineRule="auto"/>
             </w:pPr>
             <w:r>
               <w:rPr>
+                <w:b w:val="0"/>
+                <w:color w:val="000000"/>
                 <w:sz w:val="18"/>
               </w:rPr>
-              <w:t>Alteración o repetición</w:t>
+              <w:t>Pérdida del enlace</w:t>
             </w:r>
           </w:p>
         </w:tc>
         <w:tc>
           <w:tcPr>
-            <w:tcW w:type="dxa" w:w="4535"/>
+            <w:tcW w:type="dxa" w:w="3744"/>
             <w:vAlign w:val="center"/>
             <w:tcBorders>
-              <w:top w:val="single" w:sz="4" w:color="D9D9D9"/>
-              <w:left w:val="single" w:sz="4" w:color="D9D9D9"/>
-              <w:bottom w:val="single" w:sz="4" w:color="D9D9D9"/>
-              <w:right w:val="single" w:sz="4" w:color="D9D9D9"/>
+              <w:top w:val="single" w:sz="5" w:color="D9D9D9"/>
+              <w:left w:val="single" w:sz="5" w:color="D9D9D9"/>
+              <w:bottom w:val="single" w:sz="5" w:color="D9D9D9"/>
+              <w:right w:val="single" w:sz="5" w:color="D9D9D9"/>
             </w:tcBorders>
+            <w:shd w:fill="FFFFFF"/>
             <w:tcMar>
-              <w:top w:w="90" w:type="dxa"/>
-              <w:bottom w:w="90" w:type="dxa"/>
-              <w:left w:w="90" w:type="dxa"/>
-              <w:right w:w="90" w:type="dxa"/>
+              <w:top w:w="80" w:type="dxa"/>
+              <w:left w:w="80" w:type="dxa"/>
+              <w:bottom w:w="80" w:type="dxa"/>
+              <w:right w:w="80" w:type="dxa"/>
             </w:tcMar>
           </w:tcPr>
           <w:p>
             <w:pPr>
-              <w:spacing w:after="60" w:before="60" w:line="252" w:lineRule="auto"/>
+              <w:spacing w:after="40" w:line="247" w:lineRule="auto"/>
             </w:pPr>
             <w:r>
               <w:rPr>
+                <w:b w:val="0"/>
+                <w:color w:val="000000"/>
                 <w:sz w:val="18"/>
               </w:rPr>
-              <w:t>Etiqueta GCM, secuencia estricta y nonce por dirección.</w:t>
+              <w:t>Datos vencidos, timeout, ACK y retorno local a AUTO 4 °C.</w:t>
             </w:r>
           </w:p>
         </w:tc>
         <w:tc>
           <w:tcPr>
-            <w:tcW w:type="dxa" w:w="3402"/>
+            <w:tcW w:type="dxa" w:w="3960"/>
             <w:vAlign w:val="center"/>
             <w:tcBorders>
-              <w:top w:val="single" w:sz="4" w:color="D9D9D9"/>
-              <w:left w:val="single" w:sz="4" w:color="D9D9D9"/>
-              <w:bottom w:val="single" w:sz="4" w:color="D9D9D9"/>
-              <w:right w:val="single" w:sz="4" w:color="D9D9D9"/>
+              <w:top w:val="single" w:sz="5" w:color="D9D9D9"/>
+              <w:left w:val="single" w:sz="5" w:color="D9D9D9"/>
+              <w:bottom w:val="single" w:sz="5" w:color="D9D9D9"/>
+              <w:right w:val="single" w:sz="5" w:color="D9D9D9"/>
             </w:tcBorders>
+            <w:shd w:fill="FFFFFF"/>
             <w:tcMar>
-              <w:top w:w="90" w:type="dxa"/>
-              <w:bottom w:w="90" w:type="dxa"/>
-              <w:left w:w="90" w:type="dxa"/>
-              <w:right w:w="90" w:type="dxa"/>
+              <w:top w:w="80" w:type="dxa"/>
+              <w:left w:w="80" w:type="dxa"/>
+              <w:bottom w:w="80" w:type="dxa"/>
+              <w:right w:w="80" w:type="dxa"/>
             </w:tcMar>
           </w:tcPr>
           <w:p>
             <w:pPr>
-              <w:spacing w:after="60" w:before="60" w:line="252" w:lineRule="auto"/>
+              <w:spacing w:after="40" w:line="247" w:lineRule="auto"/>
             </w:pPr>
             <w:r>
               <w:rPr>
+                <w:b w:val="0"/>
+                <w:color w:val="000000"/>
                 <w:sz w:val="18"/>
               </w:rPr>
-              <w:t>Pruebas negativas de modificación y replay.</w:t>
+              <w:t>Corte físico pendiente. La simulación exige proceso activo.</w:t>
             </w:r>
           </w:p>
         </w:tc>
@@ -2687,88 +1888,97 @@
         </w:trPr>
         <w:tc>
           <w:tcPr>
-            <w:tcW w:type="dxa" w:w="1928"/>
+            <w:tcW w:type="dxa" w:w="1872"/>
             <w:vAlign w:val="center"/>
             <w:tcBorders>
-              <w:top w:val="single" w:sz="4" w:color="D9D9D9"/>
-              <w:left w:val="single" w:sz="4" w:color="D9D9D9"/>
-              <w:bottom w:val="single" w:sz="4" w:color="D9D9D9"/>
-              <w:right w:val="single" w:sz="4" w:color="D9D9D9"/>
+              <w:top w:val="single" w:sz="5" w:color="D9D9D9"/>
+              <w:left w:val="single" w:sz="5" w:color="D9D9D9"/>
+              <w:bottom w:val="single" w:sz="5" w:color="D9D9D9"/>
+              <w:right w:val="single" w:sz="5" w:color="D9D9D9"/>
             </w:tcBorders>
+            <w:shd w:fill="F0F5F7"/>
             <w:tcMar>
-              <w:top w:w="90" w:type="dxa"/>
-              <w:bottom w:w="90" w:type="dxa"/>
-              <w:left w:w="90" w:type="dxa"/>
-              <w:right w:w="90" w:type="dxa"/>
+              <w:top w:w="80" w:type="dxa"/>
+              <w:left w:w="80" w:type="dxa"/>
+              <w:bottom w:w="80" w:type="dxa"/>
+              <w:right w:w="80" w:type="dxa"/>
             </w:tcMar>
           </w:tcPr>
           <w:p>
             <w:pPr>
-              <w:spacing w:after="60" w:before="60" w:line="252" w:lineRule="auto"/>
+              <w:spacing w:after="40" w:line="247" w:lineRule="auto"/>
             </w:pPr>
             <w:r>
               <w:rPr>
+                <w:b w:val="0"/>
+                <w:color w:val="000000"/>
                 <w:sz w:val="18"/>
               </w:rPr>
-              <w:t>Control no autorizado</w:t>
+              <w:t>Divulgación de datos</w:t>
             </w:r>
           </w:p>
         </w:tc>
         <w:tc>
           <w:tcPr>
-            <w:tcW w:type="dxa" w:w="4535"/>
+            <w:tcW w:type="dxa" w:w="3744"/>
             <w:vAlign w:val="center"/>
             <w:tcBorders>
-              <w:top w:val="single" w:sz="4" w:color="D9D9D9"/>
-              <w:left w:val="single" w:sz="4" w:color="D9D9D9"/>
-              <w:bottom w:val="single" w:sz="4" w:color="D9D9D9"/>
-              <w:right w:val="single" w:sz="4" w:color="D9D9D9"/>
+              <w:top w:val="single" w:sz="5" w:color="D9D9D9"/>
+              <w:left w:val="single" w:sz="5" w:color="D9D9D9"/>
+              <w:bottom w:val="single" w:sz="5" w:color="D9D9D9"/>
+              <w:right w:val="single" w:sz="5" w:color="D9D9D9"/>
             </w:tcBorders>
+            <w:shd w:fill="F0F5F7"/>
             <w:tcMar>
-              <w:top w:w="90" w:type="dxa"/>
-              <w:bottom w:w="90" w:type="dxa"/>
-              <w:left w:w="90" w:type="dxa"/>
-              <w:right w:w="90" w:type="dxa"/>
+              <w:top w:w="80" w:type="dxa"/>
+              <w:left w:w="80" w:type="dxa"/>
+              <w:bottom w:w="80" w:type="dxa"/>
+              <w:right w:w="80" w:type="dxa"/>
             </w:tcMar>
           </w:tcPr>
           <w:p>
             <w:pPr>
-              <w:spacing w:after="60" w:before="60" w:line="252" w:lineRule="auto"/>
+              <w:spacing w:after="40" w:line="247" w:lineRule="auto"/>
             </w:pPr>
             <w:r>
               <w:rPr>
+                <w:b w:val="0"/>
+                <w:color w:val="000000"/>
                 <w:sz w:val="18"/>
               </w:rPr>
-              <w:t>Permiso decidido en el Equipo; validación al recibir cada orden.</w:t>
+              <w:t>Sandbox privado, payload cifrado, sin contraseñas en logs y exportación explícita.</w:t>
             </w:r>
           </w:p>
         </w:tc>
         <w:tc>
           <w:tcPr>
-            <w:tcW w:type="dxa" w:w="3402"/>
+            <w:tcW w:type="dxa" w:w="3960"/>
             <w:vAlign w:val="center"/>
             <w:tcBorders>
-              <w:top w:val="single" w:sz="4" w:color="D9D9D9"/>
-              <w:left w:val="single" w:sz="4" w:color="D9D9D9"/>
-              <w:bottom w:val="single" w:sz="4" w:color="D9D9D9"/>
-              <w:right w:val="single" w:sz="4" w:color="D9D9D9"/>
+              <w:top w:val="single" w:sz="5" w:color="D9D9D9"/>
+              <w:left w:val="single" w:sz="5" w:color="D9D9D9"/>
+              <w:bottom w:val="single" w:sz="5" w:color="D9D9D9"/>
+              <w:right w:val="single" w:sz="5" w:color="D9D9D9"/>
             </w:tcBorders>
+            <w:shd w:fill="F0F5F7"/>
             <w:tcMar>
-              <w:top w:w="90" w:type="dxa"/>
-              <w:bottom w:w="90" w:type="dxa"/>
-              <w:left w:w="90" w:type="dxa"/>
-              <w:right w:w="90" w:type="dxa"/>
+              <w:top w:w="80" w:type="dxa"/>
+              <w:left w:w="80" w:type="dxa"/>
+              <w:bottom w:w="80" w:type="dxa"/>
+              <w:right w:w="80" w:type="dxa"/>
             </w:tcMar>
           </w:tcPr>
           <w:p>
             <w:pPr>
-              <w:spacing w:after="60" w:before="60" w:line="252" w:lineRule="auto"/>
+              <w:spacing w:after="40" w:line="247" w:lineRule="auto"/>
             </w:pPr>
             <w:r>
               <w:rPr>
+                <w:b w:val="0"/>
+                <w:color w:val="000000"/>
                 <w:sz w:val="18"/>
               </w:rPr>
-              <w:t>Sesión de lectura y rechazo de comando sin autorización.</w:t>
+              <w:t>El CSV contiene lecturas legibles elegidas por el usuario. Metadatos de índice visibles.</w:t>
             </w:r>
           </w:p>
         </w:tc>
@@ -2779,105 +1989,107 @@
         </w:trPr>
         <w:tc>
           <w:tcPr>
-            <w:tcW w:type="dxa" w:w="1928"/>
+            <w:tcW w:type="dxa" w:w="1872"/>
             <w:vAlign w:val="center"/>
             <w:tcBorders>
-              <w:top w:val="single" w:sz="4" w:color="D9D9D9"/>
-              <w:left w:val="single" w:sz="4" w:color="D9D9D9"/>
-              <w:bottom w:val="single" w:sz="4" w:color="D9D9D9"/>
-              <w:right w:val="single" w:sz="4" w:color="D9D9D9"/>
+              <w:top w:val="single" w:sz="5" w:color="D9D9D9"/>
+              <w:left w:val="single" w:sz="5" w:color="D9D9D9"/>
+              <w:bottom w:val="single" w:sz="5" w:color="D9D9D9"/>
+              <w:right w:val="single" w:sz="5" w:color="D9D9D9"/>
             </w:tcBorders>
+            <w:shd w:fill="FFFFFF"/>
             <w:tcMar>
-              <w:top w:w="90" w:type="dxa"/>
-              <w:bottom w:w="90" w:type="dxa"/>
-              <w:left w:w="90" w:type="dxa"/>
-              <w:right w:w="90" w:type="dxa"/>
+              <w:top w:w="80" w:type="dxa"/>
+              <w:left w:w="80" w:type="dxa"/>
+              <w:bottom w:w="80" w:type="dxa"/>
+              <w:right w:w="80" w:type="dxa"/>
             </w:tcMar>
           </w:tcPr>
           <w:p>
             <w:pPr>
-              <w:spacing w:after="60" w:before="60" w:line="252" w:lineRule="auto"/>
+              <w:spacing w:after="40" w:line="247" w:lineRule="auto"/>
             </w:pPr>
             <w:r>
               <w:rPr>
+                <w:b w:val="0"/>
+                <w:color w:val="000000"/>
                 <w:sz w:val="18"/>
               </w:rPr>
-              <w:t>Entradas o pérdida de red</w:t>
+              <w:t>Saturación o fallo de disco</w:t>
             </w:r>
           </w:p>
         </w:tc>
         <w:tc>
           <w:tcPr>
-            <w:tcW w:type="dxa" w:w="4535"/>
+            <w:tcW w:type="dxa" w:w="3744"/>
             <w:vAlign w:val="center"/>
             <w:tcBorders>
-              <w:top w:val="single" w:sz="4" w:color="D9D9D9"/>
-              <w:left w:val="single" w:sz="4" w:color="D9D9D9"/>
-              <w:bottom w:val="single" w:sz="4" w:color="D9D9D9"/>
-              <w:right w:val="single" w:sz="4" w:color="D9D9D9"/>
+              <w:top w:val="single" w:sz="5" w:color="D9D9D9"/>
+              <w:left w:val="single" w:sz="5" w:color="D9D9D9"/>
+              <w:bottom w:val="single" w:sz="5" w:color="D9D9D9"/>
+              <w:right w:val="single" w:sz="5" w:color="D9D9D9"/>
             </w:tcBorders>
+            <w:shd w:fill="FFFFFF"/>
             <w:tcMar>
-              <w:top w:w="90" w:type="dxa"/>
-              <w:bottom w:w="90" w:type="dxa"/>
-              <w:left w:w="90" w:type="dxa"/>
-              <w:right w:w="90" w:type="dxa"/>
+              <w:top w:w="80" w:type="dxa"/>
+              <w:left w:w="80" w:type="dxa"/>
+              <w:bottom w:w="80" w:type="dxa"/>
+              <w:right w:w="80" w:type="dxa"/>
             </w:tcMar>
           </w:tcPr>
           <w:p>
             <w:pPr>
-              <w:spacing w:after="60" w:before="60" w:line="252" w:lineRule="auto"/>
+              <w:spacing w:after="40" w:line="247" w:lineRule="auto"/>
             </w:pPr>
             <w:r>
               <w:rPr>
+                <w:b w:val="0"/>
+                <w:color w:val="000000"/>
                 <w:sz w:val="18"/>
               </w:rPr>
-              <w:t>Tramas limitadas, valores finitos, cola acotada y retorno a AUTO.</w:t>
+              <w:t>10.000 registros, cola de 64 y contadores de error.</w:t>
             </w:r>
           </w:p>
         </w:tc>
         <w:tc>
           <w:tcPr>
-            <w:tcW w:type="dxa" w:w="3402"/>
+            <w:tcW w:type="dxa" w:w="3960"/>
             <w:vAlign w:val="center"/>
             <w:tcBorders>
-              <w:top w:val="single" w:sz="4" w:color="D9D9D9"/>
-              <w:left w:val="single" w:sz="4" w:color="D9D9D9"/>
-              <w:bottom w:val="single" w:sz="4" w:color="D9D9D9"/>
-              <w:right w:val="single" w:sz="4" w:color="D9D9D9"/>
+              <w:top w:val="single" w:sz="5" w:color="D9D9D9"/>
+              <w:left w:val="single" w:sz="5" w:color="D9D9D9"/>
+              <w:bottom w:val="single" w:sz="5" w:color="D9D9D9"/>
+              <w:right w:val="single" w:sz="5" w:color="D9D9D9"/>
             </w:tcBorders>
+            <w:shd w:fill="FFFFFF"/>
             <w:tcMar>
-              <w:top w:w="90" w:type="dxa"/>
-              <w:bottom w:w="90" w:type="dxa"/>
-              <w:left w:w="90" w:type="dxa"/>
-              <w:right w:w="90" w:type="dxa"/>
+              <w:top w:w="80" w:type="dxa"/>
+              <w:left w:w="80" w:type="dxa"/>
+              <w:bottom w:w="80" w:type="dxa"/>
+              <w:right w:w="80" w:type="dxa"/>
             </w:tcMar>
           </w:tcPr>
           <w:p>
             <w:pPr>
-              <w:spacing w:after="60" w:before="60" w:line="252" w:lineRule="auto"/>
+              <w:spacing w:after="40" w:line="247" w:lineRule="auto"/>
             </w:pPr>
             <w:r>
               <w:rPr>
+                <w:b w:val="0"/>
+                <w:color w:val="000000"/>
                 <w:sz w:val="18"/>
               </w:rPr>
-              <w:t>Pruebas de tamaño, rango y fallback; ensayo Wi-Fi.</w:t>
+              <w:t>Prueba de retención y errores visibles en Registro. No se promete captura sin pérdida.</w:t>
             </w:r>
           </w:p>
         </w:tc>
       </w:tr>
     </w:tbl>
-    <w:p/>
-    <w:p>
-      <w:pPr>
-        <w:pStyle w:val="Heading2"/>
-      </w:pPr>
-      <w:r>
-        <w:t>Credenciales y sesión</w:t>
-      </w:r>
-    </w:p>
     <w:p>
       <w:r>
-        <w:t>Cada dispositivo crea su propia cuenta. La contraseña se procesa en un hilo de trabajo y no se guarda en texto claro. Android Keystore protege la clave AES del registro local [5]. La sesión se cierra tras cinco minutos sin interacción. Pasar a segundo plano cierra el enlace. El backup está deshabilitado y las pantallas sensibles inhiben capturas.</w:t>
+        <w:rPr>
+          <w:b w:val="0"/>
+        </w:rPr>
       </w:r>
     </w:p>
     <w:p>
@@ -2885,39 +2097,52 @@
         <w:pStyle w:val="Heading2"/>
       </w:pPr>
       <w:r>
-        <w:t>Protección del canal</w:t>
+        <w:t>Aplicación de los objetivos de seguridad</w:t>
       </w:r>
     </w:p>
     <w:p>
       <w:r>
-        <w:t>Cada sesión incorpora nonces de 32 bytes por par. HKDF SHA256 deriva claves y prefijos distintos para cada dirección [7]. Las tramas cifradas incluyen un contador de 64 bits y una etiqueta GCM de 128 bits. El receptor limita el tamaño a 16384 bytes y exige la siguiente secuencia válida. Las primitivas AES GCM y HMAC SHA256 siguen las opciones documentadas por Android [6].</w:t>
-      </w:r>
-    </w:p>
-    <w:p>
-      <w:pPr>
-        <w:pStyle w:val="Heading2"/>
-      </w:pPr>
-      <w:r>
-        <w:t>Límites del mecanismo</w:t>
+        <w:rPr>
+          <w:b w:val="0"/>
+        </w:rPr>
+        <w:t>Identidad y acceso se atienden con cuenta local, verificación del par y permiso por sesión. La confidencialidad e integridad se atienden en transporte y almacenamiento. La disponibilidad se aborda con control local y fallos detectables. La minimización evita recopilar ubicación, contactos o identificadores personales innecesarios.</w:t>
       </w:r>
     </w:p>
     <w:p>
       <w:r>
-        <w:t>El protocolo académico no es TLS ni aporta secreto hacia adelante. La posesión del código concede acceso dentro del permiso configurado; no hay identidad centralizada. Un dispositivo comprometido, la denegación de servicio de la LAN o la filtración del código pueden superar estas protecciones. La bitácora es temporal y no constituye un registro inmutable.</w:t>
+        <w:rPr>
+          <w:b w:val="0"/>
+        </w:rPr>
+        <w:t>Para la demostración se propone una red de laboratorio separada, con contraseña del router, sin exposición del puerto a Internet y con acceso físico controlado a los teléfonos. Esa segmentación debe verificarse; la APK no la impone al router.</w:t>
+      </w:r>
+    </w:p>
+    <w:p>
+      <w:r>
+        <w:rPr>
+          <w:b w:val="0"/>
+        </w:rPr>
+        <w:t>Las bitácoras ayudan a reconstruir la sesión, pero no son inmutables. Una app Android en primer plano no sustituye un controlador de seguridad. Una futura integración física exige análisis de riesgos, gestión de claves y validación de actuadores apropiados al proceso.</w:t>
+      </w:r>
+    </w:p>
+    <w:p>
+      <w:r>
+        <w:br w:type="page"/>
       </w:r>
     </w:p>
     <w:p>
       <w:pPr>
         <w:pStyle w:val="Heading1"/>
-        <w:pageBreakBefore/>
       </w:pPr>
       <w:r>
-        <w:t>Lineamientos ISO e industria OT</w:t>
+        <w:t>Verificación de la aplicación</w:t>
       </w:r>
     </w:p>
     <w:p>
       <w:r>
-        <w:t>ISO/IEC 27400:2022 aborda riesgos, principios y controles de seguridad y privacidad IoT [1]. ISO/IEC 27001:2022 corresponde a un sistema de gestión de seguridad [2]. La relación siguiente expresa objetivos aplicados al prototipo; no afirma certificación ni cumplimiento integral de cláusulas.</w:t>
+        <w:rPr>
+          <w:b w:val="0"/>
+        </w:rPr>
+        <w:t>La verificación distingue el núcleo JVM, la instrumentación Android y los ensayos físicos. La reconstrucción del paquete final del 25 de octubre conserva la lógica Kotlin probada el 24 de octubre. Las capturas antiguas de la versión 1.0 están identificadas como antecedentes.</w:t>
       </w:r>
     </w:p>
     <w:tbl>
@@ -2928,9 +2153,8 @@
         <w:tblLook w:firstColumn="1" w:firstRow="1" w:lastColumn="0" w:lastRow="0" w:noHBand="0" w:noVBand="1" w:val="04A0"/>
       </w:tblPr>
       <w:tblGrid>
-        <w:gridCol w:w="2494"/>
-        <w:gridCol w:w="4535"/>
-        <w:gridCol w:w="2835"/>
+        <w:gridCol w:w="2376"/>
+        <w:gridCol w:w="7200"/>
       </w:tblGrid>
       <w:tr>
         <w:trPr>
@@ -2939,25 +2163,25 @@
         </w:trPr>
         <w:tc>
           <w:tcPr>
-            <w:tcW w:type="dxa" w:w="2494"/>
+            <w:tcW w:type="dxa" w:w="2376"/>
             <w:vAlign w:val="center"/>
             <w:tcBorders>
-              <w:top w:val="single" w:sz="4" w:color="D9D9D9"/>
-              <w:left w:val="single" w:sz="4" w:color="D9D9D9"/>
-              <w:bottom w:val="single" w:sz="4" w:color="D9D9D9"/>
-              <w:right w:val="single" w:sz="4" w:color="D9D9D9"/>
+              <w:top w:val="single" w:sz="5" w:color="D9D9D9"/>
+              <w:left w:val="single" w:sz="5" w:color="D9D9D9"/>
+              <w:bottom w:val="single" w:sz="5" w:color="D9D9D9"/>
+              <w:right w:val="single" w:sz="5" w:color="D9D9D9"/>
             </w:tcBorders>
+            <w:shd w:fill="173B50"/>
             <w:tcMar>
-              <w:top w:w="90" w:type="dxa"/>
-              <w:bottom w:w="90" w:type="dxa"/>
-              <w:left w:w="90" w:type="dxa"/>
-              <w:right w:w="90" w:type="dxa"/>
+              <w:top w:w="80" w:type="dxa"/>
+              <w:left w:w="80" w:type="dxa"/>
+              <w:bottom w:w="80" w:type="dxa"/>
+              <w:right w:w="80" w:type="dxa"/>
             </w:tcMar>
-            <w:shd w:fill="203E53"/>
           </w:tcPr>
           <w:p>
             <w:pPr>
-              <w:spacing w:after="60" w:before="60" w:line="252" w:lineRule="auto"/>
+              <w:spacing w:after="40" w:line="247" w:lineRule="auto"/>
             </w:pPr>
             <w:r>
               <w:rPr>
@@ -2965,31 +2189,31 @@
                 <w:color w:val="FFFFFF"/>
                 <w:sz w:val="18"/>
               </w:rPr>
-              <w:t>Objetivo de seguridad</w:t>
+              <w:t>Comprobación</w:t>
             </w:r>
           </w:p>
         </w:tc>
         <w:tc>
           <w:tcPr>
-            <w:tcW w:type="dxa" w:w="4535"/>
+            <w:tcW w:type="dxa" w:w="7200"/>
             <w:vAlign w:val="center"/>
             <w:tcBorders>
-              <w:top w:val="single" w:sz="4" w:color="D9D9D9"/>
-              <w:left w:val="single" w:sz="4" w:color="D9D9D9"/>
-              <w:bottom w:val="single" w:sz="4" w:color="D9D9D9"/>
-              <w:right w:val="single" w:sz="4" w:color="D9D9D9"/>
+              <w:top w:val="single" w:sz="5" w:color="D9D9D9"/>
+              <w:left w:val="single" w:sz="5" w:color="D9D9D9"/>
+              <w:bottom w:val="single" w:sz="5" w:color="D9D9D9"/>
+              <w:right w:val="single" w:sz="5" w:color="D9D9D9"/>
             </w:tcBorders>
+            <w:shd w:fill="173B50"/>
             <w:tcMar>
-              <w:top w:w="90" w:type="dxa"/>
-              <w:bottom w:w="90" w:type="dxa"/>
-              <w:left w:w="90" w:type="dxa"/>
-              <w:right w:w="90" w:type="dxa"/>
+              <w:top w:w="80" w:type="dxa"/>
+              <w:left w:w="80" w:type="dxa"/>
+              <w:bottom w:w="80" w:type="dxa"/>
+              <w:right w:w="80" w:type="dxa"/>
             </w:tcMar>
-            <w:shd w:fill="203E53"/>
           </w:tcPr>
           <w:p>
             <w:pPr>
-              <w:spacing w:after="60" w:before="60" w:line="252" w:lineRule="auto"/>
+              <w:spacing w:after="40" w:line="247" w:lineRule="auto"/>
             </w:pPr>
             <w:r>
               <w:rPr>
@@ -2997,39 +2221,7 @@
                 <w:color w:val="FFFFFF"/>
                 <w:sz w:val="18"/>
               </w:rPr>
-              <w:t>Aplicación al proyecto</w:t>
-            </w:r>
-          </w:p>
-        </w:tc>
-        <w:tc>
-          <w:tcPr>
-            <w:tcW w:type="dxa" w:w="2835"/>
-            <w:vAlign w:val="center"/>
-            <w:tcBorders>
-              <w:top w:val="single" w:sz="4" w:color="D9D9D9"/>
-              <w:left w:val="single" w:sz="4" w:color="D9D9D9"/>
-              <w:bottom w:val="single" w:sz="4" w:color="D9D9D9"/>
-              <w:right w:val="single" w:sz="4" w:color="D9D9D9"/>
-            </w:tcBorders>
-            <w:tcMar>
-              <w:top w:w="90" w:type="dxa"/>
-              <w:bottom w:w="90" w:type="dxa"/>
-              <w:left w:w="90" w:type="dxa"/>
-              <w:right w:w="90" w:type="dxa"/>
-            </w:tcMar>
-            <w:shd w:fill="203E53"/>
-          </w:tcPr>
-          <w:p>
-            <w:pPr>
-              <w:spacing w:after="60" w:before="60" w:line="252" w:lineRule="auto"/>
-            </w:pPr>
-            <w:r>
-              <w:rPr>
-                <w:b/>
-                <w:color w:val="FFFFFF"/>
-                <w:sz w:val="18"/>
-              </w:rPr>
-              <w:t>Evidencia</w:t>
+              <w:t>Resultado y alcance</w:t>
             </w:r>
           </w:p>
         </w:tc>
@@ -3040,88 +2232,65 @@
         </w:trPr>
         <w:tc>
           <w:tcPr>
-            <w:tcW w:type="dxa" w:w="2494"/>
+            <w:tcW w:type="dxa" w:w="2376"/>
             <w:vAlign w:val="center"/>
             <w:tcBorders>
-              <w:top w:val="single" w:sz="4" w:color="D9D9D9"/>
-              <w:left w:val="single" w:sz="4" w:color="D9D9D9"/>
-              <w:bottom w:val="single" w:sz="4" w:color="D9D9D9"/>
-              <w:right w:val="single" w:sz="4" w:color="D9D9D9"/>
+              <w:top w:val="single" w:sz="5" w:color="D9D9D9"/>
+              <w:left w:val="single" w:sz="5" w:color="D9D9D9"/>
+              <w:bottom w:val="single" w:sz="5" w:color="D9D9D9"/>
+              <w:right w:val="single" w:sz="5" w:color="D9D9D9"/>
             </w:tcBorders>
+            <w:shd w:fill="FFFFFF"/>
             <w:tcMar>
-              <w:top w:w="90" w:type="dxa"/>
-              <w:bottom w:w="90" w:type="dxa"/>
-              <w:left w:w="90" w:type="dxa"/>
-              <w:right w:w="90" w:type="dxa"/>
+              <w:top w:w="80" w:type="dxa"/>
+              <w:left w:w="80" w:type="dxa"/>
+              <w:bottom w:w="80" w:type="dxa"/>
+              <w:right w:w="80" w:type="dxa"/>
             </w:tcMar>
           </w:tcPr>
           <w:p>
             <w:pPr>
-              <w:spacing w:after="60" w:before="60" w:line="252" w:lineRule="auto"/>
+              <w:spacing w:after="40" w:line="247" w:lineRule="auto"/>
             </w:pPr>
             <w:r>
               <w:rPr>
+                <w:b w:val="0"/>
+                <w:color w:val="000000"/>
                 <w:sz w:val="18"/>
               </w:rPr>
-              <w:t>Gestión del riesgo</w:t>
+              <w:t>Compilación y firma</w:t>
             </w:r>
           </w:p>
         </w:tc>
         <w:tc>
           <w:tcPr>
-            <w:tcW w:type="dxa" w:w="4535"/>
+            <w:tcW w:type="dxa" w:w="7200"/>
             <w:vAlign w:val="center"/>
             <w:tcBorders>
-              <w:top w:val="single" w:sz="4" w:color="D9D9D9"/>
-              <w:left w:val="single" w:sz="4" w:color="D9D9D9"/>
-              <w:bottom w:val="single" w:sz="4" w:color="D9D9D9"/>
-              <w:right w:val="single" w:sz="4" w:color="D9D9D9"/>
+              <w:top w:val="single" w:sz="5" w:color="D9D9D9"/>
+              <w:left w:val="single" w:sz="5" w:color="D9D9D9"/>
+              <w:bottom w:val="single" w:sz="5" w:color="D9D9D9"/>
+              <w:right w:val="single" w:sz="5" w:color="D9D9D9"/>
             </w:tcBorders>
+            <w:shd w:fill="FFFFFF"/>
             <w:tcMar>
-              <w:top w:w="90" w:type="dxa"/>
-              <w:bottom w:w="90" w:type="dxa"/>
-              <w:left w:w="90" w:type="dxa"/>
-              <w:right w:w="90" w:type="dxa"/>
+              <w:top w:w="80" w:type="dxa"/>
+              <w:left w:w="80" w:type="dxa"/>
+              <w:bottom w:w="80" w:type="dxa"/>
+              <w:right w:w="80" w:type="dxa"/>
             </w:tcMar>
           </w:tcPr>
           <w:p>
             <w:pPr>
-              <w:spacing w:after="60" w:before="60" w:line="252" w:lineRule="auto"/>
+              <w:spacing w:after="40" w:line="247" w:lineRule="auto"/>
             </w:pPr>
             <w:r>
               <w:rPr>
+                <w:b w:val="0"/>
+                <w:color w:val="000000"/>
                 <w:sz w:val="18"/>
               </w:rPr>
-              <w:t>Activos, amenazas, controles y límites definidos.</w:t>
-            </w:r>
-          </w:p>
-        </w:tc>
-        <w:tc>
-          <w:tcPr>
-            <w:tcW w:type="dxa" w:w="2835"/>
-            <w:vAlign w:val="center"/>
-            <w:tcBorders>
-              <w:top w:val="single" w:sz="4" w:color="D9D9D9"/>
-              <w:left w:val="single" w:sz="4" w:color="D9D9D9"/>
-              <w:bottom w:val="single" w:sz="4" w:color="D9D9D9"/>
-              <w:right w:val="single" w:sz="4" w:color="D9D9D9"/>
-            </w:tcBorders>
-            <w:tcMar>
-              <w:top w:w="90" w:type="dxa"/>
-              <w:bottom w:w="90" w:type="dxa"/>
-              <w:left w:w="90" w:type="dxa"/>
-              <w:right w:w="90" w:type="dxa"/>
-            </w:tcMar>
-          </w:tcPr>
-          <w:p>
-            <w:pPr>
-              <w:spacing w:after="60" w:before="60" w:line="252" w:lineRule="auto"/>
-            </w:pPr>
-            <w:r>
-              <w:rPr>
-                <w:sz w:val="18"/>
-              </w:rPr>
-              <w:t>Análisis de riesgo y SEGURIDAD.md.</w:t>
+              <w:t>APK 1.1 y APK de pruebas construidas con JDK 17 y SDK 35. Firma de desarrollo Android Debug y SHA256 del archivo verificados.</w:t>
             </w:r>
           </w:p>
         </w:tc>
@@ -3132,88 +2301,65 @@
         </w:trPr>
         <w:tc>
           <w:tcPr>
-            <w:tcW w:type="dxa" w:w="2494"/>
+            <w:tcW w:type="dxa" w:w="2376"/>
             <w:vAlign w:val="center"/>
             <w:tcBorders>
-              <w:top w:val="single" w:sz="4" w:color="D9D9D9"/>
-              <w:left w:val="single" w:sz="4" w:color="D9D9D9"/>
-              <w:bottom w:val="single" w:sz="4" w:color="D9D9D9"/>
-              <w:right w:val="single" w:sz="4" w:color="D9D9D9"/>
+              <w:top w:val="single" w:sz="5" w:color="D9D9D9"/>
+              <w:left w:val="single" w:sz="5" w:color="D9D9D9"/>
+              <w:bottom w:val="single" w:sz="5" w:color="D9D9D9"/>
+              <w:right w:val="single" w:sz="5" w:color="D9D9D9"/>
             </w:tcBorders>
+            <w:shd w:fill="F0F5F7"/>
             <w:tcMar>
-              <w:top w:w="90" w:type="dxa"/>
-              <w:bottom w:w="90" w:type="dxa"/>
-              <w:left w:w="90" w:type="dxa"/>
-              <w:right w:w="90" w:type="dxa"/>
+              <w:top w:w="80" w:type="dxa"/>
+              <w:left w:w="80" w:type="dxa"/>
+              <w:bottom w:w="80" w:type="dxa"/>
+              <w:right w:w="80" w:type="dxa"/>
             </w:tcMar>
           </w:tcPr>
           <w:p>
             <w:pPr>
-              <w:spacing w:after="60" w:before="60" w:line="252" w:lineRule="auto"/>
+              <w:spacing w:after="40" w:line="247" w:lineRule="auto"/>
             </w:pPr>
             <w:r>
               <w:rPr>
+                <w:b w:val="0"/>
+                <w:color w:val="000000"/>
                 <w:sz w:val="18"/>
               </w:rPr>
-              <w:t>Control de acceso</w:t>
+              <w:t>Núcleo JVM</w:t>
             </w:r>
           </w:p>
         </w:tc>
         <w:tc>
           <w:tcPr>
-            <w:tcW w:type="dxa" w:w="4535"/>
+            <w:tcW w:type="dxa" w:w="7200"/>
             <w:vAlign w:val="center"/>
             <w:tcBorders>
-              <w:top w:val="single" w:sz="4" w:color="D9D9D9"/>
-              <w:left w:val="single" w:sz="4" w:color="D9D9D9"/>
-              <w:bottom w:val="single" w:sz="4" w:color="D9D9D9"/>
-              <w:right w:val="single" w:sz="4" w:color="D9D9D9"/>
+              <w:top w:val="single" w:sz="5" w:color="D9D9D9"/>
+              <w:left w:val="single" w:sz="5" w:color="D9D9D9"/>
+              <w:bottom w:val="single" w:sz="5" w:color="D9D9D9"/>
+              <w:right w:val="single" w:sz="5" w:color="D9D9D9"/>
             </w:tcBorders>
+            <w:shd w:fill="F0F5F7"/>
             <w:tcMar>
-              <w:top w:w="90" w:type="dxa"/>
-              <w:bottom w:w="90" w:type="dxa"/>
-              <w:left w:w="90" w:type="dxa"/>
-              <w:right w:w="90" w:type="dxa"/>
+              <w:top w:w="80" w:type="dxa"/>
+              <w:left w:w="80" w:type="dxa"/>
+              <w:bottom w:w="80" w:type="dxa"/>
+              <w:right w:w="80" w:type="dxa"/>
             </w:tcMar>
           </w:tcPr>
           <w:p>
             <w:pPr>
-              <w:spacing w:after="60" w:before="60" w:line="252" w:lineRule="auto"/>
+              <w:spacing w:after="40" w:line="247" w:lineRule="auto"/>
             </w:pPr>
             <w:r>
               <w:rPr>
+                <w:b w:val="0"/>
+                <w:color w:val="000000"/>
                 <w:sz w:val="18"/>
               </w:rPr>
-              <w:t>Login local y permiso de control concedido por el Equipo.</w:t>
-            </w:r>
-          </w:p>
-        </w:tc>
-        <w:tc>
-          <w:tcPr>
-            <w:tcW w:type="dxa" w:w="2835"/>
-            <w:vAlign w:val="center"/>
-            <w:tcBorders>
-              <w:top w:val="single" w:sz="4" w:color="D9D9D9"/>
-              <w:left w:val="single" w:sz="4" w:color="D9D9D9"/>
-              <w:bottom w:val="single" w:sz="4" w:color="D9D9D9"/>
-              <w:right w:val="single" w:sz="4" w:color="D9D9D9"/>
-            </w:tcBorders>
-            <w:tcMar>
-              <w:top w:w="90" w:type="dxa"/>
-              <w:bottom w:w="90" w:type="dxa"/>
-              <w:left w:w="90" w:type="dxa"/>
-              <w:right w:w="90" w:type="dxa"/>
-            </w:tcMar>
-          </w:tcPr>
-          <w:p>
-            <w:pPr>
-              <w:spacing w:after="60" w:before="60" w:line="252" w:lineRule="auto"/>
-            </w:pPr>
-            <w:r>
-              <w:rPr>
-                <w:sz w:val="18"/>
-              </w:rPr>
-              <w:t>Pruebas de acceso y modo lectura.</w:t>
+              <w:t>29 pruebas aprobadas el 25 de octubre, sin fallos ni errores: planta, canal seguro y emparejamiento TLS.</w:t>
             </w:r>
           </w:p>
         </w:tc>
@@ -3224,88 +2370,65 @@
         </w:trPr>
         <w:tc>
           <w:tcPr>
-            <w:tcW w:type="dxa" w:w="2494"/>
+            <w:tcW w:type="dxa" w:w="2376"/>
             <w:vAlign w:val="center"/>
             <w:tcBorders>
-              <w:top w:val="single" w:sz="4" w:color="D9D9D9"/>
-              <w:left w:val="single" w:sz="4" w:color="D9D9D9"/>
-              <w:bottom w:val="single" w:sz="4" w:color="D9D9D9"/>
-              <w:right w:val="single" w:sz="4" w:color="D9D9D9"/>
+              <w:top w:val="single" w:sz="5" w:color="D9D9D9"/>
+              <w:left w:val="single" w:sz="5" w:color="D9D9D9"/>
+              <w:bottom w:val="single" w:sz="5" w:color="D9D9D9"/>
+              <w:right w:val="single" w:sz="5" w:color="D9D9D9"/>
             </w:tcBorders>
+            <w:shd w:fill="FFFFFF"/>
             <w:tcMar>
-              <w:top w:w="90" w:type="dxa"/>
-              <w:bottom w:w="90" w:type="dxa"/>
-              <w:left w:w="90" w:type="dxa"/>
-              <w:right w:w="90" w:type="dxa"/>
+              <w:top w:w="80" w:type="dxa"/>
+              <w:left w:w="80" w:type="dxa"/>
+              <w:bottom w:w="80" w:type="dxa"/>
+              <w:right w:w="80" w:type="dxa"/>
             </w:tcMar>
           </w:tcPr>
           <w:p>
             <w:pPr>
-              <w:spacing w:after="60" w:before="60" w:line="252" w:lineRule="auto"/>
+              <w:spacing w:after="40" w:line="247" w:lineRule="auto"/>
             </w:pPr>
             <w:r>
               <w:rPr>
+                <w:b w:val="0"/>
+                <w:color w:val="000000"/>
                 <w:sz w:val="18"/>
               </w:rPr>
-              <w:t>Confidencialidad</w:t>
+              <w:t>Android API 28</w:t>
             </w:r>
           </w:p>
         </w:tc>
         <w:tc>
           <w:tcPr>
-            <w:tcW w:type="dxa" w:w="4535"/>
+            <w:tcW w:type="dxa" w:w="7200"/>
             <w:vAlign w:val="center"/>
             <w:tcBorders>
-              <w:top w:val="single" w:sz="4" w:color="D9D9D9"/>
-              <w:left w:val="single" w:sz="4" w:color="D9D9D9"/>
-              <w:bottom w:val="single" w:sz="4" w:color="D9D9D9"/>
-              <w:right w:val="single" w:sz="4" w:color="D9D9D9"/>
+              <w:top w:val="single" w:sz="5" w:color="D9D9D9"/>
+              <w:left w:val="single" w:sz="5" w:color="D9D9D9"/>
+              <w:bottom w:val="single" w:sz="5" w:color="D9D9D9"/>
+              <w:right w:val="single" w:sz="5" w:color="D9D9D9"/>
             </w:tcBorders>
+            <w:shd w:fill="FFFFFF"/>
             <w:tcMar>
-              <w:top w:w="90" w:type="dxa"/>
-              <w:bottom w:w="90" w:type="dxa"/>
-              <w:left w:w="90" w:type="dxa"/>
-              <w:right w:w="90" w:type="dxa"/>
+              <w:top w:w="80" w:type="dxa"/>
+              <w:left w:w="80" w:type="dxa"/>
+              <w:bottom w:w="80" w:type="dxa"/>
+              <w:right w:w="80" w:type="dxa"/>
             </w:tcMar>
           </w:tcPr>
           <w:p>
             <w:pPr>
-              <w:spacing w:after="60" w:before="60" w:line="252" w:lineRule="auto"/>
+              <w:spacing w:after="40" w:line="247" w:lineRule="auto"/>
             </w:pPr>
             <w:r>
               <w:rPr>
+                <w:b w:val="0"/>
+                <w:color w:val="000000"/>
                 <w:sz w:val="18"/>
               </w:rPr>
-              <w:t>Credenciales locales protegidas y canal de datos cifrado.</w:t>
-            </w:r>
-          </w:p>
-        </w:tc>
-        <w:tc>
-          <w:tcPr>
-            <w:tcW w:type="dxa" w:w="2835"/>
-            <w:vAlign w:val="center"/>
-            <w:tcBorders>
-              <w:top w:val="single" w:sz="4" w:color="D9D9D9"/>
-              <w:left w:val="single" w:sz="4" w:color="D9D9D9"/>
-              <w:bottom w:val="single" w:sz="4" w:color="D9D9D9"/>
-              <w:right w:val="single" w:sz="4" w:color="D9D9D9"/>
-            </w:tcBorders>
-            <w:tcMar>
-              <w:top w:w="90" w:type="dxa"/>
-              <w:bottom w:w="90" w:type="dxa"/>
-              <w:left w:w="90" w:type="dxa"/>
-              <w:right w:w="90" w:type="dxa"/>
-            </w:tcMar>
-          </w:tcPr>
-          <w:p>
-            <w:pPr>
-              <w:spacing w:after="60" w:before="60" w:line="252" w:lineRule="auto"/>
-            </w:pPr>
-            <w:r>
-              <w:rPr>
-                <w:sz w:val="18"/>
-              </w:rPr>
-              <w:t>AuthStore, SecureChannel y pruebas.</w:t>
+              <w:t>12 casos aprobados el 24 de octubre en dos lotes: 9 de cuenta/historial y 3 de TLS/integración repetidos tras corregir la clave TLS.</w:t>
             </w:r>
           </w:p>
         </w:tc>
@@ -3316,88 +2439,65 @@
         </w:trPr>
         <w:tc>
           <w:tcPr>
-            <w:tcW w:type="dxa" w:w="2494"/>
+            <w:tcW w:type="dxa" w:w="2376"/>
             <w:vAlign w:val="center"/>
             <w:tcBorders>
-              <w:top w:val="single" w:sz="4" w:color="D9D9D9"/>
-              <w:left w:val="single" w:sz="4" w:color="D9D9D9"/>
-              <w:bottom w:val="single" w:sz="4" w:color="D9D9D9"/>
-              <w:right w:val="single" w:sz="4" w:color="D9D9D9"/>
+              <w:top w:val="single" w:sz="5" w:color="D9D9D9"/>
+              <w:left w:val="single" w:sz="5" w:color="D9D9D9"/>
+              <w:bottom w:val="single" w:sz="5" w:color="D9D9D9"/>
+              <w:right w:val="single" w:sz="5" w:color="D9D9D9"/>
             </w:tcBorders>
+            <w:shd w:fill="F0F5F7"/>
             <w:tcMar>
-              <w:top w:w="90" w:type="dxa"/>
-              <w:bottom w:w="90" w:type="dxa"/>
-              <w:left w:w="90" w:type="dxa"/>
-              <w:right w:w="90" w:type="dxa"/>
+              <w:top w:w="80" w:type="dxa"/>
+              <w:left w:w="80" w:type="dxa"/>
+              <w:bottom w:w="80" w:type="dxa"/>
+              <w:right w:w="80" w:type="dxa"/>
             </w:tcMar>
           </w:tcPr>
           <w:p>
             <w:pPr>
-              <w:spacing w:after="60" w:before="60" w:line="252" w:lineRule="auto"/>
+              <w:spacing w:after="40" w:line="247" w:lineRule="auto"/>
             </w:pPr>
             <w:r>
               <w:rPr>
+                <w:b w:val="0"/>
+                <w:color w:val="000000"/>
                 <w:sz w:val="18"/>
               </w:rPr>
-              <w:t>Integridad</w:t>
+              <w:t>Persistencia entre procesos</w:t>
             </w:r>
           </w:p>
         </w:tc>
         <w:tc>
           <w:tcPr>
-            <w:tcW w:type="dxa" w:w="4535"/>
+            <w:tcW w:type="dxa" w:w="7200"/>
             <w:vAlign w:val="center"/>
             <w:tcBorders>
-              <w:top w:val="single" w:sz="4" w:color="D9D9D9"/>
-              <w:left w:val="single" w:sz="4" w:color="D9D9D9"/>
-              <w:bottom w:val="single" w:sz="4" w:color="D9D9D9"/>
-              <w:right w:val="single" w:sz="4" w:color="D9D9D9"/>
+              <w:top w:val="single" w:sz="5" w:color="D9D9D9"/>
+              <w:left w:val="single" w:sz="5" w:color="D9D9D9"/>
+              <w:bottom w:val="single" w:sz="5" w:color="D9D9D9"/>
+              <w:right w:val="single" w:sz="5" w:color="D9D9D9"/>
             </w:tcBorders>
+            <w:shd w:fill="F0F5F7"/>
             <w:tcMar>
-              <w:top w:w="90" w:type="dxa"/>
-              <w:bottom w:w="90" w:type="dxa"/>
-              <w:left w:w="90" w:type="dxa"/>
-              <w:right w:w="90" w:type="dxa"/>
+              <w:top w:w="80" w:type="dxa"/>
+              <w:left w:w="80" w:type="dxa"/>
+              <w:bottom w:w="80" w:type="dxa"/>
+              <w:right w:w="80" w:type="dxa"/>
             </w:tcMar>
           </w:tcPr>
           <w:p>
             <w:pPr>
-              <w:spacing w:after="60" w:before="60" w:line="252" w:lineRule="auto"/>
+              <w:spacing w:after="40" w:line="247" w:lineRule="auto"/>
             </w:pPr>
             <w:r>
               <w:rPr>
+                <w:b w:val="0"/>
+                <w:color w:val="000000"/>
                 <w:sz w:val="18"/>
               </w:rPr>
-              <w:t>Autenticación de mensaje, secuencia y validación de orden.</w:t>
-            </w:r>
-          </w:p>
-        </w:tc>
-        <w:tc>
-          <w:tcPr>
-            <w:tcW w:type="dxa" w:w="2835"/>
-            <w:vAlign w:val="center"/>
-            <w:tcBorders>
-              <w:top w:val="single" w:sz="4" w:color="D9D9D9"/>
-              <w:left w:val="single" w:sz="4" w:color="D9D9D9"/>
-              <w:bottom w:val="single" w:sz="4" w:color="D9D9D9"/>
-              <w:right w:val="single" w:sz="4" w:color="D9D9D9"/>
-            </w:tcBorders>
-            <w:tcMar>
-              <w:top w:w="90" w:type="dxa"/>
-              <w:bottom w:w="90" w:type="dxa"/>
-              <w:left w:w="90" w:type="dxa"/>
-              <w:right w:w="90" w:type="dxa"/>
-            </w:tcMar>
-          </w:tcPr>
-          <w:p>
-            <w:pPr>
-              <w:spacing w:after="60" w:before="60" w:line="252" w:lineRule="auto"/>
-            </w:pPr>
-            <w:r>
-              <w:rPr>
-                <w:sz w:val="18"/>
-              </w:rPr>
-              <w:t>Rechazo de alteración, replay y rango.</w:t>
+              <w:t>seed y verify aprobaron en instrumentaciones separadas con am force-stop entre ambas. Persistieron cuenta y lectura REMOTO.</w:t>
             </w:r>
           </w:p>
         </w:tc>
@@ -3408,88 +2508,65 @@
         </w:trPr>
         <w:tc>
           <w:tcPr>
-            <w:tcW w:type="dxa" w:w="2494"/>
+            <w:tcW w:type="dxa" w:w="2376"/>
             <w:vAlign w:val="center"/>
             <w:tcBorders>
-              <w:top w:val="single" w:sz="4" w:color="D9D9D9"/>
-              <w:left w:val="single" w:sz="4" w:color="D9D9D9"/>
-              <w:bottom w:val="single" w:sz="4" w:color="D9D9D9"/>
-              <w:right w:val="single" w:sz="4" w:color="D9D9D9"/>
+              <w:top w:val="single" w:sz="5" w:color="D9D9D9"/>
+              <w:left w:val="single" w:sz="5" w:color="D9D9D9"/>
+              <w:bottom w:val="single" w:sz="5" w:color="D9D9D9"/>
+              <w:right w:val="single" w:sz="5" w:color="D9D9D9"/>
             </w:tcBorders>
+            <w:shd w:fill="FFFFFF"/>
             <w:tcMar>
-              <w:top w:w="90" w:type="dxa"/>
-              <w:bottom w:w="90" w:type="dxa"/>
-              <w:left w:w="90" w:type="dxa"/>
-              <w:right w:w="90" w:type="dxa"/>
+              <w:top w:w="80" w:type="dxa"/>
+              <w:left w:w="80" w:type="dxa"/>
+              <w:bottom w:w="80" w:type="dxa"/>
+              <w:right w:w="80" w:type="dxa"/>
             </w:tcMar>
           </w:tcPr>
           <w:p>
             <w:pPr>
-              <w:spacing w:after="60" w:before="60" w:line="252" w:lineRule="auto"/>
+              <w:spacing w:after="40" w:line="247" w:lineRule="auto"/>
             </w:pPr>
             <w:r>
               <w:rPr>
+                <w:b w:val="0"/>
+                <w:color w:val="000000"/>
                 <w:sz w:val="18"/>
               </w:rPr>
-              <w:t>Disponibilidad del proceso</w:t>
+              <w:t>Análisis estático</w:t>
             </w:r>
           </w:p>
         </w:tc>
         <w:tc>
           <w:tcPr>
-            <w:tcW w:type="dxa" w:w="4535"/>
+            <w:tcW w:type="dxa" w:w="7200"/>
             <w:vAlign w:val="center"/>
             <w:tcBorders>
-              <w:top w:val="single" w:sz="4" w:color="D9D9D9"/>
-              <w:left w:val="single" w:sz="4" w:color="D9D9D9"/>
-              <w:bottom w:val="single" w:sz="4" w:color="D9D9D9"/>
-              <w:right w:val="single" w:sz="4" w:color="D9D9D9"/>
+              <w:top w:val="single" w:sz="5" w:color="D9D9D9"/>
+              <w:left w:val="single" w:sz="5" w:color="D9D9D9"/>
+              <w:bottom w:val="single" w:sz="5" w:color="D9D9D9"/>
+              <w:right w:val="single" w:sz="5" w:color="D9D9D9"/>
             </w:tcBorders>
+            <w:shd w:fill="FFFFFF"/>
             <w:tcMar>
-              <w:top w:w="90" w:type="dxa"/>
-              <w:bottom w:w="90" w:type="dxa"/>
-              <w:left w:w="90" w:type="dxa"/>
-              <w:right w:w="90" w:type="dxa"/>
+              <w:top w:w="80" w:type="dxa"/>
+              <w:left w:w="80" w:type="dxa"/>
+              <w:bottom w:w="80" w:type="dxa"/>
+              <w:right w:w="80" w:type="dxa"/>
             </w:tcMar>
           </w:tcPr>
           <w:p>
             <w:pPr>
-              <w:spacing w:after="60" w:before="60" w:line="252" w:lineRule="auto"/>
+              <w:spacing w:after="40" w:line="247" w:lineRule="auto"/>
             </w:pPr>
             <w:r>
               <w:rPr>
+                <w:b w:val="0"/>
+                <w:color w:val="000000"/>
                 <w:sz w:val="18"/>
               </w:rPr>
-              <w:t>Control AUTO local y cierre de sesión sin reenvío de órdenes.</w:t>
-            </w:r>
-          </w:p>
-        </w:tc>
-        <w:tc>
-          <w:tcPr>
-            <w:tcW w:type="dxa" w:w="2835"/>
-            <w:vAlign w:val="center"/>
-            <w:tcBorders>
-              <w:top w:val="single" w:sz="4" w:color="D9D9D9"/>
-              <w:left w:val="single" w:sz="4" w:color="D9D9D9"/>
-              <w:bottom w:val="single" w:sz="4" w:color="D9D9D9"/>
-              <w:right w:val="single" w:sz="4" w:color="D9D9D9"/>
-            </w:tcBorders>
-            <w:tcMar>
-              <w:top w:w="90" w:type="dxa"/>
-              <w:bottom w:w="90" w:type="dxa"/>
-              <w:left w:w="90" w:type="dxa"/>
-              <w:right w:w="90" w:type="dxa"/>
-            </w:tcMar>
-          </w:tcPr>
-          <w:p>
-            <w:pPr>
-              <w:spacing w:after="60" w:before="60" w:line="252" w:lineRule="auto"/>
-            </w:pPr>
-            <w:r>
-              <w:rPr>
-                <w:sz w:val="18"/>
-              </w:rPr>
-              <w:t>PlantTest y ensayo de corte Wi-Fi.</w:t>
+              <w:t>Android Lint: 0 errores y 30 advertencias. Desglose en VERIFICACION.md.</w:t>
             </w:r>
           </w:p>
         </w:tc>
@@ -3500,197 +2577,75 @@
         </w:trPr>
         <w:tc>
           <w:tcPr>
-            <w:tcW w:type="dxa" w:w="2494"/>
+            <w:tcW w:type="dxa" w:w="2376"/>
             <w:vAlign w:val="center"/>
             <w:tcBorders>
-              <w:top w:val="single" w:sz="4" w:color="D9D9D9"/>
-              <w:left w:val="single" w:sz="4" w:color="D9D9D9"/>
-              <w:bottom w:val="single" w:sz="4" w:color="D9D9D9"/>
-              <w:right w:val="single" w:sz="4" w:color="D9D9D9"/>
+              <w:top w:val="single" w:sz="5" w:color="D9D9D9"/>
+              <w:left w:val="single" w:sz="5" w:color="D9D9D9"/>
+              <w:bottom w:val="single" w:sz="5" w:color="D9D9D9"/>
+              <w:right w:val="single" w:sz="5" w:color="D9D9D9"/>
             </w:tcBorders>
+            <w:shd w:fill="F0F5F7"/>
             <w:tcMar>
-              <w:top w:w="90" w:type="dxa"/>
-              <w:bottom w:w="90" w:type="dxa"/>
-              <w:left w:w="90" w:type="dxa"/>
-              <w:right w:w="90" w:type="dxa"/>
+              <w:top w:w="80" w:type="dxa"/>
+              <w:left w:w="80" w:type="dxa"/>
+              <w:bottom w:w="80" w:type="dxa"/>
+              <w:right w:w="80" w:type="dxa"/>
             </w:tcMar>
           </w:tcPr>
           <w:p>
             <w:pPr>
-              <w:spacing w:after="60" w:before="60" w:line="252" w:lineRule="auto"/>
+              <w:spacing w:after="40" w:line="247" w:lineRule="auto"/>
             </w:pPr>
             <w:r>
               <w:rPr>
+                <w:b w:val="0"/>
+                <w:color w:val="000000"/>
                 <w:sz w:val="18"/>
               </w:rPr>
-              <w:t>Privacidad</w:t>
+              <w:t>Dos Android físicos</w:t>
             </w:r>
           </w:p>
         </w:tc>
         <w:tc>
           <w:tcPr>
-            <w:tcW w:type="dxa" w:w="4535"/>
+            <w:tcW w:type="dxa" w:w="7200"/>
             <w:vAlign w:val="center"/>
             <w:tcBorders>
-              <w:top w:val="single" w:sz="4" w:color="D9D9D9"/>
-              <w:left w:val="single" w:sz="4" w:color="D9D9D9"/>
-              <w:bottom w:val="single" w:sz="4" w:color="D9D9D9"/>
-              <w:right w:val="single" w:sz="4" w:color="D9D9D9"/>
+              <w:top w:val="single" w:sz="5" w:color="D9D9D9"/>
+              <w:left w:val="single" w:sz="5" w:color="D9D9D9"/>
+              <w:bottom w:val="single" w:sz="5" w:color="D9D9D9"/>
+              <w:right w:val="single" w:sz="5" w:color="D9D9D9"/>
             </w:tcBorders>
+            <w:shd w:fill="F0F5F7"/>
             <w:tcMar>
-              <w:top w:w="90" w:type="dxa"/>
-              <w:bottom w:w="90" w:type="dxa"/>
-              <w:left w:w="90" w:type="dxa"/>
-              <w:right w:w="90" w:type="dxa"/>
+              <w:top w:w="80" w:type="dxa"/>
+              <w:left w:w="80" w:type="dxa"/>
+              <w:bottom w:w="80" w:type="dxa"/>
+              <w:right w:w="80" w:type="dxa"/>
             </w:tcMar>
           </w:tcPr>
           <w:p>
             <w:pPr>
-              <w:spacing w:after="60" w:before="60" w:line="252" w:lineRule="auto"/>
+              <w:spacing w:after="40" w:line="247" w:lineRule="auto"/>
             </w:pPr>
             <w:r>
               <w:rPr>
+                <w:b w:val="0"/>
+                <w:color w:val="000000"/>
                 <w:sz w:val="18"/>
               </w:rPr>
-              <w:t>Datos mínimos, secretos ocultos y bitácora sin credenciales.</w:t>
-            </w:r>
-          </w:p>
-        </w:tc>
-        <w:tc>
-          <w:tcPr>
-            <w:tcW w:type="dxa" w:w="2835"/>
-            <w:vAlign w:val="center"/>
-            <w:tcBorders>
-              <w:top w:val="single" w:sz="4" w:color="D9D9D9"/>
-              <w:left w:val="single" w:sz="4" w:color="D9D9D9"/>
-              <w:bottom w:val="single" w:sz="4" w:color="D9D9D9"/>
-              <w:right w:val="single" w:sz="4" w:color="D9D9D9"/>
-            </w:tcBorders>
-            <w:tcMar>
-              <w:top w:w="90" w:type="dxa"/>
-              <w:bottom w:w="90" w:type="dxa"/>
-              <w:left w:w="90" w:type="dxa"/>
-              <w:right w:w="90" w:type="dxa"/>
-            </w:tcMar>
-          </w:tcPr>
-          <w:p>
-            <w:pPr>
-              <w:spacing w:after="60" w:before="60" w:line="252" w:lineRule="auto"/>
-            </w:pPr>
-            <w:r>
-              <w:rPr>
-                <w:sz w:val="18"/>
-              </w:rPr>
-              <w:t>Manifiesto y revisión de exportación.</w:t>
-            </w:r>
-          </w:p>
-        </w:tc>
-      </w:tr>
-      <w:tr>
-        <w:trPr>
-          <w:cantSplit/>
-        </w:trPr>
-        <w:tc>
-          <w:tcPr>
-            <w:tcW w:type="dxa" w:w="2494"/>
-            <w:vAlign w:val="center"/>
-            <w:tcBorders>
-              <w:top w:val="single" w:sz="4" w:color="D9D9D9"/>
-              <w:left w:val="single" w:sz="4" w:color="D9D9D9"/>
-              <w:bottom w:val="single" w:sz="4" w:color="D9D9D9"/>
-              <w:right w:val="single" w:sz="4" w:color="D9D9D9"/>
-            </w:tcBorders>
-            <w:tcMar>
-              <w:top w:w="90" w:type="dxa"/>
-              <w:bottom w:w="90" w:type="dxa"/>
-              <w:left w:w="90" w:type="dxa"/>
-              <w:right w:w="90" w:type="dxa"/>
-            </w:tcMar>
-          </w:tcPr>
-          <w:p>
-            <w:pPr>
-              <w:spacing w:after="60" w:before="60" w:line="252" w:lineRule="auto"/>
-            </w:pPr>
-            <w:r>
-              <w:rPr>
-                <w:sz w:val="18"/>
-              </w:rPr>
-              <w:t>Seguimiento y mejora</w:t>
-            </w:r>
-          </w:p>
-        </w:tc>
-        <w:tc>
-          <w:tcPr>
-            <w:tcW w:type="dxa" w:w="4535"/>
-            <w:vAlign w:val="center"/>
-            <w:tcBorders>
-              <w:top w:val="single" w:sz="4" w:color="D9D9D9"/>
-              <w:left w:val="single" w:sz="4" w:color="D9D9D9"/>
-              <w:bottom w:val="single" w:sz="4" w:color="D9D9D9"/>
-              <w:right w:val="single" w:sz="4" w:color="D9D9D9"/>
-            </w:tcBorders>
-            <w:tcMar>
-              <w:top w:w="90" w:type="dxa"/>
-              <w:bottom w:w="90" w:type="dxa"/>
-              <w:left w:w="90" w:type="dxa"/>
-              <w:right w:w="90" w:type="dxa"/>
-            </w:tcMar>
-          </w:tcPr>
-          <w:p>
-            <w:pPr>
-              <w:spacing w:after="60" w:before="60" w:line="252" w:lineRule="auto"/>
-            </w:pPr>
-            <w:r>
-              <w:rPr>
-                <w:sz w:val="18"/>
-              </w:rPr>
-              <w:t>Métricas, protocolo de ensayo y registro de fallos y correcciones.</w:t>
-            </w:r>
-          </w:p>
-        </w:tc>
-        <w:tc>
-          <w:tcPr>
-            <w:tcW w:type="dxa" w:w="2835"/>
-            <w:vAlign w:val="center"/>
-            <w:tcBorders>
-              <w:top w:val="single" w:sz="4" w:color="D9D9D9"/>
-              <w:left w:val="single" w:sz="4" w:color="D9D9D9"/>
-              <w:bottom w:val="single" w:sz="4" w:color="D9D9D9"/>
-              <w:right w:val="single" w:sz="4" w:color="D9D9D9"/>
-            </w:tcBorders>
-            <w:tcMar>
-              <w:top w:w="90" w:type="dxa"/>
-              <w:bottom w:w="90" w:type="dxa"/>
-              <w:left w:w="90" w:type="dxa"/>
-              <w:right w:w="90" w:type="dxa"/>
-            </w:tcMar>
-          </w:tcPr>
-          <w:p>
-            <w:pPr>
-              <w:spacing w:after="60" w:before="60" w:line="252" w:lineRule="auto"/>
-            </w:pPr>
-            <w:r>
-              <w:rPr>
-                <w:sz w:val="18"/>
-              </w:rPr>
-              <w:t>Resultados automatizados y formulario Wi-Fi.</w:t>
+              <w:t>Pendiente. No se han medido alcance, consumo, RTT ni estabilidad de una Wi-Fi física.</w:t>
             </w:r>
           </w:p>
         </w:tc>
       </w:tr>
     </w:tbl>
-    <w:p/>
-    <w:p>
-      <w:pPr>
-        <w:pStyle w:val="Heading2"/>
-      </w:pPr>
-      <w:r>
-        <w:t>Medidas del entorno de demostración</w:t>
-      </w:r>
-    </w:p>
     <w:p>
       <w:r>
-        <w:t>Configurar una red WPA2 o WPA3 dedicada, sin exposición del puerto 8842 a Internet y separada de redes de producción. El router debe permitir la comunicación entre los dos clientes. La separación de red y la seguridad Wi-Fi son controles del entorno, no capacidades que la app imponga al router.</w:t>
+        <w:rPr>
+          <w:b w:val="0"/>
+        </w:rPr>
       </w:r>
     </w:p>
     <w:p>
@@ -3698,12 +2653,31 @@
         <w:pStyle w:val="Heading2"/>
       </w:pPr>
       <w:r>
-        <w:t>Continuidad operativa</w:t>
+        <w:t>Alcance de las comprobaciones</w:t>
       </w:r>
     </w:p>
     <w:p>
       <w:r>
-        <w:t>NIST SP 800 82 Rev 3 sitúa la seguridad OT junto con los requisitos particulares de rendimiento, confiabilidad y seguridad del proceso [3]. En el prototipo, perder la sesión retorna a AUTO y consigna 4 °C; el compresor sigue la histéresis local mientras la app permanece en primer plano. El equipo simulado no sustituye un controlador o watchdog físico.</w:t>
+        <w:rPr>
+          <w:b w:val="0"/>
+        </w:rPr>
+        <w:t>Las pruebas JVM comprueban conexiones TLS 1.2 y 1.3 reales en loopback, rechazo de huella incorrecta, certificados inválidos y códigos antiguos. Cubren además manipulación de tramas, repetición, límites y comportamiento de la planta. Estas conexiones locales no representan ensayos inalámbricos.</w:t>
+      </w:r>
+    </w:p>
+    <w:p>
+      <w:r>
+        <w:rPr>
+          <w:b w:val="0"/>
+        </w:rPr>
+        <w:t>En Android se verificaron cuenta cifrada, bloqueo y migración; guardado y filtros por origen, periodo y alarma; coherencia CSV; entradas inválidas, metadatos alterados y retención. La retención prepara filas por SQL y comprueba el límite al guardar una lectura real; no equivale a varias horas de captura física.</w:t>
+      </w:r>
+    </w:p>
+    <w:p>
+      <w:r>
+        <w:rPr>
+          <w:b w:val="0"/>
+        </w:rPr>
+        <w:t>La integración usó dos modelos en un solo emulador. Login y navegación se activaron mediante eventos programáticos de vistas Android. Comprobó telemetría, alarma, ACK, consulta del Historial y retorno a AUTO. El resultado del 24 de octubre se conserva como resumen fechado; los logs y capturas temporales de esa versión no se incluyen. No se repitió la instrumentación Android el 25 de octubre.</w:t>
       </w:r>
     </w:p>
     <w:p>
@@ -3711,26 +2685,36 @@
         <w:pStyle w:val="Heading2"/>
       </w:pPr>
       <w:r>
-        <w:t>Verificación y evolución</w:t>
+        <w:t>Ensayos que deben completarse en clase</w:t>
       </w:r>
     </w:p>
     <w:p>
       <w:r>
-        <w:t>Antes de conectar equipamiento real se requieren validación del proceso, revisión independiente del canal criptográfico, protocolo adecuado para la instalación, gestión de credenciales, control de cambios y trazabilidad persistente. El presente entregable permite demostrar conceptos de monitoreo y control seguro entre aplicaciones Android.</w:t>
+        <w:rPr>
+          <w:b w:val="0"/>
+        </w:rPr>
+        <w:t>El protocolo T01 a T23 y el registro CSV mantienen PENDIENTE los casos sin ejecución física. Deben anotarse dispositivos, versión Android, topología, distancia, duración, muestras, RTT, saltos, ACK, consulta SQLite y filas CSV. Una casilla vacía no acredita el criterio.</w:t>
+      </w:r>
+    </w:p>
+    <w:p>
+      <w:r>
+        <w:br w:type="page"/>
       </w:r>
     </w:p>
     <w:p>
       <w:pPr>
         <w:pStyle w:val="Heading1"/>
-        <w:pageBreakBefore/>
       </w:pPr>
       <w:r>
-        <w:t>Pruebas verificadas</w:t>
+        <w:t>Correspondencia con la evaluación</w:t>
       </w:r>
     </w:p>
     <w:p>
       <w:r>
-        <w:t>La verificación distingue pruebas JVM, credenciales en Android e integración local de dos modelos de app en un emulador. La prueba de vistas usa eventos programáticos y no acredita gestos físicos ni Wi-Fi entre teléfonos. Los registros permiten reproducir resultados; las medidas loopback no describen el rendimiento inalámbrico.</w:t>
+        <w:rPr>
+          <w:b w:val="0"/>
+        </w:rPr>
+        <w:t>La pauta de la fotografía suma 100 puntos. Esta matriz permite localizar la implementación y la evidencia de cada criterio. El docente asigna el puntaje al revisar la aplicación y la demostración.</w:t>
       </w:r>
     </w:p>
     <w:tbl>
@@ -3741,9 +2725,9 @@
         <w:tblLook w:firstColumn="1" w:firstRow="1" w:lastColumn="0" w:lastRow="0" w:noHBand="0" w:noVBand="1" w:val="04A0"/>
       </w:tblPr>
       <w:tblGrid>
-        <w:gridCol w:w="2551"/>
-        <w:gridCol w:w="3685"/>
-        <w:gridCol w:w="3628"/>
+        <w:gridCol w:w="2376"/>
+        <w:gridCol w:w="792"/>
+        <w:gridCol w:w="6408"/>
       </w:tblGrid>
       <w:tr>
         <w:trPr>
@@ -3752,986 +2736,25 @@
         </w:trPr>
         <w:tc>
           <w:tcPr>
-            <w:tcW w:type="dxa" w:w="2551"/>
+            <w:tcW w:type="dxa" w:w="2376"/>
             <w:vAlign w:val="center"/>
             <w:tcBorders>
-              <w:top w:val="single" w:sz="4" w:color="D9D9D9"/>
-              <w:left w:val="single" w:sz="4" w:color="D9D9D9"/>
-              <w:bottom w:val="single" w:sz="4" w:color="D9D9D9"/>
-              <w:right w:val="single" w:sz="4" w:color="D9D9D9"/>
+              <w:top w:val="single" w:sz="5" w:color="D9D9D9"/>
+              <w:left w:val="single" w:sz="5" w:color="D9D9D9"/>
+              <w:bottom w:val="single" w:sz="5" w:color="D9D9D9"/>
+              <w:right w:val="single" w:sz="5" w:color="D9D9D9"/>
             </w:tcBorders>
+            <w:shd w:fill="173B50"/>
             <w:tcMar>
-              <w:top w:w="90" w:type="dxa"/>
-              <w:bottom w:w="90" w:type="dxa"/>
-              <w:left w:w="90" w:type="dxa"/>
-              <w:right w:w="90" w:type="dxa"/>
-            </w:tcMar>
-            <w:shd w:fill="203E53"/>
-          </w:tcPr>
-          <w:p>
-            <w:pPr>
-              <w:spacing w:after="60" w:before="60" w:line="252" w:lineRule="auto"/>
-            </w:pPr>
-            <w:r>
-              <w:rPr>
-                <w:b/>
-                <w:color w:val="FFFFFF"/>
-                <w:sz w:val="18"/>
-              </w:rPr>
-              <w:t>Verificación</w:t>
-            </w:r>
-          </w:p>
-        </w:tc>
-        <w:tc>
-          <w:tcPr>
-            <w:tcW w:type="dxa" w:w="3685"/>
-            <w:vAlign w:val="center"/>
-            <w:tcBorders>
-              <w:top w:val="single" w:sz="4" w:color="D9D9D9"/>
-              <w:left w:val="single" w:sz="4" w:color="D9D9D9"/>
-              <w:bottom w:val="single" w:sz="4" w:color="D9D9D9"/>
-              <w:right w:val="single" w:sz="4" w:color="D9D9D9"/>
-            </w:tcBorders>
-            <w:tcMar>
-              <w:top w:w="90" w:type="dxa"/>
-              <w:bottom w:w="90" w:type="dxa"/>
-              <w:left w:w="90" w:type="dxa"/>
-              <w:right w:w="90" w:type="dxa"/>
-            </w:tcMar>
-            <w:shd w:fill="203E53"/>
-          </w:tcPr>
-          <w:p>
-            <w:pPr>
-              <w:spacing w:after="60" w:before="60" w:line="252" w:lineRule="auto"/>
-            </w:pPr>
-            <w:r>
-              <w:rPr>
-                <w:b/>
-                <w:color w:val="FFFFFF"/>
-                <w:sz w:val="18"/>
-              </w:rPr>
-              <w:t>Resultado obtenido</w:t>
-            </w:r>
-          </w:p>
-        </w:tc>
-        <w:tc>
-          <w:tcPr>
-            <w:tcW w:type="dxa" w:w="3628"/>
-            <w:vAlign w:val="center"/>
-            <w:tcBorders>
-              <w:top w:val="single" w:sz="4" w:color="D9D9D9"/>
-              <w:left w:val="single" w:sz="4" w:color="D9D9D9"/>
-              <w:bottom w:val="single" w:sz="4" w:color="D9D9D9"/>
-              <w:right w:val="single" w:sz="4" w:color="D9D9D9"/>
-            </w:tcBorders>
-            <w:tcMar>
-              <w:top w:w="90" w:type="dxa"/>
-              <w:bottom w:w="90" w:type="dxa"/>
-              <w:left w:w="90" w:type="dxa"/>
-              <w:right w:w="90" w:type="dxa"/>
-            </w:tcMar>
-            <w:shd w:fill="203E53"/>
-          </w:tcPr>
-          <w:p>
-            <w:pPr>
-              <w:spacing w:after="60" w:before="60" w:line="252" w:lineRule="auto"/>
-            </w:pPr>
-            <w:r>
-              <w:rPr>
-                <w:b/>
-                <w:color w:val="FFFFFF"/>
-                <w:sz w:val="18"/>
-              </w:rPr>
-              <w:t>Alcance</w:t>
-            </w:r>
-          </w:p>
-        </w:tc>
-      </w:tr>
-      <w:tr>
-        <w:trPr>
-          <w:cantSplit/>
-        </w:trPr>
-        <w:tc>
-          <w:tcPr>
-            <w:tcW w:type="dxa" w:w="2551"/>
-            <w:vAlign w:val="center"/>
-            <w:tcBorders>
-              <w:top w:val="single" w:sz="4" w:color="D9D9D9"/>
-              <w:left w:val="single" w:sz="4" w:color="D9D9D9"/>
-              <w:bottom w:val="single" w:sz="4" w:color="D9D9D9"/>
-              <w:right w:val="single" w:sz="4" w:color="D9D9D9"/>
-            </w:tcBorders>
-            <w:tcMar>
-              <w:top w:w="90" w:type="dxa"/>
-              <w:bottom w:w="90" w:type="dxa"/>
-              <w:left w:w="90" w:type="dxa"/>
-              <w:right w:w="90" w:type="dxa"/>
+              <w:top w:w="80" w:type="dxa"/>
+              <w:left w:w="80" w:type="dxa"/>
+              <w:bottom w:w="80" w:type="dxa"/>
+              <w:right w:w="80" w:type="dxa"/>
             </w:tcMar>
           </w:tcPr>
           <w:p>
             <w:pPr>
-              <w:spacing w:after="60" w:before="60" w:line="252" w:lineRule="auto"/>
-            </w:pPr>
-            <w:r>
-              <w:rPr>
-                <w:sz w:val="18"/>
-              </w:rPr>
-              <w:t>Compilación APK</w:t>
-            </w:r>
-          </w:p>
-        </w:tc>
-        <w:tc>
-          <w:tcPr>
-            <w:tcW w:type="dxa" w:w="3685"/>
-            <w:vAlign w:val="center"/>
-            <w:tcBorders>
-              <w:top w:val="single" w:sz="4" w:color="D9D9D9"/>
-              <w:left w:val="single" w:sz="4" w:color="D9D9D9"/>
-              <w:bottom w:val="single" w:sz="4" w:color="D9D9D9"/>
-              <w:right w:val="single" w:sz="4" w:color="D9D9D9"/>
-            </w:tcBorders>
-            <w:tcMar>
-              <w:top w:w="90" w:type="dxa"/>
-              <w:bottom w:w="90" w:type="dxa"/>
-              <w:left w:w="90" w:type="dxa"/>
-              <w:right w:w="90" w:type="dxa"/>
-            </w:tcMar>
-          </w:tcPr>
-          <w:p>
-            <w:pPr>
-              <w:spacing w:after="60" w:before="60" w:line="252" w:lineRule="auto"/>
-            </w:pPr>
-            <w:r>
-              <w:rPr>
-                <w:sz w:val="18"/>
-              </w:rPr>
-              <w:t>APK compilado correctamente</w:t>
-            </w:r>
-          </w:p>
-        </w:tc>
-        <w:tc>
-          <w:tcPr>
-            <w:tcW w:type="dxa" w:w="3628"/>
-            <w:vAlign w:val="center"/>
-            <w:tcBorders>
-              <w:top w:val="single" w:sz="4" w:color="D9D9D9"/>
-              <w:left w:val="single" w:sz="4" w:color="D9D9D9"/>
-              <w:bottom w:val="single" w:sz="4" w:color="D9D9D9"/>
-              <w:right w:val="single" w:sz="4" w:color="D9D9D9"/>
-            </w:tcBorders>
-            <w:tcMar>
-              <w:top w:w="90" w:type="dxa"/>
-              <w:bottom w:w="90" w:type="dxa"/>
-              <w:left w:w="90" w:type="dxa"/>
-              <w:right w:w="90" w:type="dxa"/>
-            </w:tcMar>
-          </w:tcPr>
-          <w:p>
-            <w:pPr>
-              <w:spacing w:after="60" w:before="60" w:line="252" w:lineRule="auto"/>
-            </w:pPr>
-            <w:r>
-              <w:rPr>
-                <w:sz w:val="18"/>
-              </w:rPr>
-              <w:t>Código Kotlin y recursos Android.</w:t>
-            </w:r>
-          </w:p>
-        </w:tc>
-      </w:tr>
-      <w:tr>
-        <w:trPr>
-          <w:cantSplit/>
-        </w:trPr>
-        <w:tc>
-          <w:tcPr>
-            <w:tcW w:type="dxa" w:w="2551"/>
-            <w:vAlign w:val="center"/>
-            <w:tcBorders>
-              <w:top w:val="single" w:sz="4" w:color="D9D9D9"/>
-              <w:left w:val="single" w:sz="4" w:color="D9D9D9"/>
-              <w:bottom w:val="single" w:sz="4" w:color="D9D9D9"/>
-              <w:right w:val="single" w:sz="4" w:color="D9D9D9"/>
-            </w:tcBorders>
-            <w:tcMar>
-              <w:top w:w="90" w:type="dxa"/>
-              <w:bottom w:w="90" w:type="dxa"/>
-              <w:left w:w="90" w:type="dxa"/>
-              <w:right w:w="90" w:type="dxa"/>
-            </w:tcMar>
-          </w:tcPr>
-          <w:p>
-            <w:pPr>
-              <w:spacing w:after="60" w:before="60" w:line="252" w:lineRule="auto"/>
-            </w:pPr>
-            <w:r>
-              <w:rPr>
-                <w:sz w:val="18"/>
-              </w:rPr>
-              <w:t>JUnit core</w:t>
-            </w:r>
-          </w:p>
-        </w:tc>
-        <w:tc>
-          <w:tcPr>
-            <w:tcW w:type="dxa" w:w="3685"/>
-            <w:vAlign w:val="center"/>
-            <w:tcBorders>
-              <w:top w:val="single" w:sz="4" w:color="D9D9D9"/>
-              <w:left w:val="single" w:sz="4" w:color="D9D9D9"/>
-              <w:bottom w:val="single" w:sz="4" w:color="D9D9D9"/>
-              <w:right w:val="single" w:sz="4" w:color="D9D9D9"/>
-            </w:tcBorders>
-            <w:tcMar>
-              <w:top w:w="90" w:type="dxa"/>
-              <w:bottom w:w="90" w:type="dxa"/>
-              <w:left w:w="90" w:type="dxa"/>
-              <w:right w:w="90" w:type="dxa"/>
-            </w:tcMar>
-          </w:tcPr>
-          <w:p>
-            <w:pPr>
-              <w:spacing w:after="60" w:before="60" w:line="252" w:lineRule="auto"/>
-            </w:pPr>
-            <w:r>
-              <w:rPr>
-                <w:sz w:val="18"/>
-              </w:rPr>
-              <w:t>20 pruebas; 0 fallos.</w:t>
-            </w:r>
-          </w:p>
-        </w:tc>
-        <w:tc>
-          <w:tcPr>
-            <w:tcW w:type="dxa" w:w="3628"/>
-            <w:vAlign w:val="center"/>
-            <w:tcBorders>
-              <w:top w:val="single" w:sz="4" w:color="D9D9D9"/>
-              <w:left w:val="single" w:sz="4" w:color="D9D9D9"/>
-              <w:bottom w:val="single" w:sz="4" w:color="D9D9D9"/>
-              <w:right w:val="single" w:sz="4" w:color="D9D9D9"/>
-            </w:tcBorders>
-            <w:tcMar>
-              <w:top w:w="90" w:type="dxa"/>
-              <w:bottom w:w="90" w:type="dxa"/>
-              <w:left w:w="90" w:type="dxa"/>
-              <w:right w:w="90" w:type="dxa"/>
-            </w:tcMar>
-          </w:tcPr>
-          <w:p>
-            <w:pPr>
-              <w:spacing w:after="60" w:before="60" w:line="252" w:lineRule="auto"/>
-            </w:pPr>
-            <w:r>
-              <w:rPr>
-                <w:sz w:val="18"/>
-              </w:rPr>
-              <w:t>Control, cifrado, mensajes y sockets TCP locales.</w:t>
-            </w:r>
-          </w:p>
-        </w:tc>
-      </w:tr>
-      <w:tr>
-        <w:trPr>
-          <w:cantSplit/>
-        </w:trPr>
-        <w:tc>
-          <w:tcPr>
-            <w:tcW w:type="dxa" w:w="2551"/>
-            <w:vAlign w:val="center"/>
-            <w:tcBorders>
-              <w:top w:val="single" w:sz="4" w:color="D9D9D9"/>
-              <w:left w:val="single" w:sz="4" w:color="D9D9D9"/>
-              <w:bottom w:val="single" w:sz="4" w:color="D9D9D9"/>
-              <w:right w:val="single" w:sz="4" w:color="D9D9D9"/>
-            </w:tcBorders>
-            <w:tcMar>
-              <w:top w:w="90" w:type="dxa"/>
-              <w:bottom w:w="90" w:type="dxa"/>
-              <w:left w:w="90" w:type="dxa"/>
-              <w:right w:w="90" w:type="dxa"/>
-            </w:tcMar>
-          </w:tcPr>
-          <w:p>
-            <w:pPr>
-              <w:spacing w:after="60" w:before="60" w:line="252" w:lineRule="auto"/>
-            </w:pPr>
-            <w:r>
-              <w:rPr>
-                <w:sz w:val="18"/>
-              </w:rPr>
-              <w:t>Android Lint</w:t>
-            </w:r>
-          </w:p>
-        </w:tc>
-        <w:tc>
-          <w:tcPr>
-            <w:tcW w:type="dxa" w:w="3685"/>
-            <w:vAlign w:val="center"/>
-            <w:tcBorders>
-              <w:top w:val="single" w:sz="4" w:color="D9D9D9"/>
-              <w:left w:val="single" w:sz="4" w:color="D9D9D9"/>
-              <w:bottom w:val="single" w:sz="4" w:color="D9D9D9"/>
-              <w:right w:val="single" w:sz="4" w:color="D9D9D9"/>
-            </w:tcBorders>
-            <w:tcMar>
-              <w:top w:w="90" w:type="dxa"/>
-              <w:bottom w:w="90" w:type="dxa"/>
-              <w:left w:w="90" w:type="dxa"/>
-              <w:right w:w="90" w:type="dxa"/>
-            </w:tcMar>
-          </w:tcPr>
-          <w:p>
-            <w:pPr>
-              <w:spacing w:after="60" w:before="60" w:line="252" w:lineRule="auto"/>
-            </w:pPr>
-            <w:r>
-              <w:rPr>
-                <w:sz w:val="18"/>
-              </w:rPr>
-              <w:t>0 errores; 19 advertencias.</w:t>
-            </w:r>
-          </w:p>
-        </w:tc>
-        <w:tc>
-          <w:tcPr>
-            <w:tcW w:type="dxa" w:w="3628"/>
-            <w:vAlign w:val="center"/>
-            <w:tcBorders>
-              <w:top w:val="single" w:sz="4" w:color="D9D9D9"/>
-              <w:left w:val="single" w:sz="4" w:color="D9D9D9"/>
-              <w:bottom w:val="single" w:sz="4" w:color="D9D9D9"/>
-              <w:right w:val="single" w:sz="4" w:color="D9D9D9"/>
-            </w:tcBorders>
-            <w:tcMar>
-              <w:top w:w="90" w:type="dxa"/>
-              <w:bottom w:w="90" w:type="dxa"/>
-              <w:left w:w="90" w:type="dxa"/>
-              <w:right w:w="90" w:type="dxa"/>
-            </w:tcMar>
-          </w:tcPr>
-          <w:p>
-            <w:pPr>
-              <w:spacing w:after="60" w:before="60" w:line="252" w:lineRule="auto"/>
-            </w:pPr>
-            <w:r>
-              <w:rPr>
-                <w:sz w:val="18"/>
-              </w:rPr>
-              <w:t>Análisis estático de la variante debug.</w:t>
-            </w:r>
-          </w:p>
-        </w:tc>
-      </w:tr>
-      <w:tr>
-        <w:trPr>
-          <w:cantSplit/>
-        </w:trPr>
-        <w:tc>
-          <w:tcPr>
-            <w:tcW w:type="dxa" w:w="2551"/>
-            <w:vAlign w:val="center"/>
-            <w:tcBorders>
-              <w:top w:val="single" w:sz="4" w:color="D9D9D9"/>
-              <w:left w:val="single" w:sz="4" w:color="D9D9D9"/>
-              <w:bottom w:val="single" w:sz="4" w:color="D9D9D9"/>
-              <w:right w:val="single" w:sz="4" w:color="D9D9D9"/>
-            </w:tcBorders>
-            <w:tcMar>
-              <w:top w:w="90" w:type="dxa"/>
-              <w:bottom w:w="90" w:type="dxa"/>
-              <w:left w:w="90" w:type="dxa"/>
-              <w:right w:w="90" w:type="dxa"/>
-            </w:tcMar>
-          </w:tcPr>
-          <w:p>
-            <w:pPr>
-              <w:spacing w:after="60" w:before="60" w:line="252" w:lineRule="auto"/>
-            </w:pPr>
-            <w:r>
-              <w:rPr>
-                <w:sz w:val="18"/>
-              </w:rPr>
-              <w:t>Instrumentación Android</w:t>
-            </w:r>
-          </w:p>
-        </w:tc>
-        <w:tc>
-          <w:tcPr>
-            <w:tcW w:type="dxa" w:w="3685"/>
-            <w:vAlign w:val="center"/>
-            <w:tcBorders>
-              <w:top w:val="single" w:sz="4" w:color="D9D9D9"/>
-              <w:left w:val="single" w:sz="4" w:color="D9D9D9"/>
-              <w:bottom w:val="single" w:sz="4" w:color="D9D9D9"/>
-              <w:right w:val="single" w:sz="4" w:color="D9D9D9"/>
-            </w:tcBorders>
-            <w:tcMar>
-              <w:top w:w="90" w:type="dxa"/>
-              <w:bottom w:w="90" w:type="dxa"/>
-              <w:left w:w="90" w:type="dxa"/>
-              <w:right w:w="90" w:type="dxa"/>
-            </w:tcMar>
-          </w:tcPr>
-          <w:p>
-            <w:pPr>
-              <w:spacing w:after="60" w:before="60" w:line="252" w:lineRule="auto"/>
-            </w:pPr>
-            <w:r>
-              <w:rPr>
-                <w:sz w:val="18"/>
-              </w:rPr>
-              <w:t>3 pruebas de credenciales y 1 de integración aprobadas.</w:t>
-            </w:r>
-          </w:p>
-        </w:tc>
-        <w:tc>
-          <w:tcPr>
-            <w:tcW w:type="dxa" w:w="3628"/>
-            <w:vAlign w:val="center"/>
-            <w:tcBorders>
-              <w:top w:val="single" w:sz="4" w:color="D9D9D9"/>
-              <w:left w:val="single" w:sz="4" w:color="D9D9D9"/>
-              <w:bottom w:val="single" w:sz="4" w:color="D9D9D9"/>
-              <w:right w:val="single" w:sz="4" w:color="D9D9D9"/>
-            </w:tcBorders>
-            <w:tcMar>
-              <w:top w:w="90" w:type="dxa"/>
-              <w:bottom w:w="90" w:type="dxa"/>
-              <w:left w:w="90" w:type="dxa"/>
-              <w:right w:w="90" w:type="dxa"/>
-            </w:tcMar>
-          </w:tcPr>
-          <w:p>
-            <w:pPr>
-              <w:spacing w:after="60" w:before="60" w:line="252" w:lineRule="auto"/>
-            </w:pPr>
-            <w:r>
-              <w:rPr>
-                <w:sz w:val="18"/>
-              </w:rPr>
-              <w:t>API 28 y eventos de vistas en un emulador.</w:t>
-            </w:r>
-          </w:p>
-        </w:tc>
-      </w:tr>
-      <w:tr>
-        <w:trPr>
-          <w:cantSplit/>
-        </w:trPr>
-        <w:tc>
-          <w:tcPr>
-            <w:tcW w:type="dxa" w:w="2551"/>
-            <w:vAlign w:val="center"/>
-            <w:tcBorders>
-              <w:top w:val="single" w:sz="4" w:color="D9D9D9"/>
-              <w:left w:val="single" w:sz="4" w:color="D9D9D9"/>
-              <w:bottom w:val="single" w:sz="4" w:color="D9D9D9"/>
-              <w:right w:val="single" w:sz="4" w:color="D9D9D9"/>
-            </w:tcBorders>
-            <w:tcMar>
-              <w:top w:w="90" w:type="dxa"/>
-              <w:bottom w:w="90" w:type="dxa"/>
-              <w:left w:w="90" w:type="dxa"/>
-              <w:right w:w="90" w:type="dxa"/>
-            </w:tcMar>
-          </w:tcPr>
-          <w:p>
-            <w:pPr>
-              <w:spacing w:after="60" w:before="60" w:line="252" w:lineRule="auto"/>
-            </w:pPr>
-            <w:r>
-              <w:rPr>
-                <w:sz w:val="18"/>
-              </w:rPr>
-              <w:t>Ensayo de 1000 intercambios</w:t>
-            </w:r>
-          </w:p>
-        </w:tc>
-        <w:tc>
-          <w:tcPr>
-            <w:tcW w:type="dxa" w:w="3685"/>
-            <w:vAlign w:val="center"/>
-            <w:tcBorders>
-              <w:top w:val="single" w:sz="4" w:color="D9D9D9"/>
-              <w:left w:val="single" w:sz="4" w:color="D9D9D9"/>
-              <w:bottom w:val="single" w:sz="4" w:color="D9D9D9"/>
-              <w:right w:val="single" w:sz="4" w:color="D9D9D9"/>
-            </w:tcBorders>
-            <w:tcMar>
-              <w:top w:w="90" w:type="dxa"/>
-              <w:bottom w:w="90" w:type="dxa"/>
-              <w:left w:w="90" w:type="dxa"/>
-              <w:right w:w="90" w:type="dxa"/>
-            </w:tcMar>
-          </w:tcPr>
-          <w:p>
-            <w:pPr>
-              <w:spacing w:after="60" w:before="60" w:line="252" w:lineRule="auto"/>
-            </w:pPr>
-            <w:r>
-              <w:rPr>
-                <w:sz w:val="18"/>
-              </w:rPr>
-              <w:t>1000 respuestas correctas de 1000.</w:t>
-            </w:r>
-          </w:p>
-        </w:tc>
-        <w:tc>
-          <w:tcPr>
-            <w:tcW w:type="dxa" w:w="3628"/>
-            <w:vAlign w:val="center"/>
-            <w:tcBorders>
-              <w:top w:val="single" w:sz="4" w:color="D9D9D9"/>
-              <w:left w:val="single" w:sz="4" w:color="D9D9D9"/>
-              <w:bottom w:val="single" w:sz="4" w:color="D9D9D9"/>
-              <w:right w:val="single" w:sz="4" w:color="D9D9D9"/>
-            </w:tcBorders>
-            <w:tcMar>
-              <w:top w:w="90" w:type="dxa"/>
-              <w:bottom w:w="90" w:type="dxa"/>
-              <w:left w:w="90" w:type="dxa"/>
-              <w:right w:w="90" w:type="dxa"/>
-            </w:tcMar>
-          </w:tcPr>
-          <w:p>
-            <w:pPr>
-              <w:spacing w:after="60" w:before="60" w:line="252" w:lineRule="auto"/>
-            </w:pPr>
-            <w:r>
-              <w:rPr>
-                <w:sz w:val="18"/>
-              </w:rPr>
-              <w:t>Loopback del computador; no mide Wi-Fi.</w:t>
-            </w:r>
-          </w:p>
-        </w:tc>
-      </w:tr>
-    </w:tbl>
-    <w:p/>
-    <w:p>
-      <w:pPr>
-        <w:pStyle w:val="Heading2"/>
-      </w:pPr>
-      <w:r>
-        <w:t>Resultados del canal local</w:t>
-      </w:r>
-    </w:p>
-    <w:p>
-      <w:r>
-        <w:t>En el ensayo de 1000 intercambios cifrados se midió una mediana de 116 microsegundos, percentil 95 de 498 microsegundos y máximo de 7351 microsegundos. Son valores de esta ejecución en el computador y no predicen la latencia de dos teléfonos.</w:t>
-      </w:r>
-    </w:p>
-    <w:p>
-      <w:r>
-        <w:t>Las pruebas negativas verifican rechazo de código incorrecto, ciphertext alterado, secuencia repetida, mensajes sobredimensionados, comandos sin autorización, consigna no finita o fuera de rango y modo inválido. Las pruebas del modelo comprueban histéresis, alarmas y retorno al control local.</w:t>
-      </w:r>
-    </w:p>
-    <w:p>
-      <w:pPr>
-        <w:pStyle w:val="Heading2"/>
-      </w:pPr>
-      <w:r>
-        <w:t>Protocolo de pruebas físicas</w:t>
-      </w:r>
-    </w:p>
-    <w:p>
-      <w:r>
-        <w:t>Ejecutar T03 a T10 con dos teléfonos. Medir 10 minutos en cercanía, 5 minutos a mayor distancia y 5 minutos con hotspot. Anotar modelo, Android, distancia, duración y bitácoras. Durante ensayos largos, tocar ambas apps cada 3 minutos para mantener las sesiones. Verificar el cierre por inactividad por separado en T15.</w:t>
-      </w:r>
-    </w:p>
-    <w:tbl>
-      <w:tblPr>
-        <w:tblW w:type="auto" w:w="0"/>
-        <w:jc w:val="center"/>
-        <w:tblLayout w:type="fixed"/>
-        <w:tblLook w:firstColumn="1" w:firstRow="1" w:lastColumn="0" w:lastRow="0" w:noHBand="0" w:noVBand="1" w:val="04A0"/>
-      </w:tblPr>
-      <w:tblGrid>
-        <w:gridCol w:w="2494"/>
-        <w:gridCol w:w="7370"/>
-      </w:tblGrid>
-      <w:tr>
-        <w:trPr>
-          <w:cantSplit/>
-          <w:tblHeader/>
-        </w:trPr>
-        <w:tc>
-          <w:tcPr>
-            <w:tcW w:type="dxa" w:w="2494"/>
-            <w:vAlign w:val="center"/>
-            <w:tcBorders>
-              <w:top w:val="single" w:sz="4" w:color="D9D9D9"/>
-              <w:left w:val="single" w:sz="4" w:color="D9D9D9"/>
-              <w:bottom w:val="single" w:sz="4" w:color="D9D9D9"/>
-              <w:right w:val="single" w:sz="4" w:color="D9D9D9"/>
-            </w:tcBorders>
-            <w:tcMar>
-              <w:top w:w="90" w:type="dxa"/>
-              <w:bottom w:w="90" w:type="dxa"/>
-              <w:left w:w="90" w:type="dxa"/>
-              <w:right w:w="90" w:type="dxa"/>
-            </w:tcMar>
-            <w:shd w:fill="203E53"/>
-          </w:tcPr>
-          <w:p>
-            <w:pPr>
-              <w:spacing w:after="60" w:before="60" w:line="252" w:lineRule="auto"/>
-            </w:pPr>
-            <w:r>
-              <w:rPr>
-                <w:b/>
-                <w:color w:val="FFFFFF"/>
-                <w:sz w:val="18"/>
-              </w:rPr>
-              <w:t>Medida</w:t>
-            </w:r>
-          </w:p>
-        </w:tc>
-        <w:tc>
-          <w:tcPr>
-            <w:tcW w:type="dxa" w:w="7370"/>
-            <w:vAlign w:val="center"/>
-            <w:tcBorders>
-              <w:top w:val="single" w:sz="4" w:color="D9D9D9"/>
-              <w:left w:val="single" w:sz="4" w:color="D9D9D9"/>
-              <w:bottom w:val="single" w:sz="4" w:color="D9D9D9"/>
-              <w:right w:val="single" w:sz="4" w:color="D9D9D9"/>
-            </w:tcBorders>
-            <w:tcMar>
-              <w:top w:w="90" w:type="dxa"/>
-              <w:bottom w:w="90" w:type="dxa"/>
-              <w:left w:w="90" w:type="dxa"/>
-              <w:right w:w="90" w:type="dxa"/>
-            </w:tcMar>
-            <w:shd w:fill="203E53"/>
-          </w:tcPr>
-          <w:p>
-            <w:pPr>
-              <w:spacing w:after="60" w:before="60" w:line="252" w:lineRule="auto"/>
-            </w:pPr>
-            <w:r>
-              <w:rPr>
-                <w:b/>
-                <w:color w:val="FFFFFF"/>
-                <w:sz w:val="18"/>
-              </w:rPr>
-              <w:t>Forma de evaluación</w:t>
-            </w:r>
-          </w:p>
-        </w:tc>
-      </w:tr>
-      <w:tr>
-        <w:trPr>
-          <w:cantSplit/>
-        </w:trPr>
-        <w:tc>
-          <w:tcPr>
-            <w:tcW w:type="dxa" w:w="2494"/>
-            <w:vAlign w:val="center"/>
-            <w:tcBorders>
-              <w:top w:val="single" w:sz="4" w:color="D9D9D9"/>
-              <w:left w:val="single" w:sz="4" w:color="D9D9D9"/>
-              <w:bottom w:val="single" w:sz="4" w:color="D9D9D9"/>
-              <w:right w:val="single" w:sz="4" w:color="D9D9D9"/>
-            </w:tcBorders>
-            <w:tcMar>
-              <w:top w:w="90" w:type="dxa"/>
-              <w:bottom w:w="90" w:type="dxa"/>
-              <w:left w:w="90" w:type="dxa"/>
-              <w:right w:w="90" w:type="dxa"/>
-            </w:tcMar>
-          </w:tcPr>
-          <w:p>
-            <w:pPr>
-              <w:spacing w:after="60" w:before="60" w:line="252" w:lineRule="auto"/>
-            </w:pPr>
-            <w:r>
-              <w:rPr>
-                <w:sz w:val="18"/>
-              </w:rPr>
-              <w:t>Latencia</w:t>
-            </w:r>
-          </w:p>
-        </w:tc>
-        <w:tc>
-          <w:tcPr>
-            <w:tcW w:type="dxa" w:w="7370"/>
-            <w:vAlign w:val="center"/>
-            <w:tcBorders>
-              <w:top w:val="single" w:sz="4" w:color="D9D9D9"/>
-              <w:left w:val="single" w:sz="4" w:color="D9D9D9"/>
-              <w:bottom w:val="single" w:sz="4" w:color="D9D9D9"/>
-              <w:right w:val="single" w:sz="4" w:color="D9D9D9"/>
-            </w:tcBorders>
-            <w:tcMar>
-              <w:top w:w="90" w:type="dxa"/>
-              <w:bottom w:w="90" w:type="dxa"/>
-              <w:left w:w="90" w:type="dxa"/>
-              <w:right w:w="90" w:type="dxa"/>
-            </w:tcMar>
-          </w:tcPr>
-          <w:p>
-            <w:pPr>
-              <w:spacing w:after="60" w:before="60" w:line="252" w:lineRule="auto"/>
-            </w:pPr>
-            <w:r>
-              <w:rPr>
-                <w:sz w:val="18"/>
-              </w:rPr>
-              <w:t>Registrar 10 valores RTT separados por 5 s; calcular media, mínimo y máximo.</w:t>
-            </w:r>
-          </w:p>
-        </w:tc>
-      </w:tr>
-      <w:tr>
-        <w:trPr>
-          <w:cantSplit/>
-        </w:trPr>
-        <w:tc>
-          <w:tcPr>
-            <w:tcW w:type="dxa" w:w="2494"/>
-            <w:vAlign w:val="center"/>
-            <w:tcBorders>
-              <w:top w:val="single" w:sz="4" w:color="D9D9D9"/>
-              <w:left w:val="single" w:sz="4" w:color="D9D9D9"/>
-              <w:bottom w:val="single" w:sz="4" w:color="D9D9D9"/>
-              <w:right w:val="single" w:sz="4" w:color="D9D9D9"/>
-            </w:tcBorders>
-            <w:tcMar>
-              <w:top w:w="90" w:type="dxa"/>
-              <w:bottom w:w="90" w:type="dxa"/>
-              <w:left w:w="90" w:type="dxa"/>
-              <w:right w:w="90" w:type="dxa"/>
-            </w:tcMar>
-          </w:tcPr>
-          <w:p>
-            <w:pPr>
-              <w:spacing w:after="60" w:before="60" w:line="252" w:lineRule="auto"/>
-            </w:pPr>
-            <w:r>
-              <w:rPr>
-                <w:sz w:val="18"/>
-              </w:rPr>
-              <w:t>Éxito de control</w:t>
-            </w:r>
-          </w:p>
-        </w:tc>
-        <w:tc>
-          <w:tcPr>
-            <w:tcW w:type="dxa" w:w="7370"/>
-            <w:vAlign w:val="center"/>
-            <w:tcBorders>
-              <w:top w:val="single" w:sz="4" w:color="D9D9D9"/>
-              <w:left w:val="single" w:sz="4" w:color="D9D9D9"/>
-              <w:bottom w:val="single" w:sz="4" w:color="D9D9D9"/>
-              <w:right w:val="single" w:sz="4" w:color="D9D9D9"/>
-            </w:tcBorders>
-            <w:tcMar>
-              <w:top w:w="90" w:type="dxa"/>
-              <w:bottom w:w="90" w:type="dxa"/>
-              <w:left w:w="90" w:type="dxa"/>
-              <w:right w:w="90" w:type="dxa"/>
-            </w:tcMar>
-          </w:tcPr>
-          <w:p>
-            <w:pPr>
-              <w:spacing w:after="60" w:before="60" w:line="252" w:lineRule="auto"/>
-            </w:pPr>
-            <w:r>
-              <w:rPr>
-                <w:sz w:val="18"/>
-              </w:rPr>
-              <w:t>Órdenes confirmadas divididas por enviadas, multiplicado por 100.</w:t>
-            </w:r>
-          </w:p>
-        </w:tc>
-      </w:tr>
-      <w:tr>
-        <w:trPr>
-          <w:cantSplit/>
-        </w:trPr>
-        <w:tc>
-          <w:tcPr>
-            <w:tcW w:type="dxa" w:w="2494"/>
-            <w:vAlign w:val="center"/>
-            <w:tcBorders>
-              <w:top w:val="single" w:sz="4" w:color="D9D9D9"/>
-              <w:left w:val="single" w:sz="4" w:color="D9D9D9"/>
-              <w:bottom w:val="single" w:sz="4" w:color="D9D9D9"/>
-              <w:right w:val="single" w:sz="4" w:color="D9D9D9"/>
-            </w:tcBorders>
-            <w:tcMar>
-              <w:top w:w="90" w:type="dxa"/>
-              <w:bottom w:w="90" w:type="dxa"/>
-              <w:left w:w="90" w:type="dxa"/>
-              <w:right w:w="90" w:type="dxa"/>
-            </w:tcMar>
-          </w:tcPr>
-          <w:p>
-            <w:pPr>
-              <w:spacing w:after="60" w:before="60" w:line="252" w:lineRule="auto"/>
-            </w:pPr>
-            <w:r>
-              <w:rPr>
-                <w:sz w:val="18"/>
-              </w:rPr>
-              <w:t>Continuidad</w:t>
-            </w:r>
-          </w:p>
-        </w:tc>
-        <w:tc>
-          <w:tcPr>
-            <w:tcW w:type="dxa" w:w="7370"/>
-            <w:vAlign w:val="center"/>
-            <w:tcBorders>
-              <w:top w:val="single" w:sz="4" w:color="D9D9D9"/>
-              <w:left w:val="single" w:sz="4" w:color="D9D9D9"/>
-              <w:bottom w:val="single" w:sz="4" w:color="D9D9D9"/>
-              <w:right w:val="single" w:sz="4" w:color="D9D9D9"/>
-            </w:tcBorders>
-            <w:tcMar>
-              <w:top w:w="90" w:type="dxa"/>
-              <w:bottom w:w="90" w:type="dxa"/>
-              <w:left w:w="90" w:type="dxa"/>
-              <w:right w:w="90" w:type="dxa"/>
-            </w:tcMar>
-          </w:tcPr>
-          <w:p>
-            <w:pPr>
-              <w:spacing w:after="60" w:before="60" w:line="252" w:lineRule="auto"/>
-            </w:pPr>
-            <w:r>
-              <w:rPr>
-                <w:sz w:val="18"/>
-              </w:rPr>
-              <w:t>Muestras, saltos del contador e interrupciones superiores a 3 s.</w:t>
-            </w:r>
-          </w:p>
-        </w:tc>
-      </w:tr>
-      <w:tr>
-        <w:trPr>
-          <w:cantSplit/>
-        </w:trPr>
-        <w:tc>
-          <w:tcPr>
-            <w:tcW w:type="dxa" w:w="2494"/>
-            <w:vAlign w:val="center"/>
-            <w:tcBorders>
-              <w:top w:val="single" w:sz="4" w:color="D9D9D9"/>
-              <w:left w:val="single" w:sz="4" w:color="D9D9D9"/>
-              <w:bottom w:val="single" w:sz="4" w:color="D9D9D9"/>
-              <w:right w:val="single" w:sz="4" w:color="D9D9D9"/>
-            </w:tcBorders>
-            <w:tcMar>
-              <w:top w:w="90" w:type="dxa"/>
-              <w:bottom w:w="90" w:type="dxa"/>
-              <w:left w:w="90" w:type="dxa"/>
-              <w:right w:w="90" w:type="dxa"/>
-            </w:tcMar>
-          </w:tcPr>
-          <w:p>
-            <w:pPr>
-              <w:spacing w:after="60" w:before="60" w:line="252" w:lineRule="auto"/>
-            </w:pPr>
-            <w:r>
-              <w:rPr>
-                <w:sz w:val="18"/>
-              </w:rPr>
-              <w:t>Recuperación</w:t>
-            </w:r>
-          </w:p>
-        </w:tc>
-        <w:tc>
-          <w:tcPr>
-            <w:tcW w:type="dxa" w:w="7370"/>
-            <w:vAlign w:val="center"/>
-            <w:tcBorders>
-              <w:top w:val="single" w:sz="4" w:color="D9D9D9"/>
-              <w:left w:val="single" w:sz="4" w:color="D9D9D9"/>
-              <w:bottom w:val="single" w:sz="4" w:color="D9D9D9"/>
-              <w:right w:val="single" w:sz="4" w:color="D9D9D9"/>
-            </w:tcBorders>
-            <w:tcMar>
-              <w:top w:w="90" w:type="dxa"/>
-              <w:bottom w:w="90" w:type="dxa"/>
-              <w:left w:w="90" w:type="dxa"/>
-              <w:right w:w="90" w:type="dxa"/>
-            </w:tcMar>
-          </w:tcPr>
-          <w:p>
-            <w:pPr>
-              <w:spacing w:after="60" w:before="60" w:line="252" w:lineRule="auto"/>
-            </w:pPr>
-            <w:r>
-              <w:rPr>
-                <w:sz w:val="18"/>
-              </w:rPr>
-              <w:t>Estado AUTO en B, nueva sesión y ausencia de reenvío de la orden anterior.</w:t>
-            </w:r>
-          </w:p>
-        </w:tc>
-      </w:tr>
-    </w:tbl>
-    <w:p/>
-    <w:p>
-      <w:r>
-        <w:t>Los saltos de muestra observados no equivalen a pérdida de paquetes IP: TCP retransmite y entrega en orden. El archivo Registro_pruebas_wifi.csv queda reservado para las mediciones reales. Los casos no ejecutados permanecen pendientes.</w:t>
-      </w:r>
-    </w:p>
-    <w:p>
-      <w:pPr>
-        <w:pStyle w:val="Heading1"/>
-        <w:pageBreakBefore/>
-      </w:pPr>
-      <w:r>
-        <w:t>Relación con la pauta</w:t>
-      </w:r>
-    </w:p>
-    <w:p>
-      <w:r>
-        <w:t>La pauta de la imagen distribuye 100 puntos en ocho criterios. El proyecto incorpora funcionalidades y documentación para revisarlos. El docente asignará el puntaje al examinar el código, las evidencias y la demostración.</w:t>
-      </w:r>
-    </w:p>
-    <w:tbl>
-      <w:tblPr>
-        <w:tblW w:type="auto" w:w="0"/>
-        <w:jc w:val="center"/>
-        <w:tblLayout w:type="fixed"/>
-        <w:tblLook w:firstColumn="1" w:firstRow="1" w:lastColumn="0" w:lastRow="0" w:noHBand="0" w:noVBand="1" w:val="04A0"/>
-      </w:tblPr>
-      <w:tblGrid>
-        <w:gridCol w:w="2835"/>
-        <w:gridCol w:w="624"/>
-        <w:gridCol w:w="6406"/>
-      </w:tblGrid>
-      <w:tr>
-        <w:trPr>
-          <w:cantSplit/>
-          <w:tblHeader/>
-        </w:trPr>
-        <w:tc>
-          <w:tcPr>
-            <w:tcW w:type="dxa" w:w="2835"/>
-            <w:vAlign w:val="center"/>
-            <w:tcBorders>
-              <w:top w:val="single" w:sz="4" w:color="D9D9D9"/>
-              <w:left w:val="single" w:sz="4" w:color="D9D9D9"/>
-              <w:bottom w:val="single" w:sz="4" w:color="D9D9D9"/>
-              <w:right w:val="single" w:sz="4" w:color="D9D9D9"/>
-            </w:tcBorders>
-            <w:tcMar>
-              <w:top w:w="90" w:type="dxa"/>
-              <w:bottom w:w="90" w:type="dxa"/>
-              <w:left w:w="90" w:type="dxa"/>
-              <w:right w:w="90" w:type="dxa"/>
-            </w:tcMar>
-            <w:shd w:fill="203E53"/>
-          </w:tcPr>
-          <w:p>
-            <w:pPr>
-              <w:spacing w:after="60" w:before="60" w:line="252" w:lineRule="auto"/>
+              <w:spacing w:after="40" w:line="247" w:lineRule="auto"/>
             </w:pPr>
             <w:r>
               <w:rPr>
@@ -4745,25 +2768,25 @@
         </w:tc>
         <w:tc>
           <w:tcPr>
-            <w:tcW w:type="dxa" w:w="624"/>
+            <w:tcW w:type="dxa" w:w="792"/>
             <w:vAlign w:val="center"/>
             <w:tcBorders>
-              <w:top w:val="single" w:sz="4" w:color="D9D9D9"/>
-              <w:left w:val="single" w:sz="4" w:color="D9D9D9"/>
-              <w:bottom w:val="single" w:sz="4" w:color="D9D9D9"/>
-              <w:right w:val="single" w:sz="4" w:color="D9D9D9"/>
+              <w:top w:val="single" w:sz="5" w:color="D9D9D9"/>
+              <w:left w:val="single" w:sz="5" w:color="D9D9D9"/>
+              <w:bottom w:val="single" w:sz="5" w:color="D9D9D9"/>
+              <w:right w:val="single" w:sz="5" w:color="D9D9D9"/>
             </w:tcBorders>
+            <w:shd w:fill="173B50"/>
             <w:tcMar>
-              <w:top w:w="90" w:type="dxa"/>
-              <w:bottom w:w="90" w:type="dxa"/>
-              <w:left w:w="90" w:type="dxa"/>
-              <w:right w:w="90" w:type="dxa"/>
+              <w:top w:w="80" w:type="dxa"/>
+              <w:left w:w="80" w:type="dxa"/>
+              <w:bottom w:w="80" w:type="dxa"/>
+              <w:right w:w="80" w:type="dxa"/>
             </w:tcMar>
-            <w:shd w:fill="203E53"/>
           </w:tcPr>
           <w:p>
             <w:pPr>
-              <w:spacing w:after="60" w:before="60" w:line="252" w:lineRule="auto"/>
+              <w:spacing w:after="40" w:line="247" w:lineRule="auto"/>
             </w:pPr>
             <w:r>
               <w:rPr>
@@ -4771,31 +2794,31 @@
                 <w:color w:val="FFFFFF"/>
                 <w:sz w:val="18"/>
               </w:rPr>
-              <w:t>Pts</w:t>
+              <w:t>Puntos</w:t>
             </w:r>
           </w:p>
         </w:tc>
         <w:tc>
           <w:tcPr>
-            <w:tcW w:type="dxa" w:w="6406"/>
+            <w:tcW w:type="dxa" w:w="6408"/>
             <w:vAlign w:val="center"/>
             <w:tcBorders>
-              <w:top w:val="single" w:sz="4" w:color="D9D9D9"/>
-              <w:left w:val="single" w:sz="4" w:color="D9D9D9"/>
-              <w:bottom w:val="single" w:sz="4" w:color="D9D9D9"/>
-              <w:right w:val="single" w:sz="4" w:color="D9D9D9"/>
+              <w:top w:val="single" w:sz="5" w:color="D9D9D9"/>
+              <w:left w:val="single" w:sz="5" w:color="D9D9D9"/>
+              <w:bottom w:val="single" w:sz="5" w:color="D9D9D9"/>
+              <w:right w:val="single" w:sz="5" w:color="D9D9D9"/>
             </w:tcBorders>
+            <w:shd w:fill="173B50"/>
             <w:tcMar>
-              <w:top w:w="90" w:type="dxa"/>
-              <w:bottom w:w="90" w:type="dxa"/>
-              <w:left w:w="90" w:type="dxa"/>
-              <w:right w:w="90" w:type="dxa"/>
+              <w:top w:w="80" w:type="dxa"/>
+              <w:left w:w="80" w:type="dxa"/>
+              <w:bottom w:w="80" w:type="dxa"/>
+              <w:right w:w="80" w:type="dxa"/>
             </w:tcMar>
-            <w:shd w:fill="203E53"/>
           </w:tcPr>
           <w:p>
             <w:pPr>
-              <w:spacing w:after="60" w:before="60" w:line="252" w:lineRule="auto"/>
+              <w:spacing w:after="40" w:line="247" w:lineRule="auto"/>
             </w:pPr>
             <w:r>
               <w:rPr>
@@ -4814,56 +2837,62 @@
         </w:trPr>
         <w:tc>
           <w:tcPr>
-            <w:tcW w:type="dxa" w:w="2835"/>
+            <w:tcW w:type="dxa" w:w="2376"/>
             <w:vAlign w:val="center"/>
             <w:tcBorders>
-              <w:top w:val="single" w:sz="4" w:color="D9D9D9"/>
-              <w:left w:val="single" w:sz="4" w:color="D9D9D9"/>
-              <w:bottom w:val="single" w:sz="4" w:color="D9D9D9"/>
-              <w:right w:val="single" w:sz="4" w:color="D9D9D9"/>
+              <w:top w:val="single" w:sz="5" w:color="D9D9D9"/>
+              <w:left w:val="single" w:sz="5" w:color="D9D9D9"/>
+              <w:bottom w:val="single" w:sz="5" w:color="D9D9D9"/>
+              <w:right w:val="single" w:sz="5" w:color="D9D9D9"/>
             </w:tcBorders>
+            <w:shd w:fill="FFFFFF"/>
             <w:tcMar>
-              <w:top w:w="90" w:type="dxa"/>
-              <w:bottom w:w="90" w:type="dxa"/>
-              <w:left w:w="90" w:type="dxa"/>
-              <w:right w:w="90" w:type="dxa"/>
+              <w:top w:w="80" w:type="dxa"/>
+              <w:left w:w="80" w:type="dxa"/>
+              <w:bottom w:w="80" w:type="dxa"/>
+              <w:right w:w="80" w:type="dxa"/>
             </w:tcMar>
           </w:tcPr>
           <w:p>
             <w:pPr>
-              <w:spacing w:after="60" w:before="60" w:line="252" w:lineRule="auto"/>
+              <w:spacing w:after="40" w:line="247" w:lineRule="auto"/>
             </w:pPr>
             <w:r>
               <w:rPr>
+                <w:b w:val="0"/>
+                <w:color w:val="000000"/>
                 <w:sz w:val="18"/>
               </w:rPr>
-              <w:t>2.1.1.1 Login</w:t>
+              <w:t>2.1.1.1 Login Android</w:t>
             </w:r>
           </w:p>
         </w:tc>
         <w:tc>
           <w:tcPr>
-            <w:tcW w:type="dxa" w:w="624"/>
+            <w:tcW w:type="dxa" w:w="792"/>
             <w:vAlign w:val="center"/>
             <w:tcBorders>
-              <w:top w:val="single" w:sz="4" w:color="D9D9D9"/>
-              <w:left w:val="single" w:sz="4" w:color="D9D9D9"/>
-              <w:bottom w:val="single" w:sz="4" w:color="D9D9D9"/>
-              <w:right w:val="single" w:sz="4" w:color="D9D9D9"/>
+              <w:top w:val="single" w:sz="5" w:color="D9D9D9"/>
+              <w:left w:val="single" w:sz="5" w:color="D9D9D9"/>
+              <w:bottom w:val="single" w:sz="5" w:color="D9D9D9"/>
+              <w:right w:val="single" w:sz="5" w:color="D9D9D9"/>
             </w:tcBorders>
+            <w:shd w:fill="FFFFFF"/>
             <w:tcMar>
-              <w:top w:w="90" w:type="dxa"/>
-              <w:bottom w:w="90" w:type="dxa"/>
-              <w:left w:w="90" w:type="dxa"/>
-              <w:right w:w="90" w:type="dxa"/>
+              <w:top w:w="80" w:type="dxa"/>
+              <w:left w:w="80" w:type="dxa"/>
+              <w:bottom w:w="80" w:type="dxa"/>
+              <w:right w:w="80" w:type="dxa"/>
             </w:tcMar>
           </w:tcPr>
           <w:p>
             <w:pPr>
-              <w:spacing w:after="60" w:before="60" w:line="252" w:lineRule="auto"/>
+              <w:spacing w:after="40" w:line="247" w:lineRule="auto"/>
             </w:pPr>
             <w:r>
               <w:rPr>
+                <w:b w:val="0"/>
+                <w:color w:val="000000"/>
                 <w:sz w:val="18"/>
               </w:rPr>
               <w:t>10</w:t>
@@ -4872,30 +2901,33 @@
         </w:tc>
         <w:tc>
           <w:tcPr>
-            <w:tcW w:type="dxa" w:w="6406"/>
+            <w:tcW w:type="dxa" w:w="6408"/>
             <w:vAlign w:val="center"/>
             <w:tcBorders>
-              <w:top w:val="single" w:sz="4" w:color="D9D9D9"/>
-              <w:left w:val="single" w:sz="4" w:color="D9D9D9"/>
-              <w:bottom w:val="single" w:sz="4" w:color="D9D9D9"/>
-              <w:right w:val="single" w:sz="4" w:color="D9D9D9"/>
+              <w:top w:val="single" w:sz="5" w:color="D9D9D9"/>
+              <w:left w:val="single" w:sz="5" w:color="D9D9D9"/>
+              <w:bottom w:val="single" w:sz="5" w:color="D9D9D9"/>
+              <w:right w:val="single" w:sz="5" w:color="D9D9D9"/>
             </w:tcBorders>
+            <w:shd w:fill="FFFFFF"/>
             <w:tcMar>
-              <w:top w:w="90" w:type="dxa"/>
-              <w:bottom w:w="90" w:type="dxa"/>
-              <w:left w:w="90" w:type="dxa"/>
-              <w:right w:w="90" w:type="dxa"/>
+              <w:top w:w="80" w:type="dxa"/>
+              <w:left w:w="80" w:type="dxa"/>
+              <w:bottom w:w="80" w:type="dxa"/>
+              <w:right w:w="80" w:type="dxa"/>
             </w:tcMar>
           </w:tcPr>
           <w:p>
             <w:pPr>
-              <w:spacing w:after="60" w:before="60" w:line="252" w:lineRule="auto"/>
+              <w:spacing w:after="40" w:line="247" w:lineRule="auto"/>
             </w:pPr>
             <w:r>
               <w:rPr>
+                <w:b w:val="0"/>
+                <w:color w:val="000000"/>
                 <w:sz w:val="18"/>
               </w:rPr>
-              <w:t>Cuenta local y acceso con contraseña. Mostrar login válido y bloqueo temporal.</w:t>
+              <w:t>Cuenta y validación SQLite, contraseña oculta y bloqueo. AccountSecurityTest.</w:t>
             </w:r>
           </w:p>
         </w:tc>
@@ -4906,56 +2938,62 @@
         </w:trPr>
         <w:tc>
           <w:tcPr>
-            <w:tcW w:type="dxa" w:w="2835"/>
+            <w:tcW w:type="dxa" w:w="2376"/>
             <w:vAlign w:val="center"/>
             <w:tcBorders>
-              <w:top w:val="single" w:sz="4" w:color="D9D9D9"/>
-              <w:left w:val="single" w:sz="4" w:color="D9D9D9"/>
-              <w:bottom w:val="single" w:sz="4" w:color="D9D9D9"/>
-              <w:right w:val="single" w:sz="4" w:color="D9D9D9"/>
+              <w:top w:val="single" w:sz="5" w:color="D9D9D9"/>
+              <w:left w:val="single" w:sz="5" w:color="D9D9D9"/>
+              <w:bottom w:val="single" w:sz="5" w:color="D9D9D9"/>
+              <w:right w:val="single" w:sz="5" w:color="D9D9D9"/>
             </w:tcBorders>
+            <w:shd w:fill="F0F5F7"/>
             <w:tcMar>
-              <w:top w:w="90" w:type="dxa"/>
-              <w:bottom w:w="90" w:type="dxa"/>
-              <w:left w:w="90" w:type="dxa"/>
-              <w:right w:w="90" w:type="dxa"/>
+              <w:top w:w="80" w:type="dxa"/>
+              <w:left w:w="80" w:type="dxa"/>
+              <w:bottom w:w="80" w:type="dxa"/>
+              <w:right w:w="80" w:type="dxa"/>
             </w:tcMar>
           </w:tcPr>
           <w:p>
             <w:pPr>
-              <w:spacing w:after="60" w:before="60" w:line="252" w:lineRule="auto"/>
+              <w:spacing w:after="40" w:line="247" w:lineRule="auto"/>
             </w:pPr>
             <w:r>
               <w:rPr>
+                <w:b w:val="0"/>
+                <w:color w:val="000000"/>
                 <w:sz w:val="18"/>
               </w:rPr>
-              <w:t>2.1.1.2 Monitoreo y Activador</w:t>
+              <w:t>2.1.1.2 UI Material</w:t>
             </w:r>
           </w:p>
         </w:tc>
         <w:tc>
           <w:tcPr>
-            <w:tcW w:type="dxa" w:w="624"/>
+            <w:tcW w:type="dxa" w:w="792"/>
             <w:vAlign w:val="center"/>
             <w:tcBorders>
-              <w:top w:val="single" w:sz="4" w:color="D9D9D9"/>
-              <w:left w:val="single" w:sz="4" w:color="D9D9D9"/>
-              <w:bottom w:val="single" w:sz="4" w:color="D9D9D9"/>
-              <w:right w:val="single" w:sz="4" w:color="D9D9D9"/>
+              <w:top w:val="single" w:sz="5" w:color="D9D9D9"/>
+              <w:left w:val="single" w:sz="5" w:color="D9D9D9"/>
+              <w:bottom w:val="single" w:sz="5" w:color="D9D9D9"/>
+              <w:right w:val="single" w:sz="5" w:color="D9D9D9"/>
             </w:tcBorders>
+            <w:shd w:fill="F0F5F7"/>
             <w:tcMar>
-              <w:top w:w="90" w:type="dxa"/>
-              <w:bottom w:w="90" w:type="dxa"/>
-              <w:left w:w="90" w:type="dxa"/>
-              <w:right w:w="90" w:type="dxa"/>
+              <w:top w:w="80" w:type="dxa"/>
+              <w:left w:w="80" w:type="dxa"/>
+              <w:bottom w:w="80" w:type="dxa"/>
+              <w:right w:w="80" w:type="dxa"/>
             </w:tcMar>
           </w:tcPr>
           <w:p>
             <w:pPr>
-              <w:spacing w:after="60" w:before="60" w:line="252" w:lineRule="auto"/>
+              <w:spacing w:after="40" w:line="247" w:lineRule="auto"/>
             </w:pPr>
             <w:r>
               <w:rPr>
+                <w:b w:val="0"/>
+                <w:color w:val="000000"/>
                 <w:sz w:val="18"/>
               </w:rPr>
               <w:t>10</w:t>
@@ -4964,30 +3002,33 @@
         </w:tc>
         <w:tc>
           <w:tcPr>
-            <w:tcW w:type="dxa" w:w="6406"/>
+            <w:tcW w:type="dxa" w:w="6408"/>
             <w:vAlign w:val="center"/>
             <w:tcBorders>
-              <w:top w:val="single" w:sz="4" w:color="D9D9D9"/>
-              <w:left w:val="single" w:sz="4" w:color="D9D9D9"/>
-              <w:bottom w:val="single" w:sz="4" w:color="D9D9D9"/>
-              <w:right w:val="single" w:sz="4" w:color="D9D9D9"/>
+              <w:top w:val="single" w:sz="5" w:color="D9D9D9"/>
+              <w:left w:val="single" w:sz="5" w:color="D9D9D9"/>
+              <w:bottom w:val="single" w:sz="5" w:color="D9D9D9"/>
+              <w:right w:val="single" w:sz="5" w:color="D9D9D9"/>
             </w:tcBorders>
+            <w:shd w:fill="F0F5F7"/>
             <w:tcMar>
-              <w:top w:w="90" w:type="dxa"/>
-              <w:bottom w:w="90" w:type="dxa"/>
-              <w:left w:w="90" w:type="dxa"/>
-              <w:right w:w="90" w:type="dxa"/>
+              <w:top w:w="80" w:type="dxa"/>
+              <w:left w:w="80" w:type="dxa"/>
+              <w:bottom w:w="80" w:type="dxa"/>
+              <w:right w:w="80" w:type="dxa"/>
             </w:tcMar>
           </w:tcPr>
           <w:p>
             <w:pPr>
-              <w:spacing w:after="60" w:before="60" w:line="252" w:lineRule="auto"/>
+              <w:spacing w:after="40" w:line="247" w:lineRule="auto"/>
             </w:pPr>
             <w:r>
               <w:rPr>
+                <w:b w:val="0"/>
+                <w:color w:val="000000"/>
                 <w:sz w:val="18"/>
               </w:rPr>
-              <w:t>Componentes Material, datos remotos y controles interactivos. Mostrar telemetría y una orden confirmada.</w:t>
+              <w:t>Monitoreo, Activador, navegación, slider, radio buttons y switch. Bosquejos y vistas Android.</w:t>
             </w:r>
           </w:p>
         </w:tc>
@@ -4998,56 +3039,62 @@
         </w:trPr>
         <w:tc>
           <w:tcPr>
-            <w:tcW w:type="dxa" w:w="2835"/>
+            <w:tcW w:type="dxa" w:w="2376"/>
             <w:vAlign w:val="center"/>
             <w:tcBorders>
-              <w:top w:val="single" w:sz="4" w:color="D9D9D9"/>
-              <w:left w:val="single" w:sz="4" w:color="D9D9D9"/>
-              <w:bottom w:val="single" w:sz="4" w:color="D9D9D9"/>
-              <w:right w:val="single" w:sz="4" w:color="D9D9D9"/>
+              <w:top w:val="single" w:sz="5" w:color="D9D9D9"/>
+              <w:left w:val="single" w:sz="5" w:color="D9D9D9"/>
+              <w:bottom w:val="single" w:sz="5" w:color="D9D9D9"/>
+              <w:right w:val="single" w:sz="5" w:color="D9D9D9"/>
             </w:tcBorders>
+            <w:shd w:fill="FFFFFF"/>
             <w:tcMar>
-              <w:top w:w="90" w:type="dxa"/>
-              <w:bottom w:w="90" w:type="dxa"/>
-              <w:left w:w="90" w:type="dxa"/>
-              <w:right w:w="90" w:type="dxa"/>
+              <w:top w:w="80" w:type="dxa"/>
+              <w:left w:w="80" w:type="dxa"/>
+              <w:bottom w:w="80" w:type="dxa"/>
+              <w:right w:w="80" w:type="dxa"/>
             </w:tcMar>
           </w:tcPr>
           <w:p>
             <w:pPr>
-              <w:spacing w:after="60" w:before="60" w:line="252" w:lineRule="auto"/>
+              <w:spacing w:after="40" w:line="247" w:lineRule="auto"/>
             </w:pPr>
             <w:r>
               <w:rPr>
+                <w:b w:val="0"/>
+                <w:color w:val="000000"/>
                 <w:sz w:val="18"/>
               </w:rPr>
-              <w:t>2.1.2.3 Conexión segura y eficiente</w:t>
+              <w:t>2.1.2.3 Conexión segura</w:t>
             </w:r>
           </w:p>
         </w:tc>
         <w:tc>
           <w:tcPr>
-            <w:tcW w:type="dxa" w:w="624"/>
+            <w:tcW w:type="dxa" w:w="792"/>
             <w:vAlign w:val="center"/>
             <w:tcBorders>
-              <w:top w:val="single" w:sz="4" w:color="D9D9D9"/>
-              <w:left w:val="single" w:sz="4" w:color="D9D9D9"/>
-              <w:bottom w:val="single" w:sz="4" w:color="D9D9D9"/>
-              <w:right w:val="single" w:sz="4" w:color="D9D9D9"/>
+              <w:top w:val="single" w:sz="5" w:color="D9D9D9"/>
+              <w:left w:val="single" w:sz="5" w:color="D9D9D9"/>
+              <w:bottom w:val="single" w:sz="5" w:color="D9D9D9"/>
+              <w:right w:val="single" w:sz="5" w:color="D9D9D9"/>
             </w:tcBorders>
+            <w:shd w:fill="FFFFFF"/>
             <w:tcMar>
-              <w:top w:w="90" w:type="dxa"/>
-              <w:bottom w:w="90" w:type="dxa"/>
-              <w:left w:w="90" w:type="dxa"/>
-              <w:right w:w="90" w:type="dxa"/>
+              <w:top w:w="80" w:type="dxa"/>
+              <w:left w:w="80" w:type="dxa"/>
+              <w:bottom w:w="80" w:type="dxa"/>
+              <w:right w:w="80" w:type="dxa"/>
             </w:tcMar>
           </w:tcPr>
           <w:p>
             <w:pPr>
-              <w:spacing w:after="60" w:before="60" w:line="252" w:lineRule="auto"/>
+              <w:spacing w:after="40" w:line="247" w:lineRule="auto"/>
             </w:pPr>
             <w:r>
               <w:rPr>
+                <w:b w:val="0"/>
+                <w:color w:val="000000"/>
                 <w:sz w:val="18"/>
               </w:rPr>
               <w:t>15</w:t>
@@ -5056,30 +3103,33 @@
         </w:tc>
         <w:tc>
           <w:tcPr>
-            <w:tcW w:type="dxa" w:w="6406"/>
+            <w:tcW w:type="dxa" w:w="6408"/>
             <w:vAlign w:val="center"/>
             <w:tcBorders>
-              <w:top w:val="single" w:sz="4" w:color="D9D9D9"/>
-              <w:left w:val="single" w:sz="4" w:color="D9D9D9"/>
-              <w:bottom w:val="single" w:sz="4" w:color="D9D9D9"/>
-              <w:right w:val="single" w:sz="4" w:color="D9D9D9"/>
+              <w:top w:val="single" w:sz="5" w:color="D9D9D9"/>
+              <w:left w:val="single" w:sz="5" w:color="D9D9D9"/>
+              <w:bottom w:val="single" w:sz="5" w:color="D9D9D9"/>
+              <w:right w:val="single" w:sz="5" w:color="D9D9D9"/>
             </w:tcBorders>
+            <w:shd w:fill="FFFFFF"/>
             <w:tcMar>
-              <w:top w:w="90" w:type="dxa"/>
-              <w:bottom w:w="90" w:type="dxa"/>
-              <w:left w:w="90" w:type="dxa"/>
-              <w:right w:w="90" w:type="dxa"/>
+              <w:top w:w="80" w:type="dxa"/>
+              <w:left w:w="80" w:type="dxa"/>
+              <w:bottom w:w="80" w:type="dxa"/>
+              <w:right w:w="80" w:type="dxa"/>
             </w:tcMar>
           </w:tcPr>
           <w:p>
             <w:pPr>
-              <w:spacing w:after="60" w:before="60" w:line="252" w:lineRule="auto"/>
+              <w:spacing w:after="40" w:line="247" w:lineRule="auto"/>
             </w:pPr>
             <w:r>
               <w:rPr>
+                <w:b w:val="0"/>
+                <w:color w:val="000000"/>
                 <w:sz w:val="18"/>
               </w:rPr>
-              <w:t>Wi-Fi LAN, autenticación, cifrado, límites y métricas. Mostrar enlace entre dos Android.</w:t>
+              <w:t>Wi-Fi TLS y PSK, límites y métricas. Pruebas de canal; Wi-Fi física pendiente.</w:t>
             </w:r>
           </w:p>
         </w:tc>
@@ -5090,56 +3140,62 @@
         </w:trPr>
         <w:tc>
           <w:tcPr>
-            <w:tcW w:type="dxa" w:w="2835"/>
+            <w:tcW w:type="dxa" w:w="2376"/>
             <w:vAlign w:val="center"/>
             <w:tcBorders>
-              <w:top w:val="single" w:sz="4" w:color="D9D9D9"/>
-              <w:left w:val="single" w:sz="4" w:color="D9D9D9"/>
-              <w:bottom w:val="single" w:sz="4" w:color="D9D9D9"/>
-              <w:right w:val="single" w:sz="4" w:color="D9D9D9"/>
+              <w:top w:val="single" w:sz="5" w:color="D9D9D9"/>
+              <w:left w:val="single" w:sz="5" w:color="D9D9D9"/>
+              <w:bottom w:val="single" w:sz="5" w:color="D9D9D9"/>
+              <w:right w:val="single" w:sz="5" w:color="D9D9D9"/>
             </w:tcBorders>
+            <w:shd w:fill="F0F5F7"/>
             <w:tcMar>
-              <w:top w:w="90" w:type="dxa"/>
-              <w:bottom w:w="90" w:type="dxa"/>
-              <w:left w:w="90" w:type="dxa"/>
-              <w:right w:w="90" w:type="dxa"/>
+              <w:top w:w="80" w:type="dxa"/>
+              <w:left w:w="80" w:type="dxa"/>
+              <w:bottom w:w="80" w:type="dxa"/>
+              <w:right w:w="80" w:type="dxa"/>
             </w:tcMar>
           </w:tcPr>
           <w:p>
             <w:pPr>
-              <w:spacing w:after="60" w:before="60" w:line="252" w:lineRule="auto"/>
+              <w:spacing w:after="40" w:line="247" w:lineRule="auto"/>
             </w:pPr>
             <w:r>
               <w:rPr>
+                <w:b w:val="0"/>
+                <w:color w:val="000000"/>
                 <w:sz w:val="18"/>
               </w:rPr>
-              <w:t>2.1.2.4 Solución de la problemática</w:t>
+              <w:t>2.1.2.4 Solución efectiva</w:t>
             </w:r>
           </w:p>
         </w:tc>
         <w:tc>
           <w:tcPr>
-            <w:tcW w:type="dxa" w:w="624"/>
+            <w:tcW w:type="dxa" w:w="792"/>
             <w:vAlign w:val="center"/>
             <w:tcBorders>
-              <w:top w:val="single" w:sz="4" w:color="D9D9D9"/>
-              <w:left w:val="single" w:sz="4" w:color="D9D9D9"/>
-              <w:bottom w:val="single" w:sz="4" w:color="D9D9D9"/>
-              <w:right w:val="single" w:sz="4" w:color="D9D9D9"/>
+              <w:top w:val="single" w:sz="5" w:color="D9D9D9"/>
+              <w:left w:val="single" w:sz="5" w:color="D9D9D9"/>
+              <w:bottom w:val="single" w:sz="5" w:color="D9D9D9"/>
+              <w:right w:val="single" w:sz="5" w:color="D9D9D9"/>
             </w:tcBorders>
+            <w:shd w:fill="F0F5F7"/>
             <w:tcMar>
-              <w:top w:w="90" w:type="dxa"/>
-              <w:bottom w:w="90" w:type="dxa"/>
-              <w:left w:w="90" w:type="dxa"/>
-              <w:right w:w="90" w:type="dxa"/>
+              <w:top w:w="80" w:type="dxa"/>
+              <w:left w:w="80" w:type="dxa"/>
+              <w:bottom w:w="80" w:type="dxa"/>
+              <w:right w:w="80" w:type="dxa"/>
             </w:tcMar>
           </w:tcPr>
           <w:p>
             <w:pPr>
-              <w:spacing w:after="60" w:before="60" w:line="252" w:lineRule="auto"/>
+              <w:spacing w:after="40" w:line="247" w:lineRule="auto"/>
             </w:pPr>
             <w:r>
               <w:rPr>
+                <w:b w:val="0"/>
+                <w:color w:val="000000"/>
                 <w:sz w:val="18"/>
               </w:rPr>
               <w:t>10</w:t>
@@ -5148,30 +3204,33 @@
         </w:tc>
         <w:tc>
           <w:tcPr>
-            <w:tcW w:type="dxa" w:w="6406"/>
+            <w:tcW w:type="dxa" w:w="6408"/>
             <w:vAlign w:val="center"/>
             <w:tcBorders>
-              <w:top w:val="single" w:sz="4" w:color="D9D9D9"/>
-              <w:left w:val="single" w:sz="4" w:color="D9D9D9"/>
-              <w:bottom w:val="single" w:sz="4" w:color="D9D9D9"/>
-              <w:right w:val="single" w:sz="4" w:color="D9D9D9"/>
+              <w:top w:val="single" w:sz="5" w:color="D9D9D9"/>
+              <w:left w:val="single" w:sz="5" w:color="D9D9D9"/>
+              <w:bottom w:val="single" w:sz="5" w:color="D9D9D9"/>
+              <w:right w:val="single" w:sz="5" w:color="D9D9D9"/>
             </w:tcBorders>
+            <w:shd w:fill="F0F5F7"/>
             <w:tcMar>
-              <w:top w:w="90" w:type="dxa"/>
-              <w:bottom w:w="90" w:type="dxa"/>
-              <w:left w:w="90" w:type="dxa"/>
-              <w:right w:w="90" w:type="dxa"/>
+              <w:top w:w="80" w:type="dxa"/>
+              <w:left w:w="80" w:type="dxa"/>
+              <w:bottom w:w="80" w:type="dxa"/>
+              <w:right w:w="80" w:type="dxa"/>
             </w:tcMar>
           </w:tcPr>
           <w:p>
             <w:pPr>
-              <w:spacing w:after="60" w:before="60" w:line="252" w:lineRule="auto"/>
+              <w:spacing w:after="40" w:line="247" w:lineRule="auto"/>
             </w:pPr>
             <w:r>
               <w:rPr>
+                <w:b w:val="0"/>
+                <w:color w:val="000000"/>
                 <w:sz w:val="18"/>
               </w:rPr>
-              <w:t>Alarmas, control con histéresis y fallback local. Provocar y atender un evento en el otro teléfono.</w:t>
+              <w:t>Alarmas, histéresis, ACK, fallback e historial persistente.</w:t>
             </w:r>
           </w:p>
         </w:tc>
@@ -5182,56 +3241,62 @@
         </w:trPr>
         <w:tc>
           <w:tcPr>
-            <w:tcW w:type="dxa" w:w="2835"/>
+            <w:tcW w:type="dxa" w:w="2376"/>
             <w:vAlign w:val="center"/>
             <w:tcBorders>
-              <w:top w:val="single" w:sz="4" w:color="D9D9D9"/>
-              <w:left w:val="single" w:sz="4" w:color="D9D9D9"/>
-              <w:bottom w:val="single" w:sz="4" w:color="D9D9D9"/>
-              <w:right w:val="single" w:sz="4" w:color="D9D9D9"/>
+              <w:top w:val="single" w:sz="5" w:color="D9D9D9"/>
+              <w:left w:val="single" w:sz="5" w:color="D9D9D9"/>
+              <w:bottom w:val="single" w:sz="5" w:color="D9D9D9"/>
+              <w:right w:val="single" w:sz="5" w:color="D9D9D9"/>
             </w:tcBorders>
+            <w:shd w:fill="FFFFFF"/>
             <w:tcMar>
-              <w:top w:w="90" w:type="dxa"/>
-              <w:bottom w:w="90" w:type="dxa"/>
-              <w:left w:w="90" w:type="dxa"/>
-              <w:right w:w="90" w:type="dxa"/>
+              <w:top w:w="80" w:type="dxa"/>
+              <w:left w:w="80" w:type="dxa"/>
+              <w:bottom w:w="80" w:type="dxa"/>
+              <w:right w:w="80" w:type="dxa"/>
             </w:tcMar>
           </w:tcPr>
           <w:p>
             <w:pPr>
-              <w:spacing w:after="60" w:before="60" w:line="252" w:lineRule="auto"/>
+              <w:spacing w:after="40" w:line="247" w:lineRule="auto"/>
             </w:pPr>
             <w:r>
               <w:rPr>
+                <w:b w:val="0"/>
+                <w:color w:val="000000"/>
                 <w:sz w:val="18"/>
               </w:rPr>
-              <w:t>2.1.3.5 Seguridad basada en ISO</w:t>
+              <w:t>2.1.3.5 Seguridad ISO</w:t>
             </w:r>
           </w:p>
         </w:tc>
         <w:tc>
           <w:tcPr>
-            <w:tcW w:type="dxa" w:w="624"/>
+            <w:tcW w:type="dxa" w:w="792"/>
             <w:vAlign w:val="center"/>
             <w:tcBorders>
-              <w:top w:val="single" w:sz="4" w:color="D9D9D9"/>
-              <w:left w:val="single" w:sz="4" w:color="D9D9D9"/>
-              <w:bottom w:val="single" w:sz="4" w:color="D9D9D9"/>
-              <w:right w:val="single" w:sz="4" w:color="D9D9D9"/>
+              <w:top w:val="single" w:sz="5" w:color="D9D9D9"/>
+              <w:left w:val="single" w:sz="5" w:color="D9D9D9"/>
+              <w:bottom w:val="single" w:sz="5" w:color="D9D9D9"/>
+              <w:right w:val="single" w:sz="5" w:color="D9D9D9"/>
             </w:tcBorders>
+            <w:shd w:fill="FFFFFF"/>
             <w:tcMar>
-              <w:top w:w="90" w:type="dxa"/>
-              <w:bottom w:w="90" w:type="dxa"/>
-              <w:left w:w="90" w:type="dxa"/>
-              <w:right w:w="90" w:type="dxa"/>
+              <w:top w:w="80" w:type="dxa"/>
+              <w:left w:w="80" w:type="dxa"/>
+              <w:bottom w:w="80" w:type="dxa"/>
+              <w:right w:w="80" w:type="dxa"/>
             </w:tcMar>
           </w:tcPr>
           <w:p>
             <w:pPr>
-              <w:spacing w:after="60" w:before="60" w:line="252" w:lineRule="auto"/>
+              <w:spacing w:after="40" w:line="247" w:lineRule="auto"/>
             </w:pPr>
             <w:r>
               <w:rPr>
+                <w:b w:val="0"/>
+                <w:color w:val="000000"/>
                 <w:sz w:val="18"/>
               </w:rPr>
               <w:t>10</w:t>
@@ -5240,30 +3305,33 @@
         </w:tc>
         <w:tc>
           <w:tcPr>
-            <w:tcW w:type="dxa" w:w="6406"/>
+            <w:tcW w:type="dxa" w:w="6408"/>
             <w:vAlign w:val="center"/>
             <w:tcBorders>
-              <w:top w:val="single" w:sz="4" w:color="D9D9D9"/>
-              <w:left w:val="single" w:sz="4" w:color="D9D9D9"/>
-              <w:bottom w:val="single" w:sz="4" w:color="D9D9D9"/>
-              <w:right w:val="single" w:sz="4" w:color="D9D9D9"/>
+              <w:top w:val="single" w:sz="5" w:color="D9D9D9"/>
+              <w:left w:val="single" w:sz="5" w:color="D9D9D9"/>
+              <w:bottom w:val="single" w:sz="5" w:color="D9D9D9"/>
+              <w:right w:val="single" w:sz="5" w:color="D9D9D9"/>
             </w:tcBorders>
+            <w:shd w:fill="FFFFFF"/>
             <w:tcMar>
-              <w:top w:w="90" w:type="dxa"/>
-              <w:bottom w:w="90" w:type="dxa"/>
-              <w:left w:w="90" w:type="dxa"/>
-              <w:right w:w="90" w:type="dxa"/>
+              <w:top w:w="80" w:type="dxa"/>
+              <w:left w:w="80" w:type="dxa"/>
+              <w:bottom w:w="80" w:type="dxa"/>
+              <w:right w:w="80" w:type="dxa"/>
             </w:tcMar>
           </w:tcPr>
           <w:p>
             <w:pPr>
-              <w:spacing w:after="60" w:before="60" w:line="252" w:lineRule="auto"/>
+              <w:spacing w:after="40" w:line="247" w:lineRule="auto"/>
             </w:pPr>
             <w:r>
               <w:rPr>
+                <w:b w:val="0"/>
+                <w:color w:val="000000"/>
                 <w:sz w:val="18"/>
               </w:rPr>
-              <w:t>Credenciales, permiso remoto e integridad. Explicar la relación documentada con objetivos ISO.</w:t>
+              <w:t>Medidas relacionadas con ISO 27400 y 27001. SEGURIDAD.md y pruebas negativas.</w:t>
             </w:r>
           </w:p>
         </w:tc>
@@ -5274,56 +3342,62 @@
         </w:trPr>
         <w:tc>
           <w:tcPr>
-            <w:tcW w:type="dxa" w:w="2835"/>
+            <w:tcW w:type="dxa" w:w="2376"/>
             <w:vAlign w:val="center"/>
             <w:tcBorders>
-              <w:top w:val="single" w:sz="4" w:color="D9D9D9"/>
-              <w:left w:val="single" w:sz="4" w:color="D9D9D9"/>
-              <w:bottom w:val="single" w:sz="4" w:color="D9D9D9"/>
-              <w:right w:val="single" w:sz="4" w:color="D9D9D9"/>
+              <w:top w:val="single" w:sz="5" w:color="D9D9D9"/>
+              <w:left w:val="single" w:sz="5" w:color="D9D9D9"/>
+              <w:bottom w:val="single" w:sz="5" w:color="D9D9D9"/>
+              <w:right w:val="single" w:sz="5" w:color="D9D9D9"/>
             </w:tcBorders>
+            <w:shd w:fill="F0F5F7"/>
             <w:tcMar>
-              <w:top w:w="90" w:type="dxa"/>
-              <w:bottom w:w="90" w:type="dxa"/>
-              <w:left w:w="90" w:type="dxa"/>
-              <w:right w:w="90" w:type="dxa"/>
+              <w:top w:w="80" w:type="dxa"/>
+              <w:left w:w="80" w:type="dxa"/>
+              <w:bottom w:w="80" w:type="dxa"/>
+              <w:right w:w="80" w:type="dxa"/>
             </w:tcMar>
           </w:tcPr>
           <w:p>
             <w:pPr>
-              <w:spacing w:after="60" w:before="60" w:line="252" w:lineRule="auto"/>
+              <w:spacing w:after="40" w:line="247" w:lineRule="auto"/>
             </w:pPr>
             <w:r>
               <w:rPr>
+                <w:b w:val="0"/>
+                <w:color w:val="000000"/>
                 <w:sz w:val="18"/>
               </w:rPr>
-              <w:t>2.1.3.6 Verificación de lineamientos OT</w:t>
+              <w:t>2.1.3.6 Lineamientos OT</w:t>
             </w:r>
           </w:p>
         </w:tc>
         <w:tc>
           <w:tcPr>
-            <w:tcW w:type="dxa" w:w="624"/>
+            <w:tcW w:type="dxa" w:w="792"/>
             <w:vAlign w:val="center"/>
             <w:tcBorders>
-              <w:top w:val="single" w:sz="4" w:color="D9D9D9"/>
-              <w:left w:val="single" w:sz="4" w:color="D9D9D9"/>
-              <w:bottom w:val="single" w:sz="4" w:color="D9D9D9"/>
-              <w:right w:val="single" w:sz="4" w:color="D9D9D9"/>
+              <w:top w:val="single" w:sz="5" w:color="D9D9D9"/>
+              <w:left w:val="single" w:sz="5" w:color="D9D9D9"/>
+              <w:bottom w:val="single" w:sz="5" w:color="D9D9D9"/>
+              <w:right w:val="single" w:sz="5" w:color="D9D9D9"/>
             </w:tcBorders>
+            <w:shd w:fill="F0F5F7"/>
             <w:tcMar>
-              <w:top w:w="90" w:type="dxa"/>
-              <w:bottom w:w="90" w:type="dxa"/>
-              <w:left w:w="90" w:type="dxa"/>
-              <w:right w:w="90" w:type="dxa"/>
+              <w:top w:w="80" w:type="dxa"/>
+              <w:left w:w="80" w:type="dxa"/>
+              <w:bottom w:w="80" w:type="dxa"/>
+              <w:right w:w="80" w:type="dxa"/>
             </w:tcMar>
           </w:tcPr>
           <w:p>
             <w:pPr>
-              <w:spacing w:after="60" w:before="60" w:line="252" w:lineRule="auto"/>
+              <w:spacing w:after="40" w:line="247" w:lineRule="auto"/>
             </w:pPr>
             <w:r>
               <w:rPr>
+                <w:b w:val="0"/>
+                <w:color w:val="000000"/>
                 <w:sz w:val="18"/>
               </w:rPr>
               <w:t>10</w:t>
@@ -5332,30 +3406,33 @@
         </w:tc>
         <w:tc>
           <w:tcPr>
-            <w:tcW w:type="dxa" w:w="6406"/>
+            <w:tcW w:type="dxa" w:w="6408"/>
             <w:vAlign w:val="center"/>
             <w:tcBorders>
-              <w:top w:val="single" w:sz="4" w:color="D9D9D9"/>
-              <w:left w:val="single" w:sz="4" w:color="D9D9D9"/>
-              <w:bottom w:val="single" w:sz="4" w:color="D9D9D9"/>
-              <w:right w:val="single" w:sz="4" w:color="D9D9D9"/>
+              <w:top w:val="single" w:sz="5" w:color="D9D9D9"/>
+              <w:left w:val="single" w:sz="5" w:color="D9D9D9"/>
+              <w:bottom w:val="single" w:sz="5" w:color="D9D9D9"/>
+              <w:right w:val="single" w:sz="5" w:color="D9D9D9"/>
             </w:tcBorders>
+            <w:shd w:fill="F0F5F7"/>
             <w:tcMar>
-              <w:top w:w="90" w:type="dxa"/>
-              <w:bottom w:w="90" w:type="dxa"/>
-              <w:left w:w="90" w:type="dxa"/>
-              <w:right w:w="90" w:type="dxa"/>
+              <w:top w:w="80" w:type="dxa"/>
+              <w:left w:w="80" w:type="dxa"/>
+              <w:bottom w:w="80" w:type="dxa"/>
+              <w:right w:w="80" w:type="dxa"/>
             </w:tcMar>
           </w:tcPr>
           <w:p>
             <w:pPr>
-              <w:spacing w:after="60" w:before="60" w:line="252" w:lineRule="auto"/>
+              <w:spacing w:after="40" w:line="247" w:lineRule="auto"/>
             </w:pPr>
             <w:r>
               <w:rPr>
+                <w:b w:val="0"/>
+                <w:color w:val="000000"/>
                 <w:sz w:val="18"/>
               </w:rPr>
-              <w:t>Riesgos, continuidad y plan de red. Aportar pruebas y documentar límites.</w:t>
+              <w:t>Riesgos, disponibilidad local, propuesta de segmentación y límites documentados.</w:t>
             </w:r>
           </w:p>
         </w:tc>
@@ -5366,56 +3443,62 @@
         </w:trPr>
         <w:tc>
           <w:tcPr>
-            <w:tcW w:type="dxa" w:w="2835"/>
+            <w:tcW w:type="dxa" w:w="2376"/>
             <w:vAlign w:val="center"/>
             <w:tcBorders>
-              <w:top w:val="single" w:sz="4" w:color="D9D9D9"/>
-              <w:left w:val="single" w:sz="4" w:color="D9D9D9"/>
-              <w:bottom w:val="single" w:sz="4" w:color="D9D9D9"/>
-              <w:right w:val="single" w:sz="4" w:color="D9D9D9"/>
+              <w:top w:val="single" w:sz="5" w:color="D9D9D9"/>
+              <w:left w:val="single" w:sz="5" w:color="D9D9D9"/>
+              <w:bottom w:val="single" w:sz="5" w:color="D9D9D9"/>
+              <w:right w:val="single" w:sz="5" w:color="D9D9D9"/>
             </w:tcBorders>
+            <w:shd w:fill="FFFFFF"/>
             <w:tcMar>
-              <w:top w:w="90" w:type="dxa"/>
-              <w:bottom w:w="90" w:type="dxa"/>
-              <w:left w:w="90" w:type="dxa"/>
-              <w:right w:w="90" w:type="dxa"/>
+              <w:top w:w="80" w:type="dxa"/>
+              <w:left w:w="80" w:type="dxa"/>
+              <w:bottom w:w="80" w:type="dxa"/>
+              <w:right w:w="80" w:type="dxa"/>
             </w:tcMar>
           </w:tcPr>
           <w:p>
             <w:pPr>
-              <w:spacing w:after="60" w:before="60" w:line="252" w:lineRule="auto"/>
+              <w:spacing w:after="40" w:line="247" w:lineRule="auto"/>
             </w:pPr>
             <w:r>
               <w:rPr>
+                <w:b w:val="0"/>
+                <w:color w:val="000000"/>
                 <w:sz w:val="18"/>
               </w:rPr>
-              <w:t>2.1.4.7 Interconexión móvil</w:t>
+              <w:t>2.1.4.7 Interconexión</w:t>
             </w:r>
           </w:p>
         </w:tc>
         <w:tc>
           <w:tcPr>
-            <w:tcW w:type="dxa" w:w="624"/>
+            <w:tcW w:type="dxa" w:w="792"/>
             <w:vAlign w:val="center"/>
             <w:tcBorders>
-              <w:top w:val="single" w:sz="4" w:color="D9D9D9"/>
-              <w:left w:val="single" w:sz="4" w:color="D9D9D9"/>
-              <w:bottom w:val="single" w:sz="4" w:color="D9D9D9"/>
-              <w:right w:val="single" w:sz="4" w:color="D9D9D9"/>
+              <w:top w:val="single" w:sz="5" w:color="D9D9D9"/>
+              <w:left w:val="single" w:sz="5" w:color="D9D9D9"/>
+              <w:bottom w:val="single" w:sz="5" w:color="D9D9D9"/>
+              <w:right w:val="single" w:sz="5" w:color="D9D9D9"/>
             </w:tcBorders>
+            <w:shd w:fill="FFFFFF"/>
             <w:tcMar>
-              <w:top w:w="90" w:type="dxa"/>
-              <w:bottom w:w="90" w:type="dxa"/>
-              <w:left w:w="90" w:type="dxa"/>
-              <w:right w:w="90" w:type="dxa"/>
+              <w:top w:w="80" w:type="dxa"/>
+              <w:left w:w="80" w:type="dxa"/>
+              <w:bottom w:w="80" w:type="dxa"/>
+              <w:right w:w="80" w:type="dxa"/>
             </w:tcMar>
           </w:tcPr>
           <w:p>
             <w:pPr>
-              <w:spacing w:after="60" w:before="60" w:line="252" w:lineRule="auto"/>
+              <w:spacing w:after="40" w:line="247" w:lineRule="auto"/>
             </w:pPr>
             <w:r>
               <w:rPr>
+                <w:b w:val="0"/>
+                <w:color w:val="000000"/>
                 <w:sz w:val="18"/>
               </w:rPr>
               <w:t>15</w:t>
@@ -5424,30 +3507,33 @@
         </w:tc>
         <w:tc>
           <w:tcPr>
-            <w:tcW w:type="dxa" w:w="6406"/>
+            <w:tcW w:type="dxa" w:w="6408"/>
             <w:vAlign w:val="center"/>
             <w:tcBorders>
-              <w:top w:val="single" w:sz="4" w:color="D9D9D9"/>
-              <w:left w:val="single" w:sz="4" w:color="D9D9D9"/>
-              <w:bottom w:val="single" w:sz="4" w:color="D9D9D9"/>
-              <w:right w:val="single" w:sz="4" w:color="D9D9D9"/>
+              <w:top w:val="single" w:sz="5" w:color="D9D9D9"/>
+              <w:left w:val="single" w:sz="5" w:color="D9D9D9"/>
+              <w:bottom w:val="single" w:sz="5" w:color="D9D9D9"/>
+              <w:right w:val="single" w:sz="5" w:color="D9D9D9"/>
             </w:tcBorders>
+            <w:shd w:fill="FFFFFF"/>
             <w:tcMar>
-              <w:top w:w="90" w:type="dxa"/>
-              <w:bottom w:w="90" w:type="dxa"/>
-              <w:left w:w="90" w:type="dxa"/>
-              <w:right w:w="90" w:type="dxa"/>
+              <w:top w:w="80" w:type="dxa"/>
+              <w:left w:w="80" w:type="dxa"/>
+              <w:bottom w:w="80" w:type="dxa"/>
+              <w:right w:w="80" w:type="dxa"/>
             </w:tcMar>
           </w:tcPr>
           <w:p>
             <w:pPr>
-              <w:spacing w:after="60" w:before="60" w:line="252" w:lineRule="auto"/>
+              <w:spacing w:after="40" w:line="247" w:lineRule="auto"/>
             </w:pPr>
             <w:r>
               <w:rPr>
+                <w:b w:val="0"/>
+                <w:color w:val="000000"/>
                 <w:sz w:val="18"/>
               </w:rPr>
-              <w:t>Roles Equipo y Operador con mensajes bidireccionales. Ejecutar T03 a T10 en dos teléfonos.</w:t>
+              <w:t>APK con roles Equipo y Operador. Demostración pendiente en dos teléfonos.</w:t>
             </w:r>
           </w:p>
         </w:tc>
@@ -5458,56 +3544,62 @@
         </w:trPr>
         <w:tc>
           <w:tcPr>
-            <w:tcW w:type="dxa" w:w="2835"/>
+            <w:tcW w:type="dxa" w:w="2376"/>
             <w:vAlign w:val="center"/>
             <w:tcBorders>
-              <w:top w:val="single" w:sz="4" w:color="D9D9D9"/>
-              <w:left w:val="single" w:sz="4" w:color="D9D9D9"/>
-              <w:bottom w:val="single" w:sz="4" w:color="D9D9D9"/>
-              <w:right w:val="single" w:sz="4" w:color="D9D9D9"/>
+              <w:top w:val="single" w:sz="5" w:color="D9D9D9"/>
+              <w:left w:val="single" w:sz="5" w:color="D9D9D9"/>
+              <w:bottom w:val="single" w:sz="5" w:color="D9D9D9"/>
+              <w:right w:val="single" w:sz="5" w:color="D9D9D9"/>
             </w:tcBorders>
+            <w:shd w:fill="F0F5F7"/>
             <w:tcMar>
-              <w:top w:w="90" w:type="dxa"/>
-              <w:bottom w:w="90" w:type="dxa"/>
-              <w:left w:w="90" w:type="dxa"/>
-              <w:right w:w="90" w:type="dxa"/>
+              <w:top w:w="80" w:type="dxa"/>
+              <w:left w:w="80" w:type="dxa"/>
+              <w:bottom w:w="80" w:type="dxa"/>
+              <w:right w:w="80" w:type="dxa"/>
             </w:tcMar>
           </w:tcPr>
           <w:p>
             <w:pPr>
-              <w:spacing w:after="60" w:before="60" w:line="252" w:lineRule="auto"/>
+              <w:spacing w:after="40" w:line="247" w:lineRule="auto"/>
             </w:pPr>
             <w:r>
               <w:rPr>
+                <w:b w:val="0"/>
+                <w:color w:val="000000"/>
                 <w:sz w:val="18"/>
               </w:rPr>
-              <w:t>2.1.4.8 Estabilidad en escenarios</w:t>
+              <w:t>2.1.4.8 Estabilidad</w:t>
             </w:r>
           </w:p>
         </w:tc>
         <w:tc>
           <w:tcPr>
-            <w:tcW w:type="dxa" w:w="624"/>
+            <w:tcW w:type="dxa" w:w="792"/>
             <w:vAlign w:val="center"/>
             <w:tcBorders>
-              <w:top w:val="single" w:sz="4" w:color="D9D9D9"/>
-              <w:left w:val="single" w:sz="4" w:color="D9D9D9"/>
-              <w:bottom w:val="single" w:sz="4" w:color="D9D9D9"/>
-              <w:right w:val="single" w:sz="4" w:color="D9D9D9"/>
+              <w:top w:val="single" w:sz="5" w:color="D9D9D9"/>
+              <w:left w:val="single" w:sz="5" w:color="D9D9D9"/>
+              <w:bottom w:val="single" w:sz="5" w:color="D9D9D9"/>
+              <w:right w:val="single" w:sz="5" w:color="D9D9D9"/>
             </w:tcBorders>
+            <w:shd w:fill="F0F5F7"/>
             <w:tcMar>
-              <w:top w:w="90" w:type="dxa"/>
-              <w:bottom w:w="90" w:type="dxa"/>
-              <w:left w:w="90" w:type="dxa"/>
-              <w:right w:w="90" w:type="dxa"/>
+              <w:top w:w="80" w:type="dxa"/>
+              <w:left w:w="80" w:type="dxa"/>
+              <w:bottom w:w="80" w:type="dxa"/>
+              <w:right w:w="80" w:type="dxa"/>
             </w:tcMar>
           </w:tcPr>
           <w:p>
             <w:pPr>
-              <w:spacing w:after="60" w:before="60" w:line="252" w:lineRule="auto"/>
+              <w:spacing w:after="40" w:line="247" w:lineRule="auto"/>
             </w:pPr>
             <w:r>
               <w:rPr>
+                <w:b w:val="0"/>
+                <w:color w:val="000000"/>
                 <w:sz w:val="18"/>
               </w:rPr>
               <w:t>20</w:t>
@@ -5516,30 +3608,33 @@
         </w:tc>
         <w:tc>
           <w:tcPr>
-            <w:tcW w:type="dxa" w:w="6406"/>
+            <w:tcW w:type="dxa" w:w="6408"/>
             <w:vAlign w:val="center"/>
             <w:tcBorders>
-              <w:top w:val="single" w:sz="4" w:color="D9D9D9"/>
-              <w:left w:val="single" w:sz="4" w:color="D9D9D9"/>
-              <w:bottom w:val="single" w:sz="4" w:color="D9D9D9"/>
-              <w:right w:val="single" w:sz="4" w:color="D9D9D9"/>
+              <w:top w:val="single" w:sz="5" w:color="D9D9D9"/>
+              <w:left w:val="single" w:sz="5" w:color="D9D9D9"/>
+              <w:bottom w:val="single" w:sz="5" w:color="D9D9D9"/>
+              <w:right w:val="single" w:sz="5" w:color="D9D9D9"/>
             </w:tcBorders>
+            <w:shd w:fill="F0F5F7"/>
             <w:tcMar>
-              <w:top w:w="90" w:type="dxa"/>
-              <w:bottom w:w="90" w:type="dxa"/>
-              <w:left w:w="90" w:type="dxa"/>
-              <w:right w:w="90" w:type="dxa"/>
+              <w:top w:w="80" w:type="dxa"/>
+              <w:left w:w="80" w:type="dxa"/>
+              <w:bottom w:w="80" w:type="dxa"/>
+              <w:right w:w="80" w:type="dxa"/>
             </w:tcMar>
           </w:tcPr>
           <w:p>
             <w:pPr>
-              <w:spacing w:after="60" w:before="60" w:line="252" w:lineRule="auto"/>
+              <w:spacing w:after="40" w:line="247" w:lineRule="auto"/>
             </w:pPr>
             <w:r>
               <w:rPr>
+                <w:b w:val="0"/>
+                <w:color w:val="000000"/>
                 <w:sz w:val="18"/>
               </w:rPr>
-              <w:t>RTT, muestras, intervalos, bytes y ACK. Completar ensayos de cercanía, distancia y hotspot.</w:t>
+              <w:t>Métricas y escenarios T11 a T15; mediciones físicas pendientes.</w:t>
             </w:r>
           </w:p>
         </w:tc>
@@ -5550,27 +3645,30 @@
         </w:trPr>
         <w:tc>
           <w:tcPr>
-            <w:tcW w:type="dxa" w:w="2835"/>
+            <w:tcW w:type="dxa" w:w="2376"/>
             <w:vAlign w:val="center"/>
             <w:tcBorders>
-              <w:top w:val="single" w:sz="4" w:color="D9D9D9"/>
-              <w:left w:val="single" w:sz="4" w:color="D9D9D9"/>
-              <w:bottom w:val="single" w:sz="4" w:color="D9D9D9"/>
-              <w:right w:val="single" w:sz="4" w:color="D9D9D9"/>
+              <w:top w:val="single" w:sz="5" w:color="D9D9D9"/>
+              <w:left w:val="single" w:sz="5" w:color="D9D9D9"/>
+              <w:bottom w:val="single" w:sz="5" w:color="D9D9D9"/>
+              <w:right w:val="single" w:sz="5" w:color="D9D9D9"/>
             </w:tcBorders>
+            <w:shd w:fill="FFFFFF"/>
             <w:tcMar>
-              <w:top w:w="90" w:type="dxa"/>
-              <w:bottom w:w="90" w:type="dxa"/>
-              <w:left w:w="90" w:type="dxa"/>
-              <w:right w:w="90" w:type="dxa"/>
+              <w:top w:w="80" w:type="dxa"/>
+              <w:left w:w="80" w:type="dxa"/>
+              <w:bottom w:w="80" w:type="dxa"/>
+              <w:right w:w="80" w:type="dxa"/>
             </w:tcMar>
           </w:tcPr>
           <w:p>
             <w:pPr>
-              <w:spacing w:after="60" w:before="60" w:line="252" w:lineRule="auto"/>
+              <w:spacing w:after="40" w:line="247" w:lineRule="auto"/>
             </w:pPr>
             <w:r>
               <w:rPr>
+                <w:b w:val="0"/>
+                <w:color w:val="000000"/>
                 <w:sz w:val="18"/>
               </w:rPr>
               <w:t>Total</w:t>
@@ -5579,27 +3677,30 @@
         </w:tc>
         <w:tc>
           <w:tcPr>
-            <w:tcW w:type="dxa" w:w="624"/>
+            <w:tcW w:type="dxa" w:w="792"/>
             <w:vAlign w:val="center"/>
             <w:tcBorders>
-              <w:top w:val="single" w:sz="4" w:color="D9D9D9"/>
-              <w:left w:val="single" w:sz="4" w:color="D9D9D9"/>
-              <w:bottom w:val="single" w:sz="4" w:color="D9D9D9"/>
-              <w:right w:val="single" w:sz="4" w:color="D9D9D9"/>
+              <w:top w:val="single" w:sz="5" w:color="D9D9D9"/>
+              <w:left w:val="single" w:sz="5" w:color="D9D9D9"/>
+              <w:bottom w:val="single" w:sz="5" w:color="D9D9D9"/>
+              <w:right w:val="single" w:sz="5" w:color="D9D9D9"/>
             </w:tcBorders>
+            <w:shd w:fill="FFFFFF"/>
             <w:tcMar>
-              <w:top w:w="90" w:type="dxa"/>
-              <w:bottom w:w="90" w:type="dxa"/>
-              <w:left w:w="90" w:type="dxa"/>
-              <w:right w:w="90" w:type="dxa"/>
+              <w:top w:w="80" w:type="dxa"/>
+              <w:left w:w="80" w:type="dxa"/>
+              <w:bottom w:w="80" w:type="dxa"/>
+              <w:right w:w="80" w:type="dxa"/>
             </w:tcMar>
           </w:tcPr>
           <w:p>
             <w:pPr>
-              <w:spacing w:after="60" w:before="60" w:line="252" w:lineRule="auto"/>
+              <w:spacing w:after="40" w:line="247" w:lineRule="auto"/>
             </w:pPr>
             <w:r>
               <w:rPr>
+                <w:b w:val="0"/>
+                <w:color w:val="000000"/>
                 <w:sz w:val="18"/>
               </w:rPr>
               <w:t>100</w:t>
@@ -5608,47 +3709,43 @@
         </w:tc>
         <w:tc>
           <w:tcPr>
-            <w:tcW w:type="dxa" w:w="6406"/>
+            <w:tcW w:type="dxa" w:w="6408"/>
             <w:vAlign w:val="center"/>
             <w:tcBorders>
-              <w:top w:val="single" w:sz="4" w:color="D9D9D9"/>
-              <w:left w:val="single" w:sz="4" w:color="D9D9D9"/>
-              <w:bottom w:val="single" w:sz="4" w:color="D9D9D9"/>
-              <w:right w:val="single" w:sz="4" w:color="D9D9D9"/>
+              <w:top w:val="single" w:sz="5" w:color="D9D9D9"/>
+              <w:left w:val="single" w:sz="5" w:color="D9D9D9"/>
+              <w:bottom w:val="single" w:sz="5" w:color="D9D9D9"/>
+              <w:right w:val="single" w:sz="5" w:color="D9D9D9"/>
             </w:tcBorders>
+            <w:shd w:fill="FFFFFF"/>
             <w:tcMar>
-              <w:top w:w="90" w:type="dxa"/>
-              <w:bottom w:w="90" w:type="dxa"/>
-              <w:left w:w="90" w:type="dxa"/>
-              <w:right w:w="90" w:type="dxa"/>
+              <w:top w:w="80" w:type="dxa"/>
+              <w:left w:w="80" w:type="dxa"/>
+              <w:bottom w:w="80" w:type="dxa"/>
+              <w:right w:w="80" w:type="dxa"/>
             </w:tcMar>
           </w:tcPr>
           <w:p>
             <w:pPr>
-              <w:spacing w:after="60" w:before="60" w:line="252" w:lineRule="auto"/>
+              <w:spacing w:after="40" w:line="247" w:lineRule="auto"/>
             </w:pPr>
             <w:r>
               <w:rPr>
+                <w:b w:val="0"/>
+                <w:color w:val="000000"/>
                 <w:sz w:val="18"/>
               </w:rPr>
-              <w:t>Ocho criterios para revisión docente.</w:t>
+              <w:t>Cobertura implementada y protocolo de demostración preparado.</w:t>
             </w:r>
           </w:p>
         </w:tc>
       </w:tr>
     </w:tbl>
-    <w:p/>
-    <w:p>
-      <w:pPr>
-        <w:pStyle w:val="Heading2"/>
-      </w:pPr>
-      <w:r>
-        <w:t>Evidencias para la demostración</w:t>
-      </w:r>
-    </w:p>
     <w:p>
       <w:r>
-        <w:t>Mostrar ambos teléfonos a la vez, una lectura producida en B y recibida en A, una orden aplicada en B y su ACK en A, una alarma propagada y el retorno a AUTO después de apagar Wi-Fi. Conservar capturas de Monitoreo, Activador y Registro y las bitácoras sin datos sensibles.</w:t>
+        <w:rPr>
+          <w:b w:val="0"/>
+        </w:rPr>
       </w:r>
     </w:p>
     <w:p>
@@ -5656,21 +3753,23 @@
         <w:pStyle w:val="Heading2"/>
       </w:pPr>
       <w:r>
-        <w:t>Aspectos que requieren ejecución presencial</w:t>
+        <w:t>Requisitos de la guía sumativa</w:t>
       </w:r>
     </w:p>
     <w:p>
       <w:r>
-        <w:t>La interconexión Wi-Fi de los dos teléfonos, las medidas de estabilidad y la revisión del tema con el docente deben acreditarse con resultados reales. El código y los ensayos automatizados apoyan esos criterios; no reemplazan la demostración solicitada por la guía.</w:t>
+        <w:rPr>
+          <w:b w:val="0"/>
+        </w:rPr>
+        <w:t>La autenticación usa la opción SQLite autorizada por la guía. Los datos capturados se almacenan y consultan mediante esa opción. DATOS_SQLITE.md compara seguridad, escalabilidad y facilidad frente a Firebase y API con MySQL y documenta esquema, transacciones y formato interoperable.</w:t>
       </w:r>
     </w:p>
     <w:p>
-      <w:pPr>
-        <w:pStyle w:val="Heading1"/>
-        <w:pageBreakBefore/>
-      </w:pPr>
       <w:r>
-        <w:t>Instalación y entrega</w:t>
+        <w:rPr>
+          <w:b w:val="0"/>
+        </w:rPr>
+        <w:t>El transporte incorpora TLS estándar. DISENO.md justifica Wi-Fi según distancia, energía y estabilidad. El informe incorpora Historial y Registro y un guion que incluye almacenamiento y consulta, además de autenticación y control.</w:t>
       </w:r>
     </w:p>
     <w:p>
@@ -5678,32 +3777,28 @@
         <w:pStyle w:val="Heading2"/>
       </w:pPr>
       <w:r>
-        <w:t>Puesta en marcha</w:t>
+        <w:t>Revisión del docente</w:t>
       </w:r>
     </w:p>
     <w:p>
       <w:r>
-        <w:t>1. Instalar el APK en ambos teléfonos con Android 8 o posterior y permitir la instalación desde la aplicación que abre el archivo.</w:t>
+        <w:rPr>
+          <w:b w:val="0"/>
+        </w:rPr>
+        <w:t>Presentar problemática, continuidad con Unidad 1, método de conexión, bosquejos, autenticación y esquema. Registrar la retroalimentación real y aplicar los ajustes indicados. La aprobación del diseño, la asistencia y la demostración presencial forman parte de la evaluación y deben obtenerse del docente.</w:t>
       </w:r>
     </w:p>
     <w:p>
       <w:r>
-        <w:t>2. Conectar ambos a la misma red Wi-Fi y activar la hora automática. Crear una cuenta local e iniciar sesión en cada dispositivo.</w:t>
+        <w:br w:type="page"/>
       </w:r>
     </w:p>
     <w:p>
+      <w:pPr>
+        <w:pStyle w:val="Heading1"/>
+      </w:pPr>
       <w:r>
-        <w:t>3. En B seleccionar Equipo, configurar el permiso remoto e iniciar. Anotar la IP local y revelar el código solo para transcribirlo en A.</w:t>
-      </w:r>
-    </w:p>
-    <w:p>
-      <w:r>
-        <w:t>4. En A seleccionar Operador, ingresar la IP y el código de B y pulsar Conectar. Abrir Monitoreo y esperar muestras actuales.</w:t>
-      </w:r>
-    </w:p>
-    <w:p>
-      <w:r>
-        <w:t>5. Mostrar alarmas y órdenes confirmadas. Completar el protocolo de pruebas y exportar las bitácoras antes de detener la sesión.</w:t>
+        <w:t>Instalación y demostración en clase</w:t>
       </w:r>
     </w:p>
     <w:p>
@@ -5711,12 +3806,23 @@
         <w:pStyle w:val="Heading2"/>
       </w:pPr>
       <w:r>
-        <w:t>Código y APK en Android Studio</w:t>
+        <w:t>Preparar dos teléfonos</w:t>
       </w:r>
     </w:p>
     <w:p>
       <w:r>
-        <w:t>Abrir la carpeta FrioSeguroOT que contiene settings.gradle.kts. Usar JDK 17 y SDK 35. El wrapper permite ejecutar :app:assembleDebug, :core:test y :app:lintDebug. El APK adjunto está firmado para desarrollo y es una versión de demostración, no una distribución industrial de producción.</w:t>
+        <w:rPr>
+          <w:b w:val="0"/>
+        </w:rPr>
+        <w:t>Instalar apk/FrioSeguroOT.apk en dos Android 8.0 o posteriores. La APK final se firmó de nuevo. Si Android rechaza actualizar una demostración anterior por firma distinta, exportar antes su bitácora y desinstalarla; se eliminan sus datos y claves. Instalar la APK final y crear una cuenta en cada teléfono. La migración automática del código requiere conservar la misma identidad de firma.</w:t>
+      </w:r>
+    </w:p>
+    <w:p>
+      <w:r>
+        <w:rPr>
+          <w:b w:val="0"/>
+        </w:rPr>
+        <w:t>Conectar ambos a la misma Wi-Fi sin aislamiento de clientes y mantener las apps visibles. En B elegir Equipo, habilitar permiso remoto e iniciar. En A elegir Operador, copiar la IPv4 privada y el código FS2 completo de B por un medio de confianza y conectar. Usar fecha y hora automáticas.</w:t>
       </w:r>
     </w:p>
     <w:p>
@@ -5724,17 +3830,55 @@
         <w:pStyle w:val="Heading2"/>
       </w:pPr>
       <w:r>
-        <w:t>Bloc de notas requerido en AAI</w:t>
+        <w:t>Guion de ocho a diez minutos</w:t>
       </w:r>
     </w:p>
     <w:p>
       <w:r>
-        <w:t>Repositorio público del proyecto: https://github.com/nestorperezurdaneta23-create/FrioSeguroOT. Incluye el código, el APK, el informe y las evidencias automatizadas. El archivo Entrega_TI3042_Nestor_Urdaneta.txt contiene este enlace real y se entrega junto con el proyecto.</w:t>
+        <w:rPr>
+          <w:b w:val="0"/>
+        </w:rPr>
+        <w:t>1. Explicar el problema y justificar SQLite y Wi-Fi. Crear o utilizar la cuenta local y demostrar el rechazo de una contraseña incorrecta.</w:t>
       </w:r>
     </w:p>
     <w:p>
       <w:r>
-        <w:t>Subir el archivo de texto al AAI y confirmar con Enviar tarea. La validación docente y los ensayos Wi-Fi entre dos teléfonos deben completarse realmente. No publicar contraseñas, códigos de emparejamiento, local.properties, claves de firma ni carpetas de construcción.</w:t>
+        <w:rPr>
+          <w:b w:val="0"/>
+        </w:rPr>
+        <w:t>2. Mostrar roles, dirección del Equipo, estado TLS y telemetría. Verificar puerta, temperatura, compresor y tendencia.</w:t>
+      </w:r>
+    </w:p>
+    <w:p>
+      <w:r>
+        <w:rPr>
+          <w:b w:val="0"/>
+        </w:rPr>
+        <w:t>3. Provocar calor o apertura de puerta en B. Mostrar la alarma en A. Enviar una orden MANUAL y comprobar su ACK y efecto en B.</w:t>
+      </w:r>
+    </w:p>
+    <w:p>
+      <w:r>
+        <w:rPr>
+          <w:b w:val="0"/>
+        </w:rPr>
+        <w:t>4. Abrir Historial, filtrar REMOTO y alarmas, consultar y exportar CSV. Comparar conteo y filas. Desconectar y comprobar la consulta sin red.</w:t>
+      </w:r>
+    </w:p>
+    <w:p>
+      <w:r>
+        <w:rPr>
+          <w:b w:val="0"/>
+        </w:rPr>
+        <w:t>5. Cerrar y abrir la app e ingresar otra vez. Verificar persistencia. Ensayar pérdida de Wi-Fi, datos vencidos y fallback AUTO con consigna 4 °C.</w:t>
+      </w:r>
+    </w:p>
+    <w:p>
+      <w:r>
+        <w:rPr>
+          <w:b w:val="0"/>
+        </w:rPr>
+        <w:t>6. Explicar Keystore, TLS, huella, PSK y límites. Mostrar pruebas y completar el registro físico con resultados observados.</w:t>
       </w:r>
     </w:p>
     <w:p>
@@ -5742,112 +3886,267 @@
         <w:pStyle w:val="Heading2"/>
       </w:pPr>
       <w:r>
-        <w:t>Referencias</w:t>
+        <w:t>Entrega en el AAI</w:t>
+      </w:r>
+    </w:p>
+    <w:p>
+      <w:r>
+        <w:rPr>
+          <w:b w:val="0"/>
+        </w:rPr>
+        <w:t>La guía solicita un Bloc de notas con el enlace al código en GitHub. Subir Entrega_TI3042_Nestor_Urdaneta.txt en la tarea correcta antes del cierre y pulsar Enviar tarea para confirmar. Verificar el estado de entrega. No se reciben entregas por correo.</w:t>
+      </w:r>
+    </w:p>
+    <w:p>
+      <w:r>
+        <w:rPr>
+          <w:b w:val="0"/>
+        </w:rPr>
+        <w:t>Repositorio público: https://github.com/nestorperezurdaneta23-create/FrioSeguroOT</w:t>
+      </w:r>
+    </w:p>
+    <w:p>
+      <w:r>
+        <w:rPr>
+          <w:b w:val="0"/>
+        </w:rPr>
+        <w:t>El TXT mantiene ese enlace. El repositorio incluye APK, informe, fuentes y evidencias. La demostración y el registro de los teléfonos complementan la entrega del archivo.</w:t>
+      </w:r>
+    </w:p>
+    <w:p>
+      <w:r>
+        <w:br w:type="page"/>
       </w:r>
     </w:p>
     <w:p>
       <w:pPr>
-        <w:spacing w:after="100"/>
+        <w:pStyle w:val="Heading1"/>
+      </w:pPr>
+      <w:r>
+        <w:t>Referencias y documentos del proyecto</w:t>
+      </w:r>
+    </w:p>
+    <w:p>
+      <w:r>
+        <w:rPr>
+          <w:b w:val="0"/>
+        </w:rPr>
+        <w:t>La fuente de requisitos es la Guía de Aprendizaje Sumativa Unidad 2 TI3042 proporcionada por el docente. La pauta de la fotografía se conserva como matriz de ocho criterios y 100 puntos. La guía indica evaluación individual de 25 %, seis semanas y entrega en AAI mediante TXT con enlace a GitHub.</w:t>
+      </w:r>
+    </w:p>
+    <w:p>
+      <w:pPr>
+        <w:spacing w:after="60"/>
       </w:pPr>
       <w:r>
         <w:rPr>
-          <w:sz w:val="16"/>
+          <w:b/>
         </w:rPr>
-        <w:t>[1] ISO. ISO/IEC 27400:2022.</w:t>
-        <w:br/>
+        <w:t>[1] Android Developers. Save data using SQLite.</w:t>
+      </w:r>
+    </w:p>
+    <w:p>
+      <w:pPr>
+        <w:spacing w:after="160"/>
+      </w:pPr>
+      <w:r>
+        <w:rPr>
+          <w:b w:val="0"/>
+          <w:sz w:val="19"/>
+        </w:rPr>
+        <w:t>https://developer.android.com/training/data-storage/sqlite</w:t>
+      </w:r>
+    </w:p>
+    <w:p>
+      <w:pPr>
+        <w:spacing w:after="60"/>
+      </w:pPr>
+      <w:r>
+        <w:rPr>
+          <w:b/>
+        </w:rPr>
+        <w:t>[2] Android Developers. Security with network protocols y TLS.</w:t>
+      </w:r>
+    </w:p>
+    <w:p>
+      <w:pPr>
+        <w:spacing w:after="160"/>
+      </w:pPr>
+      <w:r>
+        <w:rPr>
+          <w:b w:val="0"/>
+          <w:sz w:val="19"/>
+        </w:rPr>
+        <w:t>https://developer.android.com/privacy-and-security/security-ssl</w:t>
+      </w:r>
+    </w:p>
+    <w:p>
+      <w:pPr>
+        <w:spacing w:after="60"/>
+      </w:pPr>
+      <w:r>
+        <w:rPr>
+          <w:b/>
+        </w:rPr>
+        <w:t>[3] Android Developers. Android Keystore system.</w:t>
+      </w:r>
+    </w:p>
+    <w:p>
+      <w:pPr>
+        <w:spacing w:after="160"/>
+      </w:pPr>
+      <w:r>
+        <w:rPr>
+          <w:b w:val="0"/>
+          <w:sz w:val="19"/>
+        </w:rPr>
+        <w:t>https://developer.android.com/privacy-and-security/keystore</w:t>
+      </w:r>
+    </w:p>
+    <w:p>
+      <w:pPr>
+        <w:spacing w:after="60"/>
+      </w:pPr>
+      <w:r>
+        <w:rPr>
+          <w:b/>
+        </w:rPr>
+        <w:t>[4] ISO. ISO IEC 27400 Security and privacy guidelines for IoT.</w:t>
+      </w:r>
+    </w:p>
+    <w:p>
+      <w:pPr>
+        <w:spacing w:after="160"/>
+      </w:pPr>
+      <w:r>
+        <w:rPr>
+          <w:b w:val="0"/>
+          <w:sz w:val="19"/>
+        </w:rPr>
         <w:t>https://www.iso.org/standard/44373.html</w:t>
       </w:r>
     </w:p>
     <w:p>
       <w:pPr>
-        <w:spacing w:after="100"/>
+        <w:spacing w:after="60"/>
       </w:pPr>
       <w:r>
         <w:rPr>
-          <w:sz w:val="16"/>
+          <w:b/>
         </w:rPr>
-        <w:t>[2] ISO. ISO/IEC 27001:2022.</w:t>
-        <w:br/>
+        <w:t>[5] ISO. ISO IEC 27001 Information security management systems.</w:t>
+      </w:r>
+    </w:p>
+    <w:p>
+      <w:pPr>
+        <w:spacing w:after="160"/>
+      </w:pPr>
+      <w:r>
+        <w:rPr>
+          <w:b w:val="0"/>
+          <w:sz w:val="19"/>
+        </w:rPr>
         <w:t>https://www.iso.org/standard/27001</w:t>
       </w:r>
     </w:p>
     <w:p>
       <w:pPr>
-        <w:spacing w:after="100"/>
+        <w:spacing w:after="60"/>
       </w:pPr>
       <w:r>
         <w:rPr>
-          <w:sz w:val="16"/>
+          <w:b/>
         </w:rPr>
-        <w:t>[3] NIST. SP 800 82 Rev 3.</w:t>
-        <w:br/>
+        <w:t>[6] NIST. SP 800 82 Rev 3 Guide to Operational Technology Security.</w:t>
+      </w:r>
+    </w:p>
+    <w:p>
+      <w:pPr>
+        <w:spacing w:after="160"/>
+      </w:pPr>
+      <w:r>
+        <w:rPr>
+          <w:b w:val="0"/>
+          <w:sz w:val="19"/>
+        </w:rPr>
         <w:t>https://csrc.nist.gov/pubs/sp/800/82/r3/final</w:t>
       </w:r>
     </w:p>
     <w:p>
       <w:pPr>
-        <w:spacing w:after="100"/>
+        <w:spacing w:after="60"/>
       </w:pPr>
       <w:r>
         <w:rPr>
-          <w:sz w:val="16"/>
+          <w:b/>
         </w:rPr>
-        <w:t>[4] Android Developers. Android Gradle Plugin 8.9.</w:t>
-        <w:br/>
-        <w:t>https://developer.android.com/build/releases/agp-8-9-0-release-notes</w:t>
+        <w:t>[7] IETF. RFC 5869 HMAC based Extract and Expand Key Derivation Function.</w:t>
       </w:r>
     </w:p>
     <w:p>
       <w:pPr>
-        <w:spacing w:after="100"/>
+        <w:spacing w:after="160"/>
       </w:pPr>
       <w:r>
         <w:rPr>
-          <w:sz w:val="16"/>
+          <w:b w:val="0"/>
+          <w:sz w:val="19"/>
         </w:rPr>
-        <w:t>[5] Android Developers. Android Keystore system.</w:t>
-        <w:br/>
-        <w:t>https://developer.android.com/privacy-and-security/keystore</w:t>
+        <w:t>https://www.rfc-editor.org/rfc/rfc5869</w:t>
       </w:r>
     </w:p>
     <w:p>
       <w:pPr>
-        <w:spacing w:after="100"/>
+        <w:spacing w:after="60"/>
       </w:pPr>
       <w:r>
         <w:rPr>
-          <w:sz w:val="16"/>
+          <w:b/>
         </w:rPr>
-        <w:t>[6] Android Developers. Cryptography.</w:t>
-        <w:br/>
-        <w:t>https://developer.android.com/privacy-and-security/cryptography</w:t>
+        <w:t>[8] Android Developers. KeyGenParameterSpec Builder y resúmenes autorizados para TLS.</w:t>
       </w:r>
     </w:p>
     <w:p>
       <w:pPr>
-        <w:spacing w:after="100"/>
+        <w:spacing w:after="160"/>
       </w:pPr>
       <w:r>
         <w:rPr>
-          <w:sz w:val="16"/>
+          <w:b w:val="0"/>
+          <w:sz w:val="19"/>
         </w:rPr>
-        <w:t>[7] RFC Editor. RFC 5869 HKDF.</w:t>
-        <w:br/>
-        <w:t>https://www.rfc-editor.org/rfc/rfc5869</w:t>
+        <w:t>https://developer.android.com/reference/android/security/keystore/KeyGenParameterSpec.Builder</w:t>
+      </w:r>
+    </w:p>
+    <w:p>
+      <w:pPr>
+        <w:pStyle w:val="Heading2"/>
+      </w:pPr>
+      <w:r>
+        <w:t>Archivos para revisar</w:t>
       </w:r>
     </w:p>
     <w:p>
       <w:r>
         <w:rPr>
-          <w:sz w:val="16"/>
+          <w:b w:val="0"/>
         </w:rPr>
-        <w:t>Fuentes consultadas el 14 de octubre de 2026. Archivos de consigna: guía TI3042 Unidad 2 y fotografía de la pauta de 100 puntos.</w:t>
+        <w:t>README.md explica instalación y compilación. DATOS_SQLITE.md documenta tablas, cifrado, consultas y CSV. DISENO.md presenta arquitectura y pantallas. SEGURIDAD.md relaciona riesgos, medidas, pruebas y límites. MATRIZ_PAUTA.md vincula cada criterio con código y evidencia.</w:t>
+      </w:r>
+    </w:p>
+    <w:p>
+      <w:r>
+        <w:rPr>
+          <w:b w:val="0"/>
+        </w:rPr>
+        <w:t>PRUEBAS_DISPOSITIVOS.md y Registro_pruebas_wifi.csv permiten registrar los ensayos físicos. VERIFICACION.md distingue resultados actuales y antecedentes. El proyecto incluye :core para lógica y protocolo JVM y :app para UI, SQLite, Keystore y TLS. Los tests instrumentados preparan o borran la cuenta y lecturas del dispositivo de prueba; se ejecutan en un dispositivo reservado para ello.</w:t>
       </w:r>
     </w:p>
     <w:sectPr>
       <w:footerReference w:type="default" r:id="rId9"/>
-      <w:pgSz w:w="11906" w:h="16838"/>
-      <w:pgMar w:top="964" w:right="1020" w:bottom="964" w:left="1020" w:header="720" w:footer="454" w:gutter="0"/>
+      <w:headerReference w:type="default" r:id="rId12"/>
+      <w:pgSz w:w="11909" w:h="16834"/>
+      <w:pgMar w:top="1008" w:right="1152" w:bottom="936" w:left="1152" w:header="720" w:footer="454" w:gutter="0"/>
       <w:cols w:space="720"/>
       <w:docGrid w:linePitch="360"/>
     </w:sectPr>
@@ -5864,13 +4163,23 @@
     </w:pPr>
     <w:r>
       <w:rPr>
-        <w:sz w:val="16"/>
+        <w:sz w:val="18"/>
       </w:rPr>
       <w:t xml:space="preserve">FríoSeguro OT  |  </w:t>
     </w:r>
     <w:fldSimple w:instr="PAGE"/>
   </w:p>
 </w:ftr>
+</file>
+
+<file path=word/header1.xml><?xml version="1.0" encoding="utf-8"?>
+<w:hdr xmlns:m="http://schemas.openxmlformats.org/officeDocument/2006/math" xmlns:mc="http://schemas.openxmlformats.org/markup-compatibility/2006" xmlns:mo="http://schemas.microsoft.com/office/mac/office/2008/main" xmlns:mv="urn:schemas-microsoft-com:mac:vml" xmlns:o="urn:schemas-microsoft-com:office:office" xmlns:r="http://schemas.openxmlformats.org/officeDocument/2006/relationships" xmlns:v="urn:schemas-microsoft-com:vml" xmlns:w10="urn:schemas-microsoft-com:office:word" xmlns:w14="http://schemas.microsoft.com/office/word/2010/wordml" xmlns:w="http://schemas.openxmlformats.org/wordprocessingml/2006/main" xmlns:wne="http://schemas.microsoft.com/office/word/2006/wordml" xmlns:wp14="http://schemas.microsoft.com/office/word/2010/wordprocessingDrawing" xmlns:wp="http://schemas.openxmlformats.org/drawingml/2006/wordprocessingDrawing" xmlns:wpc="http://schemas.microsoft.com/office/word/2010/wordprocessingCanvas" xmlns:wpg="http://schemas.microsoft.com/office/word/2010/wordprocessingGroup" xmlns:wpi="http://schemas.microsoft.com/office/word/2010/wordprocessingInk" xmlns:wps="http://schemas.microsoft.com/office/word/2010/wordprocessingShape" mc:Ignorable="w14 wp14">
+  <w:p>
+    <w:pPr>
+      <w:pStyle w:val="Header"/>
+    </w:pPr>
+  </w:p>
+</w:hdr>
 </file>
 
 <file path=word/numbering.xml><?xml version="1.0" encoding="utf-8"?>
@@ -6240,7 +4549,7 @@
       <w:spacing w:after="140" w:line="264" w:lineRule="auto"/>
     </w:pPr>
     <w:rPr>
-      <w:rFonts w:ascii="Arial" w:hAnsi="Arial"/>
+      <w:rFonts w:ascii="Calibri" w:hAnsi="Calibri"/>
       <w:color w:val="000000"/>
       <w:sz w:val="21"/>
     </w:rPr>
@@ -6304,11 +4613,11 @@
       <w:outlineLvl w:val="0"/>
     </w:pPr>
     <w:rPr>
-      <w:rFonts w:asciiTheme="majorHAnsi" w:eastAsiaTheme="majorEastAsia" w:hAnsiTheme="majorHAnsi" w:cstheme="majorBidi" w:ascii="Arial" w:hAnsi="Arial"/>
+      <w:rFonts w:asciiTheme="majorHAnsi" w:eastAsiaTheme="majorEastAsia" w:hAnsiTheme="majorHAnsi" w:cstheme="majorBidi" w:ascii="Calibri" w:hAnsi="Calibri"/>
       <w:b/>
       <w:bCs/>
       <w:color w:val="000000"/>
-      <w:sz w:val="32"/>
+      <w:sz w:val="38"/>
       <w:szCs w:val="28"/>
     </w:rPr>
   </w:style>
@@ -6328,11 +4637,11 @@
       <w:outlineLvl w:val="1"/>
     </w:pPr>
     <w:rPr>
-      <w:rFonts w:asciiTheme="majorHAnsi" w:eastAsiaTheme="majorEastAsia" w:hAnsiTheme="majorHAnsi" w:cstheme="majorBidi" w:ascii="Arial" w:hAnsi="Arial"/>
+      <w:rFonts w:asciiTheme="majorHAnsi" w:eastAsiaTheme="majorEastAsia" w:hAnsiTheme="majorHAnsi" w:cstheme="majorBidi" w:ascii="Calibri" w:hAnsi="Calibri"/>
       <w:b/>
       <w:bCs/>
       <w:color w:val="000000"/>
-      <w:sz w:val="24"/>
+      <w:sz w:val="25"/>
       <w:szCs w:val="26"/>
     </w:rPr>
   </w:style>
@@ -6348,14 +4657,14 @@
     <w:pPr>
       <w:keepNext/>
       <w:keepLines/>
-      <w:spacing w:before="200" w:after="0"/>
+      <w:spacing w:before="200" w:after="140"/>
       <w:outlineLvl w:val="2"/>
     </w:pPr>
     <w:rPr>
-      <w:rFonts w:asciiTheme="majorHAnsi" w:eastAsiaTheme="majorEastAsia" w:hAnsiTheme="majorHAnsi" w:cstheme="majorBidi"/>
+      <w:rFonts w:asciiTheme="majorHAnsi" w:eastAsiaTheme="majorEastAsia" w:hAnsiTheme="majorHAnsi" w:cstheme="majorBidi" w:ascii="Calibri" w:hAnsi="Calibri"/>
       <w:b/>
       <w:bCs/>
-      <w:color w:val="4F81BD" w:themeColor="accent1"/>
+      <w:color w:val="000000"/>
     </w:rPr>
   </w:style>
   <w:style w:type="paragraph" w:styleId="Heading4">
@@ -6590,11 +4899,11 @@
       <w:contextualSpacing/>
     </w:pPr>
     <w:rPr>
-      <w:rFonts w:asciiTheme="majorHAnsi" w:eastAsiaTheme="majorEastAsia" w:hAnsiTheme="majorHAnsi" w:cstheme="majorBidi" w:ascii="Arial" w:hAnsi="Arial"/>
+      <w:rFonts w:asciiTheme="majorHAnsi" w:eastAsiaTheme="majorEastAsia" w:hAnsiTheme="majorHAnsi" w:cstheme="majorBidi" w:ascii="Calibri" w:hAnsi="Calibri"/>
       <w:color w:val="000000"/>
       <w:spacing w:val="5"/>
       <w:kern w:val="28"/>
-      <w:sz w:val="50"/>
+      <w:sz w:val="58"/>
       <w:szCs w:val="52"/>
     </w:rPr>
   </w:style>
@@ -6628,12 +4937,12 @@
       <w:spacing w:after="140"/>
     </w:pPr>
     <w:rPr>
-      <w:rFonts w:asciiTheme="majorHAnsi" w:eastAsiaTheme="majorEastAsia" w:hAnsiTheme="majorHAnsi" w:cstheme="majorBidi" w:ascii="Arial" w:hAnsi="Arial"/>
+      <w:rFonts w:asciiTheme="majorHAnsi" w:eastAsiaTheme="majorEastAsia" w:hAnsiTheme="majorHAnsi" w:cstheme="majorBidi" w:ascii="Calibri" w:hAnsi="Calibri"/>
       <w:i/>
       <w:iCs/>
       <w:color w:val="000000"/>
       <w:spacing w:val="15"/>
-      <w:sz w:val="30"/>
+      <w:sz w:val="26"/>
       <w:szCs w:val="24"/>
     </w:rPr>
   </w:style>
